--- a/docs/Tofu Tower Defence.docx
+++ b/docs/Tofu Tower Defence.docx
@@ -1234,7 +1234,10 @@
     </w:p>
     <w:p>
       <w:r>
-        <w:t xml:space="preserve">Tofu </w:t>
+        <w:t>T</w:t>
+      </w:r>
+      <w:r>
+        <w:t xml:space="preserve">TD will feature multiple levels of scaling difficulty. </w:t>
       </w:r>
     </w:p>
     <w:sectPr>

--- a/docs/Tofu Tower Defence.docx
+++ b/docs/Tofu Tower Defence.docx
@@ -1212,34 +1212,91 @@
       <w:pPr>
         <w:pStyle w:val="Heading1"/>
       </w:pPr>
-      <w:bookmarkStart w:id="1" w:name="_Toc185890045"/>
       <w:r>
-        <w:t>Game</w:t>
-      </w:r>
-      <w:bookmarkEnd w:id="1"/>
-      <w:r>
-        <w:t xml:space="preserve"> </w:t>
-      </w:r>
-      <w:r>
-        <w:t>Design</w:t>
+        <w:t>Terminology</w:t>
       </w:r>
     </w:p>
+    <w:tbl>
+      <w:tblPr>
+        <w:tblStyle w:val="GridTable4-Accent4"/>
+        <w:tblW w:w="0" w:type="auto"/>
+        <w:tblLook w:val="0420" w:firstRow="1" w:lastRow="0" w:firstColumn="0" w:lastColumn="0" w:noHBand="0" w:noVBand="1"/>
+      </w:tblPr>
+      <w:tblGrid>
+        <w:gridCol w:w="2972"/>
+        <w:gridCol w:w="6378"/>
+      </w:tblGrid>
+      <w:tr>
+        <w:trPr>
+          <w:cnfStyle w:val="100000000000" w:firstRow="1" w:lastRow="0" w:firstColumn="0" w:lastColumn="0" w:oddVBand="0" w:evenVBand="0" w:oddHBand="0" w:evenHBand="0" w:firstRowFirstColumn="0" w:firstRowLastColumn="0" w:lastRowFirstColumn="0" w:lastRowLastColumn="0"/>
+        </w:trPr>
+        <w:tc>
+          <w:tcPr>
+            <w:tcW w:w="2972" w:type="dxa"/>
+            <w:vAlign w:val="center"/>
+          </w:tcPr>
+          <w:p>
+            <w:pPr>
+              <w:jc w:val="center"/>
+            </w:pPr>
+            <w:r>
+              <w:t>Term</w:t>
+            </w:r>
+          </w:p>
+        </w:tc>
+        <w:tc>
+          <w:tcPr>
+            <w:tcW w:w="6378" w:type="dxa"/>
+            <w:vAlign w:val="center"/>
+          </w:tcPr>
+          <w:p>
+            <w:pPr>
+              <w:jc w:val="center"/>
+            </w:pPr>
+            <w:r>
+              <w:t>Definition</w:t>
+            </w:r>
+          </w:p>
+        </w:tc>
+      </w:tr>
+      <w:tr>
+        <w:trPr>
+          <w:cnfStyle w:val="000000100000" w:firstRow="0" w:lastRow="0" w:firstColumn="0" w:lastColumn="0" w:oddVBand="0" w:evenVBand="0" w:oddHBand="1" w:evenHBand="0" w:firstRowFirstColumn="0" w:firstRowLastColumn="0" w:lastRowFirstColumn="0" w:lastRowLastColumn="0"/>
+        </w:trPr>
+        <w:tc>
+          <w:tcPr>
+            <w:tcW w:w="2972" w:type="dxa"/>
+          </w:tcPr>
+          <w:p>
+            <w:pPr>
+              <w:jc w:val="center"/>
+            </w:pPr>
+            <w:r>
+              <w:t>TTD</w:t>
+            </w:r>
+          </w:p>
+        </w:tc>
+        <w:tc>
+          <w:tcPr>
+            <w:tcW w:w="6378" w:type="dxa"/>
+          </w:tcPr>
+          <w:p>
+            <w:r>
+              <w:t>Tofu’s Tower Defence.</w:t>
+            </w:r>
+          </w:p>
+        </w:tc>
+      </w:tr>
+    </w:tbl>
     <w:p>
       <w:pPr>
-        <w:pStyle w:val="Heading2"/>
+        <w:pStyle w:val="Heading1"/>
       </w:pPr>
       <w:r>
-        <w:t>General</w:t>
+        <w:t>Game Design</w:t>
       </w:r>
     </w:p>
-    <w:p>
-      <w:r>
-        <w:t>T</w:t>
-      </w:r>
-      <w:r>
-        <w:t xml:space="preserve">TD will feature multiple levels of scaling difficulty. </w:t>
-      </w:r>
-    </w:p>
+    <w:p/>
     <w:sectPr>
       <w:footerReference w:type="default" r:id="rId6"/>
       <w:pgSz w:w="12240" w:h="15840"/>
@@ -2417,6 +2474,101 @@
       <w:lang w:val="en-CA"/>
     </w:rPr>
   </w:style>
+  <w:style w:type="table" w:styleId="TableGrid">
+    <w:name w:val="Table Grid"/>
+    <w:basedOn w:val="TableNormal"/>
+    <w:uiPriority w:val="39"/>
+    <w:rsid w:val="005979DE"/>
+    <w:pPr>
+      <w:spacing w:after="0" w:line="240" w:lineRule="auto"/>
+    </w:pPr>
+    <w:tblPr>
+      <w:tblBorders>
+        <w:top w:val="single" w:sz="4" w:space="0" w:color="auto"/>
+        <w:left w:val="single" w:sz="4" w:space="0" w:color="auto"/>
+        <w:bottom w:val="single" w:sz="4" w:space="0" w:color="auto"/>
+        <w:right w:val="single" w:sz="4" w:space="0" w:color="auto"/>
+        <w:insideH w:val="single" w:sz="4" w:space="0" w:color="auto"/>
+        <w:insideV w:val="single" w:sz="4" w:space="0" w:color="auto"/>
+      </w:tblBorders>
+    </w:tblPr>
+  </w:style>
+  <w:style w:type="table" w:styleId="GridTable4-Accent4">
+    <w:name w:val="Grid Table 4 Accent 4"/>
+    <w:basedOn w:val="TableNormal"/>
+    <w:uiPriority w:val="49"/>
+    <w:rsid w:val="005979DE"/>
+    <w:pPr>
+      <w:spacing w:after="0" w:line="240" w:lineRule="auto"/>
+    </w:pPr>
+    <w:tblPr>
+      <w:tblStyleRowBandSize w:val="1"/>
+      <w:tblStyleColBandSize w:val="1"/>
+      <w:tblBorders>
+        <w:top w:val="single" w:sz="4" w:space="0" w:color="60CAF3" w:themeColor="accent4" w:themeTint="99"/>
+        <w:left w:val="single" w:sz="4" w:space="0" w:color="60CAF3" w:themeColor="accent4" w:themeTint="99"/>
+        <w:bottom w:val="single" w:sz="4" w:space="0" w:color="60CAF3" w:themeColor="accent4" w:themeTint="99"/>
+        <w:right w:val="single" w:sz="4" w:space="0" w:color="60CAF3" w:themeColor="accent4" w:themeTint="99"/>
+        <w:insideH w:val="single" w:sz="4" w:space="0" w:color="60CAF3" w:themeColor="accent4" w:themeTint="99"/>
+        <w:insideV w:val="single" w:sz="4" w:space="0" w:color="60CAF3" w:themeColor="accent4" w:themeTint="99"/>
+      </w:tblBorders>
+    </w:tblPr>
+    <w:tblStylePr w:type="firstRow">
+      <w:rPr>
+        <w:b/>
+        <w:bCs/>
+        <w:color w:val="FFFFFF" w:themeColor="background1"/>
+      </w:rPr>
+      <w:tblPr/>
+      <w:tcPr>
+        <w:tcBorders>
+          <w:top w:val="single" w:sz="4" w:space="0" w:color="0F9ED5" w:themeColor="accent4"/>
+          <w:left w:val="single" w:sz="4" w:space="0" w:color="0F9ED5" w:themeColor="accent4"/>
+          <w:bottom w:val="single" w:sz="4" w:space="0" w:color="0F9ED5" w:themeColor="accent4"/>
+          <w:right w:val="single" w:sz="4" w:space="0" w:color="0F9ED5" w:themeColor="accent4"/>
+          <w:insideH w:val="nil"/>
+          <w:insideV w:val="nil"/>
+        </w:tcBorders>
+        <w:shd w:val="clear" w:color="auto" w:fill="0F9ED5" w:themeFill="accent4"/>
+      </w:tcPr>
+    </w:tblStylePr>
+    <w:tblStylePr w:type="lastRow">
+      <w:rPr>
+        <w:b/>
+        <w:bCs/>
+      </w:rPr>
+      <w:tblPr/>
+      <w:tcPr>
+        <w:tcBorders>
+          <w:top w:val="double" w:sz="4" w:space="0" w:color="0F9ED5" w:themeColor="accent4"/>
+        </w:tcBorders>
+      </w:tcPr>
+    </w:tblStylePr>
+    <w:tblStylePr w:type="firstCol">
+      <w:rPr>
+        <w:b/>
+        <w:bCs/>
+      </w:rPr>
+    </w:tblStylePr>
+    <w:tblStylePr w:type="lastCol">
+      <w:rPr>
+        <w:b/>
+        <w:bCs/>
+      </w:rPr>
+    </w:tblStylePr>
+    <w:tblStylePr w:type="band1Vert">
+      <w:tblPr/>
+      <w:tcPr>
+        <w:shd w:val="clear" w:color="auto" w:fill="CAEDFB" w:themeFill="accent4" w:themeFillTint="33"/>
+      </w:tcPr>
+    </w:tblStylePr>
+    <w:tblStylePr w:type="band1Horz">
+      <w:tblPr/>
+      <w:tcPr>
+        <w:shd w:val="clear" w:color="auto" w:fill="CAEDFB" w:themeFill="accent4" w:themeFillTint="33"/>
+      </w:tcPr>
+    </w:tblStylePr>
+  </w:style>
 </w:styles>
 </file>
 

--- a/docs/Tofu Tower Defence.docx
+++ b/docs/Tofu Tower Defence.docx
@@ -984,6 +984,15 @@
     </w:sdt>
     <w:sdt>
       <w:sdtPr>
+        <w:rPr>
+          <w:rFonts w:eastAsiaTheme="minorHAnsi" w:cs="Times New Roman"/>
+          <w:color w:val="auto"/>
+          <w:kern w:val="2"/>
+          <w:sz w:val="22"/>
+          <w:szCs w:val="22"/>
+          <w:lang w:val="en-CA"/>
+          <w14:ligatures w14:val="standardContextual"/>
+        </w:rPr>
         <w:id w:val="-1337684794"/>
         <w:docPartObj>
           <w:docPartGallery w:val="Table of Contents"/>
@@ -992,16 +1001,9 @@
       </w:sdtPr>
       <w:sdtEndPr>
         <w:rPr>
-          <w:rFonts w:eastAsiaTheme="minorHAnsi" w:cs="Times New Roman"/>
           <w:b/>
           <w:bCs/>
           <w:noProof/>
-          <w:color w:val="auto"/>
-          <w:kern w:val="2"/>
-          <w:sz w:val="22"/>
-          <w:szCs w:val="22"/>
-          <w:lang w:val="en-CA"/>
-          <w14:ligatures w14:val="standardContextual"/>
         </w:rPr>
       </w:sdtEndPr>
       <w:sdtContent>
@@ -1020,7 +1022,11 @@
               <w:tab w:val="right" w:leader="dot" w:pos="9350"/>
             </w:tabs>
             <w:rPr>
+              <w:rFonts w:eastAsiaTheme="minorEastAsia" w:cstheme="minorBidi"/>
               <w:noProof/>
+              <w:sz w:val="24"/>
+              <w:szCs w:val="24"/>
+              <w:lang w:val="en-US"/>
             </w:rPr>
           </w:pPr>
           <w:r>
@@ -1032,7 +1038,7 @@
           <w:r>
             <w:fldChar w:fldCharType="separate"/>
           </w:r>
-          <w:hyperlink w:anchor="_Toc185890044" w:history="1">
+          <w:hyperlink w:anchor="_Toc186050673" w:history="1">
             <w:r>
               <w:rPr>
                 <w:rStyle w:val="Hyperlink"/>
@@ -1059,7 +1065,7 @@
                 <w:noProof/>
                 <w:webHidden/>
               </w:rPr>
-              <w:instrText xml:space="preserve"> PAGEREF _Toc185890044 \h </w:instrText>
+              <w:instrText xml:space="preserve"> PAGEREF _Toc186050673 \h </w:instrText>
             </w:r>
             <w:r>
               <w:rPr>
@@ -1097,16 +1103,20 @@
               <w:tab w:val="right" w:leader="dot" w:pos="9350"/>
             </w:tabs>
             <w:rPr>
+              <w:rFonts w:eastAsiaTheme="minorEastAsia" w:cstheme="minorBidi"/>
               <w:noProof/>
+              <w:sz w:val="24"/>
+              <w:szCs w:val="24"/>
+              <w:lang w:val="en-US"/>
             </w:rPr>
           </w:pPr>
-          <w:hyperlink w:anchor="_Toc185890045" w:history="1">
+          <w:hyperlink w:anchor="_Toc186050674" w:history="1">
             <w:r>
               <w:rPr>
                 <w:rStyle w:val="Hyperlink"/>
                 <w:noProof/>
               </w:rPr>
-              <w:t>Game</w:t>
+              <w:t>Terminology</w:t>
             </w:r>
             <w:r>
               <w:rPr>
@@ -1127,7 +1137,7 @@
                 <w:noProof/>
                 <w:webHidden/>
               </w:rPr>
-              <w:instrText xml:space="preserve"> PAGEREF _Toc185890045 \h </w:instrText>
+              <w:instrText xml:space="preserve"> PAGEREF _Toc186050674 \h </w:instrText>
             </w:r>
             <w:r>
               <w:rPr>
@@ -1148,6 +1158,268 @@
                 <w:webHidden/>
               </w:rPr>
               <w:t>2</w:t>
+            </w:r>
+            <w:r>
+              <w:rPr>
+                <w:noProof/>
+                <w:webHidden/>
+              </w:rPr>
+              <w:fldChar w:fldCharType="end"/>
+            </w:r>
+          </w:hyperlink>
+        </w:p>
+        <w:p>
+          <w:pPr>
+            <w:pStyle w:val="TOC1"/>
+            <w:tabs>
+              <w:tab w:val="right" w:leader="dot" w:pos="9350"/>
+            </w:tabs>
+            <w:rPr>
+              <w:rFonts w:eastAsiaTheme="minorEastAsia" w:cstheme="minorBidi"/>
+              <w:noProof/>
+              <w:sz w:val="24"/>
+              <w:szCs w:val="24"/>
+              <w:lang w:val="en-US"/>
+            </w:rPr>
+          </w:pPr>
+          <w:r>
+            <w:rPr>
+              <w:noProof/>
+            </w:rPr>
+            <w:fldChar w:fldCharType="begin"/>
+          </w:r>
+          <w:r>
+            <w:rPr>
+              <w:noProof/>
+            </w:rPr>
+            <w:instrText xml:space="preserve"> =  \* MERGEFORMAT </w:instrText>
+          </w:r>
+          <w:r>
+            <w:rPr>
+              <w:noProof/>
+            </w:rPr>
+            <w:fldChar w:fldCharType="separate"/>
+          </w:r>
+          <w:r>
+            <w:rPr>
+              <w:b/>
+              <w:noProof/>
+            </w:rPr>
+            <w:t>!Unexpected End of Formula</w:t>
+          </w:r>
+          <w:r>
+            <w:rPr>
+              <w:noProof/>
+            </w:rPr>
+            <w:fldChar w:fldCharType="end"/>
+          </w:r>
+        </w:p>
+        <w:p>
+          <w:pPr>
+            <w:pStyle w:val="TOC2"/>
+            <w:tabs>
+              <w:tab w:val="right" w:leader="dot" w:pos="9350"/>
+            </w:tabs>
+            <w:rPr>
+              <w:rFonts w:eastAsiaTheme="minorEastAsia" w:cstheme="minorBidi"/>
+              <w:noProof/>
+              <w:sz w:val="24"/>
+              <w:szCs w:val="24"/>
+              <w:lang w:val="en-US"/>
+            </w:rPr>
+          </w:pPr>
+          <w:hyperlink w:anchor="_Toc186050676" w:history="1">
+            <w:r>
+              <w:rPr>
+                <w:rStyle w:val="Hyperlink"/>
+                <w:noProof/>
+              </w:rPr>
+              <w:t>Overview</w:t>
+            </w:r>
+            <w:r>
+              <w:rPr>
+                <w:noProof/>
+                <w:webHidden/>
+              </w:rPr>
+              <w:tab/>
+            </w:r>
+            <w:r>
+              <w:rPr>
+                <w:noProof/>
+                <w:webHidden/>
+              </w:rPr>
+              <w:fldChar w:fldCharType="begin"/>
+            </w:r>
+            <w:r>
+              <w:rPr>
+                <w:noProof/>
+                <w:webHidden/>
+              </w:rPr>
+              <w:instrText xml:space="preserve"> PAGEREF _Toc186050676 \h </w:instrText>
+            </w:r>
+            <w:r>
+              <w:rPr>
+                <w:noProof/>
+                <w:webHidden/>
+              </w:rPr>
+            </w:r>
+            <w:r>
+              <w:rPr>
+                <w:noProof/>
+                <w:webHidden/>
+              </w:rPr>
+              <w:fldChar w:fldCharType="separate"/>
+            </w:r>
+            <w:r>
+              <w:rPr>
+                <w:noProof/>
+                <w:webHidden/>
+              </w:rPr>
+              <w:t>2</w:t>
+            </w:r>
+            <w:r>
+              <w:rPr>
+                <w:noProof/>
+                <w:webHidden/>
+              </w:rPr>
+              <w:fldChar w:fldCharType="end"/>
+            </w:r>
+          </w:hyperlink>
+        </w:p>
+        <w:p>
+          <w:pPr>
+            <w:pStyle w:val="TOC2"/>
+            <w:tabs>
+              <w:tab w:val="right" w:leader="dot" w:pos="9350"/>
+            </w:tabs>
+            <w:rPr>
+              <w:rFonts w:eastAsiaTheme="minorEastAsia" w:cstheme="minorBidi"/>
+              <w:noProof/>
+              <w:sz w:val="24"/>
+              <w:szCs w:val="24"/>
+              <w:lang w:val="en-US"/>
+            </w:rPr>
+          </w:pPr>
+          <w:hyperlink w:anchor="_Toc186050677" w:history="1">
+            <w:r>
+              <w:rPr>
+                <w:rStyle w:val="Hyperlink"/>
+                <w:noProof/>
+              </w:rPr>
+              <w:t>Gameplay</w:t>
+            </w:r>
+            <w:r>
+              <w:rPr>
+                <w:noProof/>
+                <w:webHidden/>
+              </w:rPr>
+              <w:tab/>
+            </w:r>
+            <w:r>
+              <w:rPr>
+                <w:noProof/>
+                <w:webHidden/>
+              </w:rPr>
+              <w:fldChar w:fldCharType="begin"/>
+            </w:r>
+            <w:r>
+              <w:rPr>
+                <w:noProof/>
+                <w:webHidden/>
+              </w:rPr>
+              <w:instrText xml:space="preserve"> PAGEREF _Toc186050677 \h </w:instrText>
+            </w:r>
+            <w:r>
+              <w:rPr>
+                <w:noProof/>
+                <w:webHidden/>
+              </w:rPr>
+            </w:r>
+            <w:r>
+              <w:rPr>
+                <w:noProof/>
+                <w:webHidden/>
+              </w:rPr>
+              <w:fldChar w:fldCharType="separate"/>
+            </w:r>
+            <w:r>
+              <w:rPr>
+                <w:noProof/>
+                <w:webHidden/>
+              </w:rPr>
+              <w:t>3</w:t>
+            </w:r>
+            <w:r>
+              <w:rPr>
+                <w:noProof/>
+                <w:webHidden/>
+              </w:rPr>
+              <w:fldChar w:fldCharType="end"/>
+            </w:r>
+          </w:hyperlink>
+        </w:p>
+        <w:p>
+          <w:pPr>
+            <w:pStyle w:val="TOC2"/>
+            <w:tabs>
+              <w:tab w:val="right" w:leader="dot" w:pos="9350"/>
+            </w:tabs>
+            <w:rPr>
+              <w:rFonts w:eastAsiaTheme="minorEastAsia" w:cstheme="minorBidi"/>
+              <w:noProof/>
+              <w:sz w:val="24"/>
+              <w:szCs w:val="24"/>
+              <w:lang w:val="en-US"/>
+            </w:rPr>
+          </w:pPr>
+          <w:hyperlink w:anchor="_Toc186050678" w:history="1">
+            <w:r>
+              <w:rPr>
+                <w:rStyle w:val="Hyperlink"/>
+                <w:noProof/>
+              </w:rPr>
+              <w:t>Game State Flow Chart</w:t>
+            </w:r>
+            <w:r>
+              <w:rPr>
+                <w:noProof/>
+                <w:webHidden/>
+              </w:rPr>
+              <w:tab/>
+            </w:r>
+            <w:r>
+              <w:rPr>
+                <w:noProof/>
+                <w:webHidden/>
+              </w:rPr>
+              <w:fldChar w:fldCharType="begin"/>
+            </w:r>
+            <w:r>
+              <w:rPr>
+                <w:noProof/>
+                <w:webHidden/>
+              </w:rPr>
+              <w:instrText xml:space="preserve"> PAGEREF _Toc186050678 \h </w:instrText>
+            </w:r>
+            <w:r>
+              <w:rPr>
+                <w:noProof/>
+                <w:webHidden/>
+              </w:rPr>
+            </w:r>
+            <w:r>
+              <w:rPr>
+                <w:noProof/>
+                <w:webHidden/>
+              </w:rPr>
+              <w:fldChar w:fldCharType="separate"/>
+            </w:r>
+            <w:r>
+              <w:rPr>
+                <w:noProof/>
+                <w:webHidden/>
+              </w:rPr>
+              <w:t>4</w:t>
             </w:r>
             <w:r>
               <w:rPr>
@@ -1187,7 +1459,7 @@
       <w:pPr>
         <w:pStyle w:val="Heading1"/>
       </w:pPr>
-      <w:bookmarkStart w:id="0" w:name="_Toc185890044"/>
+      <w:bookmarkStart w:id="0" w:name="_Toc186050673"/>
       <w:r>
         <w:lastRenderedPageBreak/>
         <w:t>Preamble</w:t>
@@ -1212,9 +1484,11 @@
       <w:pPr>
         <w:pStyle w:val="Heading1"/>
       </w:pPr>
+      <w:bookmarkStart w:id="1" w:name="_Toc186050674"/>
       <w:r>
         <w:t>Terminology</w:t>
       </w:r>
+      <w:bookmarkEnd w:id="1"/>
     </w:p>
     <w:tbl>
       <w:tblPr>
@@ -1287,18 +1561,691 @@
           </w:p>
         </w:tc>
       </w:tr>
+      <w:tr>
+        <w:tc>
+          <w:tcPr>
+            <w:tcW w:w="2972" w:type="dxa"/>
+          </w:tcPr>
+          <w:p>
+            <w:pPr>
+              <w:jc w:val="center"/>
+            </w:pPr>
+            <w:r>
+              <w:t>World</w:t>
+            </w:r>
+          </w:p>
+        </w:tc>
+        <w:tc>
+          <w:tcPr>
+            <w:tcW w:w="6378" w:type="dxa"/>
+          </w:tcPr>
+          <w:p>
+            <w:r>
+              <w:t>A collection of levels unified by a single theme or plot point.</w:t>
+            </w:r>
+          </w:p>
+        </w:tc>
+      </w:tr>
+      <w:tr>
+        <w:trPr>
+          <w:cnfStyle w:val="000000100000" w:firstRow="0" w:lastRow="0" w:firstColumn="0" w:lastColumn="0" w:oddVBand="0" w:evenVBand="0" w:oddHBand="1" w:evenHBand="0" w:firstRowFirstColumn="0" w:firstRowLastColumn="0" w:lastRowFirstColumn="0" w:lastRowLastColumn="0"/>
+        </w:trPr>
+        <w:tc>
+          <w:tcPr>
+            <w:tcW w:w="2972" w:type="dxa"/>
+          </w:tcPr>
+          <w:p>
+            <w:pPr>
+              <w:jc w:val="center"/>
+            </w:pPr>
+            <w:r>
+              <w:t>Tile</w:t>
+            </w:r>
+          </w:p>
+        </w:tc>
+        <w:tc>
+          <w:tcPr>
+            <w:tcW w:w="6378" w:type="dxa"/>
+          </w:tcPr>
+          <w:p>
+            <w:r>
+              <w:t>A single hexagonal on the hexagonal grid which makes up the map.</w:t>
+            </w:r>
+          </w:p>
+        </w:tc>
+      </w:tr>
+      <w:tr>
+        <w:tc>
+          <w:tcPr>
+            <w:tcW w:w="2972" w:type="dxa"/>
+          </w:tcPr>
+          <w:p>
+            <w:pPr>
+              <w:jc w:val="center"/>
+            </w:pPr>
+            <w:r>
+              <w:t>Towers</w:t>
+            </w:r>
+          </w:p>
+        </w:tc>
+        <w:tc>
+          <w:tcPr>
+            <w:tcW w:w="6378" w:type="dxa"/>
+          </w:tcPr>
+          <w:p>
+            <w:r>
+              <w:t>Units which defend against attackers.</w:t>
+            </w:r>
+          </w:p>
+        </w:tc>
+      </w:tr>
+      <w:tr>
+        <w:trPr>
+          <w:cnfStyle w:val="000000100000" w:firstRow="0" w:lastRow="0" w:firstColumn="0" w:lastColumn="0" w:oddVBand="0" w:evenVBand="0" w:oddHBand="1" w:evenHBand="0" w:firstRowFirstColumn="0" w:firstRowLastColumn="0" w:lastRowFirstColumn="0" w:lastRowLastColumn="0"/>
+        </w:trPr>
+        <w:tc>
+          <w:tcPr>
+            <w:tcW w:w="2972" w:type="dxa"/>
+          </w:tcPr>
+          <w:p>
+            <w:pPr>
+              <w:jc w:val="center"/>
+            </w:pPr>
+            <w:r>
+              <w:t>Pregame</w:t>
+            </w:r>
+          </w:p>
+        </w:tc>
+        <w:tc>
+          <w:tcPr>
+            <w:tcW w:w="6378" w:type="dxa"/>
+          </w:tcPr>
+          <w:p>
+            <w:r>
+              <w:t>The period between starting a level and before starting the first wave.</w:t>
+            </w:r>
+          </w:p>
+        </w:tc>
+      </w:tr>
+      <w:tr>
+        <w:tc>
+          <w:tcPr>
+            <w:tcW w:w="2972" w:type="dxa"/>
+          </w:tcPr>
+          <w:p>
+            <w:pPr>
+              <w:jc w:val="center"/>
+            </w:pPr>
+            <w:r>
+              <w:t>Sacred Cat</w:t>
+            </w:r>
+          </w:p>
+        </w:tc>
+        <w:tc>
+          <w:tcPr>
+            <w:tcW w:w="6378" w:type="dxa"/>
+          </w:tcPr>
+          <w:p>
+            <w:r>
+              <w:t>The “heart” of the player’s defences which must be defended at all times!</w:t>
+            </w:r>
+          </w:p>
+        </w:tc>
+      </w:tr>
     </w:tbl>
     <w:p>
       <w:pPr>
         <w:pStyle w:val="Heading1"/>
       </w:pPr>
-      <w:r>
-        <w:t>Game Design</w:t>
+      <w:bookmarkStart w:id="2" w:name="_Toc186050675"/>
+      <w:r>
+        <w:t>Design</w:t>
+      </w:r>
+      <w:bookmarkEnd w:id="2"/>
+    </w:p>
+    <w:p>
+      <w:pPr>
+        <w:pStyle w:val="Heading2"/>
+      </w:pPr>
+      <w:bookmarkStart w:id="3" w:name="_Toc186050676"/>
+      <w:r>
+        <w:t>Overview</w:t>
+      </w:r>
+      <w:bookmarkEnd w:id="3"/>
+    </w:p>
+    <w:p>
+      <w:r>
+        <w:t xml:space="preserve">The basic gameplay loop will consist of </w:t>
+      </w:r>
+      <w:r>
+        <w:t xml:space="preserve">several, escalating waves of enemies attacking the player character’s cat. If the cat </w:t>
+      </w:r>
+      <w:r>
+        <w:t>takes too much damage, it will be roused from its sleep and run away. Cotton and cloth can be harvested to build defences (stuffed animals) which will defend the cat. Defeating enemies will yield XP (experience) which can be used to purchase promotions for your defences.</w:t>
+      </w:r>
+    </w:p>
+    <w:p>
+      <w:pPr>
+        <w:pStyle w:val="Heading2"/>
+      </w:pPr>
+      <w:bookmarkStart w:id="4" w:name="_Toc186050677"/>
+      <w:r>
+        <w:lastRenderedPageBreak/>
+        <w:t>Gameplay</w:t>
+      </w:r>
+      <w:bookmarkEnd w:id="4"/>
+    </w:p>
+    <w:p>
+      <w:pPr>
+        <w:keepNext/>
+      </w:pPr>
+      <w:r>
+        <w:rPr>
+          <w:noProof/>
+        </w:rPr>
+        <w:drawing>
+          <wp:inline distT="0" distB="0" distL="0" distR="0" wp14:anchorId="35FA29AE" wp14:editId="483F0AE9">
+            <wp:extent cx="5943600" cy="3639820"/>
+            <wp:effectExtent l="0" t="0" r="0" b="0"/>
+            <wp:docPr id="1106758189" name="Picture 1" descr="A sketch of the game appearance."/>
+            <wp:cNvGraphicFramePr>
+              <a:graphicFrameLocks xmlns:a="http://schemas.openxmlformats.org/drawingml/2006/main" noChangeAspect="1"/>
+            </wp:cNvGraphicFramePr>
+            <a:graphic xmlns:a="http://schemas.openxmlformats.org/drawingml/2006/main">
+              <a:graphicData uri="http://schemas.openxmlformats.org/drawingml/2006/picture">
+                <pic:pic xmlns:pic="http://schemas.openxmlformats.org/drawingml/2006/picture">
+                  <pic:nvPicPr>
+                    <pic:cNvPr id="1106758189" name="Picture 1" descr="A sketch of the game appearance."/>
+                    <pic:cNvPicPr/>
+                  </pic:nvPicPr>
+                  <pic:blipFill>
+                    <a:blip r:embed="rId7"/>
+                    <a:stretch>
+                      <a:fillRect/>
+                    </a:stretch>
+                  </pic:blipFill>
+                  <pic:spPr>
+                    <a:xfrm>
+                      <a:off x="0" y="0"/>
+                      <a:ext cx="5943600" cy="3639820"/>
+                    </a:xfrm>
+                    <a:prstGeom prst="rect">
+                      <a:avLst/>
+                    </a:prstGeom>
+                  </pic:spPr>
+                </pic:pic>
+              </a:graphicData>
+            </a:graphic>
+          </wp:inline>
+        </w:drawing>
+      </w:r>
+    </w:p>
+    <w:p>
+      <w:pPr>
+        <w:pStyle w:val="Caption"/>
+        <w:jc w:val="center"/>
+      </w:pPr>
+      <w:bookmarkStart w:id="5" w:name="_Ref186050892"/>
+      <w:r>
+        <w:t xml:space="preserve">Figure </w:t>
+      </w:r>
+      <w:r>
+        <w:fldChar w:fldCharType="begin"/>
+      </w:r>
+      <w:r>
+        <w:instrText xml:space="preserve"> SEQ Figure \* ARABIC </w:instrText>
+      </w:r>
+      <w:r>
+        <w:fldChar w:fldCharType="separate"/>
+      </w:r>
+      <w:r>
+        <w:rPr>
+          <w:noProof/>
+        </w:rPr>
+        <w:t>1</w:t>
+      </w:r>
+      <w:r>
+        <w:fldChar w:fldCharType="end"/>
+      </w:r>
+      <w:bookmarkEnd w:id="5"/>
+      <w:r>
+        <w:t xml:space="preserve"> - Sketch of the gameplay</w:t>
+      </w:r>
+      <w:r>
+        <w:t>.</w:t>
+      </w:r>
+    </w:p>
+    <w:p>
+      <w:r>
+        <w:t>TTD takes place on a grid of hexagonal tiles. Hexagonal tiles can have a variety of attributes:</w:t>
+      </w:r>
+    </w:p>
+    <w:p>
+      <w:pPr>
+        <w:pStyle w:val="ListParagraph"/>
+        <w:numPr>
+          <w:ilvl w:val="0"/>
+          <w:numId w:val="3"/>
+        </w:numPr>
+      </w:pPr>
+      <w:r>
+        <w:t>Elevation</w:t>
+      </w:r>
+      <w:r>
+        <w:t xml:space="preserve"> (float)</w:t>
+      </w:r>
+      <w:r>
+        <w:t xml:space="preserve">: </w:t>
+      </w:r>
+    </w:p>
+    <w:p>
+      <w:pPr>
+        <w:pStyle w:val="ListParagraph"/>
+        <w:numPr>
+          <w:ilvl w:val="1"/>
+          <w:numId w:val="3"/>
+        </w:numPr>
+      </w:pPr>
+      <w:r>
+        <w:t>Tiles can have an elevation from 0-</w:t>
+      </w:r>
+      <w:r>
+        <w:t>3. Tiles which have an elevation difference of greater than or equal to 1 cannot be transversed by standard units</w:t>
+      </w:r>
+      <w:r>
+        <w:t xml:space="preserve"> nor shot over by units </w:t>
+      </w:r>
+      <w:r>
+        <w:t>on the lower tile.</w:t>
+      </w:r>
+    </w:p>
+    <w:p>
+      <w:pPr>
+        <w:pStyle w:val="ListParagraph"/>
+        <w:numPr>
+          <w:ilvl w:val="0"/>
+          <w:numId w:val="3"/>
+        </w:numPr>
+      </w:pPr>
+      <w:r>
+        <w:t>Water (bool):</w:t>
+      </w:r>
+    </w:p>
+    <w:p>
+      <w:pPr>
+        <w:pStyle w:val="ListParagraph"/>
+        <w:numPr>
+          <w:ilvl w:val="1"/>
+          <w:numId w:val="3"/>
+        </w:numPr>
+      </w:pPr>
+      <w:r>
+        <w:t>Tiles may either have or not have water. Tiles with water must be treated differently by enemies while they travel and standard towers cannot be placed on water.</w:t>
+      </w:r>
+    </w:p>
+    <w:p>
+      <w:pPr>
+        <w:pStyle w:val="ListParagraph"/>
+        <w:numPr>
+          <w:ilvl w:val="0"/>
+          <w:numId w:val="3"/>
+        </w:numPr>
+      </w:pPr>
+      <w:r>
+        <w:t xml:space="preserve">Spawnable (bool): </w:t>
+      </w:r>
+    </w:p>
+    <w:p>
+      <w:pPr>
+        <w:pStyle w:val="ListParagraph"/>
+        <w:numPr>
+          <w:ilvl w:val="1"/>
+          <w:numId w:val="3"/>
+        </w:numPr>
+      </w:pPr>
+      <w:r>
+        <w:t>Whether enemies can spawn on these tiles when new waves are summoned.</w:t>
+      </w:r>
+    </w:p>
+    <w:p>
+      <w:r>
+        <w:t>The game will start in</w:t>
+      </w:r>
+      <w:r>
+        <w:t xml:space="preserve"> the pregame.</w:t>
+      </w:r>
+      <w:r>
+        <w:t xml:space="preserve"> During this phase, no enemy waves will spawn until the player clicks the “Start” button (the </w:t>
+      </w:r>
+      <w:r>
+        <w:t>“Start”</w:t>
+      </w:r>
+      <w:r>
+        <w:t xml:space="preserve"> button will occupy the wave counter until the pregame ends). </w:t>
+      </w:r>
+      <w:r>
+        <w:t>The player can use the pregame to do two things:</w:t>
+      </w:r>
+    </w:p>
+    <w:p>
+      <w:pPr>
+        <w:pStyle w:val="ListParagraph"/>
+        <w:numPr>
+          <w:ilvl w:val="0"/>
+          <w:numId w:val="4"/>
+        </w:numPr>
+      </w:pPr>
+      <w:r>
+        <w:t>Place their Sacred Cat</w:t>
+      </w:r>
+      <w:r>
+        <w:t xml:space="preserve"> on a viable tile (mandatory).</w:t>
+      </w:r>
+    </w:p>
+    <w:p>
+      <w:pPr>
+        <w:pStyle w:val="ListParagraph"/>
+        <w:numPr>
+          <w:ilvl w:val="0"/>
+          <w:numId w:val="4"/>
+        </w:numPr>
+      </w:pPr>
+      <w:r>
+        <w:t>Place defensive towers (optional).</w:t>
+      </w:r>
+    </w:p>
+    <w:p>
+      <w:r>
+        <w:t xml:space="preserve">Four stats/”currencies” are present in the top corner. </w:t>
+      </w:r>
+    </w:p>
+    <w:p>
+      <w:pPr>
+        <w:pStyle w:val="ListParagraph"/>
+        <w:numPr>
+          <w:ilvl w:val="0"/>
+          <w:numId w:val="5"/>
+        </w:numPr>
+      </w:pPr>
+      <w:r>
+        <w:t>Health: How many hit points the Sacred Cat has remaining. When health reaches zero, the player loses the game.</w:t>
+      </w:r>
+    </w:p>
+    <w:p>
+      <w:pPr>
+        <w:pStyle w:val="ListParagraph"/>
+        <w:numPr>
+          <w:ilvl w:val="0"/>
+          <w:numId w:val="5"/>
+        </w:numPr>
+      </w:pPr>
+      <w:r>
+        <w:lastRenderedPageBreak/>
+        <w:t>XP: XP can be used to purchase promotions for units. Killing enemies earns XP.</w:t>
+      </w:r>
+    </w:p>
+    <w:p>
+      <w:pPr>
+        <w:pStyle w:val="ListParagraph"/>
+        <w:numPr>
+          <w:ilvl w:val="0"/>
+          <w:numId w:val="5"/>
+        </w:numPr>
+      </w:pPr>
+      <w:r>
+        <w:t xml:space="preserve">Cloth: </w:t>
+      </w:r>
+      <w:r>
+        <w:t>Cloth is an ingredient used in creating towers. Cloth is harvested by ripping up shirts and furniture.</w:t>
+      </w:r>
+    </w:p>
+    <w:p>
+      <w:pPr>
+        <w:pStyle w:val="ListParagraph"/>
+        <w:numPr>
+          <w:ilvl w:val="0"/>
+          <w:numId w:val="5"/>
+        </w:numPr>
+      </w:pPr>
+      <w:r>
+        <w:t>Cotton</w:t>
+      </w:r>
+      <w:r>
+        <w:t xml:space="preserve">: </w:t>
+      </w:r>
+      <w:r>
+        <w:t>Cotton</w:t>
+      </w:r>
+      <w:r>
+        <w:t xml:space="preserve"> is an ingredient used in creating towers. </w:t>
+      </w:r>
+      <w:r>
+        <w:t>Cotton</w:t>
+      </w:r>
+      <w:r>
+        <w:t xml:space="preserve"> is harvested by ripping up furniture and pillows.</w:t>
+      </w:r>
+    </w:p>
+    <w:p>
+      <w:pPr>
+        <w:pStyle w:val="Heading3"/>
+      </w:pPr>
+      <w:r>
+        <w:t>Towers</w:t>
+      </w:r>
+    </w:p>
+    <w:p>
+      <w:pPr>
+        <w:pStyle w:val="Heading4"/>
+      </w:pPr>
+      <w:r>
+        <w:t>Jeremy</w:t>
+      </w:r>
+    </w:p>
+    <w:p>
+      <w:r>
+        <w:t xml:space="preserve">Jeremy is </w:t>
+      </w:r>
+      <w:r>
+        <w:t>a</w:t>
+      </w:r>
+      <w:r>
+        <w:t xml:space="preserve"> standard tower</w:t>
+      </w:r>
+      <w:r>
+        <w:t>, featuring decent damage and range for an affordable cost</w:t>
+      </w:r>
+      <w:r>
+        <w:t xml:space="preserve">. </w:t>
+      </w:r>
+    </w:p>
+    <w:p>
+      <w:pPr>
+        <w:pStyle w:val="Heading4"/>
+      </w:pPr>
+      <w:r>
+        <w:t>Walter</w:t>
+      </w:r>
+    </w:p>
+    <w:p>
+      <w:r>
+        <w:t>Walter</w:t>
+      </w:r>
+      <w:r>
+        <w:t xml:space="preserve"> is a defensive tower. Despite having minimal damage output, </w:t>
+      </w:r>
+      <w:r>
+        <w:t>Walter</w:t>
+      </w:r>
+      <w:r>
+        <w:t xml:space="preserve"> has an enormous health stat which makes it good for slowing enemy advances.</w:t>
+      </w:r>
+    </w:p>
+    <w:p>
+      <w:pPr>
+        <w:pStyle w:val="Heading4"/>
+      </w:pPr>
+      <w:r>
+        <w:t>Eeyore</w:t>
+      </w:r>
+    </w:p>
+    <w:p>
+      <w:r>
+        <w:t>Eeyore has an accelerated harvesting rate for cloth and cotton. Eeyore has a high damage output but a very small range.</w:t>
+      </w:r>
+    </w:p>
+    <w:p>
+      <w:pPr>
+        <w:pStyle w:val="Heading3"/>
+      </w:pPr>
+      <w:r>
+        <w:t>Enemies</w:t>
+      </w:r>
+    </w:p>
+    <w:p>
+      <w:pPr>
+        <w:pStyle w:val="Heading4"/>
+      </w:pPr>
+      <w:r>
+        <w:t>Dust Bunny (Melee)</w:t>
+      </w:r>
+    </w:p>
+    <w:p>
+      <w:r>
+        <w:t>A fast but weak unit capable of dealing moderate damage at close range.</w:t>
+      </w:r>
+    </w:p>
+    <w:p>
+      <w:pPr>
+        <w:pStyle w:val="Heading4"/>
+      </w:pPr>
+      <w:r>
+        <w:t>Dust Bunny (Ranged)</w:t>
+      </w:r>
+    </w:p>
+    <w:p>
+      <w:r>
+        <w:t>A fast but weak unit capable of dealing light damage at range.</w:t>
+      </w:r>
+    </w:p>
+    <w:p>
+      <w:pPr>
+        <w:pStyle w:val="Heading2"/>
+      </w:pPr>
+      <w:bookmarkStart w:id="6" w:name="_Toc186050678"/>
+      <w:r>
+        <w:t>Game State Flow Chart</w:t>
+      </w:r>
+      <w:bookmarkEnd w:id="6"/>
+    </w:p>
+    <w:p>
+      <w:r>
+        <w:fldChar w:fldCharType="begin"/>
+      </w:r>
+      <w:r>
+        <w:instrText xml:space="preserve"> REF _Ref186037114 \h </w:instrText>
+      </w:r>
+      <w:r>
+        <w:fldChar w:fldCharType="separate"/>
+      </w:r>
+      <w:r>
+        <w:t xml:space="preserve">Figure </w:t>
+      </w:r>
+      <w:r>
+        <w:rPr>
+          <w:noProof/>
+        </w:rPr>
+        <w:t>2</w:t>
+      </w:r>
+      <w:r>
+        <w:fldChar w:fldCharType="end"/>
+      </w:r>
+      <w:r>
+        <w:t xml:space="preserve"> illustrates the different game states and the ways the game changes between those states.</w:t>
+      </w:r>
+    </w:p>
+    <w:p>
+      <w:pPr>
+        <w:keepNext/>
+        <w:jc w:val="center"/>
+      </w:pPr>
+      <w:r>
+        <w:rPr>
+          <w:noProof/>
+        </w:rPr>
+        <w:lastRenderedPageBreak/>
+        <w:drawing>
+          <wp:inline distT="0" distB="0" distL="0" distR="0" wp14:anchorId="3BEEE348" wp14:editId="521A240F">
+            <wp:extent cx="5943600" cy="6348095"/>
+            <wp:effectExtent l="0" t="0" r="0" b="0"/>
+            <wp:docPr id="1485945802" name="Picture 1" descr="Tofu Tower Defence screens"/>
+            <wp:cNvGraphicFramePr>
+              <a:graphicFrameLocks xmlns:a="http://schemas.openxmlformats.org/drawingml/2006/main" noChangeAspect="1"/>
+            </wp:cNvGraphicFramePr>
+            <a:graphic xmlns:a="http://schemas.openxmlformats.org/drawingml/2006/main">
+              <a:graphicData uri="http://schemas.openxmlformats.org/drawingml/2006/picture">
+                <pic:pic xmlns:pic="http://schemas.openxmlformats.org/drawingml/2006/picture">
+                  <pic:nvPicPr>
+                    <pic:cNvPr id="1485945802" name="Picture 1" descr="Tofu Tower Defence screens"/>
+                    <pic:cNvPicPr/>
+                  </pic:nvPicPr>
+                  <pic:blipFill>
+                    <a:blip r:embed="rId8"/>
+                    <a:stretch>
+                      <a:fillRect/>
+                    </a:stretch>
+                  </pic:blipFill>
+                  <pic:spPr>
+                    <a:xfrm>
+                      <a:off x="0" y="0"/>
+                      <a:ext cx="5943600" cy="6348095"/>
+                    </a:xfrm>
+                    <a:prstGeom prst="rect">
+                      <a:avLst/>
+                    </a:prstGeom>
+                  </pic:spPr>
+                </pic:pic>
+              </a:graphicData>
+            </a:graphic>
+          </wp:inline>
+        </w:drawing>
+      </w:r>
+    </w:p>
+    <w:p>
+      <w:pPr>
+        <w:pStyle w:val="Caption"/>
+        <w:jc w:val="center"/>
+      </w:pPr>
+      <w:bookmarkStart w:id="7" w:name="_Ref186037114"/>
+      <w:r>
+        <w:t xml:space="preserve">Figure </w:t>
+      </w:r>
+      <w:r>
+        <w:fldChar w:fldCharType="begin"/>
+      </w:r>
+      <w:r>
+        <w:instrText xml:space="preserve"> SEQ Figure \* ARABIC </w:instrText>
+      </w:r>
+      <w:r>
+        <w:fldChar w:fldCharType="separate"/>
+      </w:r>
+      <w:r>
+        <w:rPr>
+          <w:noProof/>
+        </w:rPr>
+        <w:t>2</w:t>
+      </w:r>
+      <w:r>
+        <w:fldChar w:fldCharType="end"/>
+      </w:r>
+      <w:bookmarkEnd w:id="7"/>
+      <w:r>
+        <w:t xml:space="preserve"> - Game state flow chart</w:t>
       </w:r>
     </w:p>
     <w:p/>
     <w:sectPr>
-      <w:footerReference w:type="default" r:id="rId6"/>
+      <w:footerReference w:type="default" r:id="rId9"/>
       <w:pgSz w:w="12240" w:h="15840"/>
       <w:pgMar w:top="1440" w:right="1440" w:bottom="1440" w:left="1440" w:header="720" w:footer="720" w:gutter="0"/>
       <w:pgNumType w:start="0"/>
@@ -1411,6 +2358,564 @@
     </w:p>
   </w:footnote>
 </w:footnotes>
+</file>
+
+<file path=word/numbering.xml><?xml version="1.0" encoding="utf-8"?>
+<w:numbering xmlns:wpc="http://schemas.microsoft.com/office/word/2010/wordprocessingCanvas" xmlns:cx="http://schemas.microsoft.com/office/drawing/2014/chartex" xmlns:cx1="http://schemas.microsoft.com/office/drawing/2015/9/8/chartex" xmlns:cx2="http://schemas.microsoft.com/office/drawing/2015/10/21/chartex" xmlns:cx3="http://schemas.microsoft.com/office/drawing/2016/5/9/chartex" xmlns:cx4="http://schemas.microsoft.com/office/drawing/2016/5/10/chartex" xmlns:cx5="http://schemas.microsoft.com/office/drawing/2016/5/11/chartex" xmlns:cx6="http://schemas.microsoft.com/office/drawing/2016/5/12/chartex" xmlns:cx7="http://schemas.microsoft.com/office/drawing/2016/5/13/chartex" xmlns:cx8="http://schemas.microsoft.com/office/drawing/2016/5/14/chartex" xmlns:mc="http://schemas.openxmlformats.org/markup-compatibility/2006" xmlns:aink="http://schemas.microsoft.com/office/drawing/2016/ink" xmlns:am3d="http://schemas.microsoft.com/office/drawing/2017/model3d" xmlns:o="urn:schemas-microsoft-com:office:office" xmlns:oel="http://schemas.microsoft.com/office/2019/extlst" xmlns:r="http://schemas.openxmlformats.org/officeDocument/2006/relationships" xmlns:m="http://schemas.openxmlformats.org/officeDocument/2006/math" xmlns:v="urn:schemas-microsoft-com:vml" xmlns:wp14="http://schemas.microsoft.com/office/word/2010/wordprocessingDrawing" xmlns:wp="http://schemas.openxmlformats.org/drawingml/2006/wordprocessingDrawing" xmlns:w10="urn:schemas-microsoft-com:office:word" xmlns:w="http://schemas.openxmlformats.org/wordprocessingml/2006/main" xmlns:w14="http://schemas.microsoft.com/office/word/2010/wordml" xmlns:w15="http://schemas.microsoft.com/office/word/2012/wordml" xmlns:w16cex="http://schemas.microsoft.com/office/word/2018/wordml/cex" xmlns:w16cid="http://schemas.microsoft.com/office/word/2016/wordml/cid" xmlns:w16="http://schemas.microsoft.com/office/word/2018/wordml" xmlns:w16du="http://schemas.microsoft.com/office/word/2023/wordml/word16du" xmlns:w16sdtdh="http://schemas.microsoft.com/office/word/2020/wordml/sdtdatahash" xmlns:w16se="http://schemas.microsoft.com/office/word/2015/wordml/symex" xmlns:wpg="http://schemas.microsoft.com/office/word/2010/wordprocessingGroup" xmlns:wpi="http://schemas.microsoft.com/office/word/2010/wordprocessingInk" xmlns:wne="http://schemas.microsoft.com/office/word/2006/wordml" xmlns:wps="http://schemas.microsoft.com/office/word/2010/wordprocessingShape" mc:Ignorable="w14 w15 w16se w16cid w16 w16cex w16sdtdh w16du wp14">
+  <w:abstractNum w:abstractNumId="0" w15:restartNumberingAfterBreak="0">
+    <w:nsid w:val="288D5F31"/>
+    <w:multiLevelType w:val="hybridMultilevel"/>
+    <w:tmpl w:val="399EC0E0"/>
+    <w:lvl w:ilvl="0" w:tplc="0409000F">
+      <w:start w:val="1"/>
+      <w:numFmt w:val="decimal"/>
+      <w:lvlText w:val="%1."/>
+      <w:lvlJc w:val="left"/>
+      <w:pPr>
+        <w:ind w:left="720" w:hanging="360"/>
+      </w:pPr>
+    </w:lvl>
+    <w:lvl w:ilvl="1" w:tplc="04090019" w:tentative="1">
+      <w:start w:val="1"/>
+      <w:numFmt w:val="lowerLetter"/>
+      <w:lvlText w:val="%2."/>
+      <w:lvlJc w:val="left"/>
+      <w:pPr>
+        <w:ind w:left="1440" w:hanging="360"/>
+      </w:pPr>
+    </w:lvl>
+    <w:lvl w:ilvl="2" w:tplc="0409001B" w:tentative="1">
+      <w:start w:val="1"/>
+      <w:numFmt w:val="lowerRoman"/>
+      <w:lvlText w:val="%3."/>
+      <w:lvlJc w:val="right"/>
+      <w:pPr>
+        <w:ind w:left="2160" w:hanging="180"/>
+      </w:pPr>
+    </w:lvl>
+    <w:lvl w:ilvl="3" w:tplc="0409000F" w:tentative="1">
+      <w:start w:val="1"/>
+      <w:numFmt w:val="decimal"/>
+      <w:lvlText w:val="%4."/>
+      <w:lvlJc w:val="left"/>
+      <w:pPr>
+        <w:ind w:left="2880" w:hanging="360"/>
+      </w:pPr>
+    </w:lvl>
+    <w:lvl w:ilvl="4" w:tplc="04090019" w:tentative="1">
+      <w:start w:val="1"/>
+      <w:numFmt w:val="lowerLetter"/>
+      <w:lvlText w:val="%5."/>
+      <w:lvlJc w:val="left"/>
+      <w:pPr>
+        <w:ind w:left="3600" w:hanging="360"/>
+      </w:pPr>
+    </w:lvl>
+    <w:lvl w:ilvl="5" w:tplc="0409001B" w:tentative="1">
+      <w:start w:val="1"/>
+      <w:numFmt w:val="lowerRoman"/>
+      <w:lvlText w:val="%6."/>
+      <w:lvlJc w:val="right"/>
+      <w:pPr>
+        <w:ind w:left="4320" w:hanging="180"/>
+      </w:pPr>
+    </w:lvl>
+    <w:lvl w:ilvl="6" w:tplc="0409000F" w:tentative="1">
+      <w:start w:val="1"/>
+      <w:numFmt w:val="decimal"/>
+      <w:lvlText w:val="%7."/>
+      <w:lvlJc w:val="left"/>
+      <w:pPr>
+        <w:ind w:left="5040" w:hanging="360"/>
+      </w:pPr>
+    </w:lvl>
+    <w:lvl w:ilvl="7" w:tplc="04090019" w:tentative="1">
+      <w:start w:val="1"/>
+      <w:numFmt w:val="lowerLetter"/>
+      <w:lvlText w:val="%8."/>
+      <w:lvlJc w:val="left"/>
+      <w:pPr>
+        <w:ind w:left="5760" w:hanging="360"/>
+      </w:pPr>
+    </w:lvl>
+    <w:lvl w:ilvl="8" w:tplc="0409001B" w:tentative="1">
+      <w:start w:val="1"/>
+      <w:numFmt w:val="lowerRoman"/>
+      <w:lvlText w:val="%9."/>
+      <w:lvlJc w:val="right"/>
+      <w:pPr>
+        <w:ind w:left="6480" w:hanging="180"/>
+      </w:pPr>
+    </w:lvl>
+  </w:abstractNum>
+  <w:abstractNum w:abstractNumId="1" w15:restartNumberingAfterBreak="0">
+    <w:nsid w:val="2A7461C9"/>
+    <w:multiLevelType w:val="hybridMultilevel"/>
+    <w:tmpl w:val="451002AE"/>
+    <w:lvl w:ilvl="0" w:tplc="04090001">
+      <w:start w:val="1"/>
+      <w:numFmt w:val="bullet"/>
+      <w:lvlText w:val=""/>
+      <w:lvlJc w:val="left"/>
+      <w:pPr>
+        <w:ind w:left="720" w:hanging="360"/>
+      </w:pPr>
+      <w:rPr>
+        <w:rFonts w:ascii="Symbol" w:hAnsi="Symbol" w:hint="default"/>
+      </w:rPr>
+    </w:lvl>
+    <w:lvl w:ilvl="1" w:tplc="04090003" w:tentative="1">
+      <w:start w:val="1"/>
+      <w:numFmt w:val="bullet"/>
+      <w:lvlText w:val="o"/>
+      <w:lvlJc w:val="left"/>
+      <w:pPr>
+        <w:ind w:left="1440" w:hanging="360"/>
+      </w:pPr>
+      <w:rPr>
+        <w:rFonts w:ascii="Courier New" w:hAnsi="Courier New" w:cs="Courier New" w:hint="default"/>
+      </w:rPr>
+    </w:lvl>
+    <w:lvl w:ilvl="2" w:tplc="04090005" w:tentative="1">
+      <w:start w:val="1"/>
+      <w:numFmt w:val="bullet"/>
+      <w:lvlText w:val=""/>
+      <w:lvlJc w:val="left"/>
+      <w:pPr>
+        <w:ind w:left="2160" w:hanging="360"/>
+      </w:pPr>
+      <w:rPr>
+        <w:rFonts w:ascii="Wingdings" w:hAnsi="Wingdings" w:hint="default"/>
+      </w:rPr>
+    </w:lvl>
+    <w:lvl w:ilvl="3" w:tplc="04090001" w:tentative="1">
+      <w:start w:val="1"/>
+      <w:numFmt w:val="bullet"/>
+      <w:lvlText w:val=""/>
+      <w:lvlJc w:val="left"/>
+      <w:pPr>
+        <w:ind w:left="2880" w:hanging="360"/>
+      </w:pPr>
+      <w:rPr>
+        <w:rFonts w:ascii="Symbol" w:hAnsi="Symbol" w:hint="default"/>
+      </w:rPr>
+    </w:lvl>
+    <w:lvl w:ilvl="4" w:tplc="04090003" w:tentative="1">
+      <w:start w:val="1"/>
+      <w:numFmt w:val="bullet"/>
+      <w:lvlText w:val="o"/>
+      <w:lvlJc w:val="left"/>
+      <w:pPr>
+        <w:ind w:left="3600" w:hanging="360"/>
+      </w:pPr>
+      <w:rPr>
+        <w:rFonts w:ascii="Courier New" w:hAnsi="Courier New" w:cs="Courier New" w:hint="default"/>
+      </w:rPr>
+    </w:lvl>
+    <w:lvl w:ilvl="5" w:tplc="04090005" w:tentative="1">
+      <w:start w:val="1"/>
+      <w:numFmt w:val="bullet"/>
+      <w:lvlText w:val=""/>
+      <w:lvlJc w:val="left"/>
+      <w:pPr>
+        <w:ind w:left="4320" w:hanging="360"/>
+      </w:pPr>
+      <w:rPr>
+        <w:rFonts w:ascii="Wingdings" w:hAnsi="Wingdings" w:hint="default"/>
+      </w:rPr>
+    </w:lvl>
+    <w:lvl w:ilvl="6" w:tplc="04090001" w:tentative="1">
+      <w:start w:val="1"/>
+      <w:numFmt w:val="bullet"/>
+      <w:lvlText w:val=""/>
+      <w:lvlJc w:val="left"/>
+      <w:pPr>
+        <w:ind w:left="5040" w:hanging="360"/>
+      </w:pPr>
+      <w:rPr>
+        <w:rFonts w:ascii="Symbol" w:hAnsi="Symbol" w:hint="default"/>
+      </w:rPr>
+    </w:lvl>
+    <w:lvl w:ilvl="7" w:tplc="04090003" w:tentative="1">
+      <w:start w:val="1"/>
+      <w:numFmt w:val="bullet"/>
+      <w:lvlText w:val="o"/>
+      <w:lvlJc w:val="left"/>
+      <w:pPr>
+        <w:ind w:left="5760" w:hanging="360"/>
+      </w:pPr>
+      <w:rPr>
+        <w:rFonts w:ascii="Courier New" w:hAnsi="Courier New" w:cs="Courier New" w:hint="default"/>
+      </w:rPr>
+    </w:lvl>
+    <w:lvl w:ilvl="8" w:tplc="04090005" w:tentative="1">
+      <w:start w:val="1"/>
+      <w:numFmt w:val="bullet"/>
+      <w:lvlText w:val=""/>
+      <w:lvlJc w:val="left"/>
+      <w:pPr>
+        <w:ind w:left="6480" w:hanging="360"/>
+      </w:pPr>
+      <w:rPr>
+        <w:rFonts w:ascii="Wingdings" w:hAnsi="Wingdings" w:hint="default"/>
+      </w:rPr>
+    </w:lvl>
+  </w:abstractNum>
+  <w:abstractNum w:abstractNumId="2" w15:restartNumberingAfterBreak="0">
+    <w:nsid w:val="30671143"/>
+    <w:multiLevelType w:val="hybridMultilevel"/>
+    <w:tmpl w:val="B68CC45E"/>
+    <w:lvl w:ilvl="0" w:tplc="04090001">
+      <w:start w:val="1"/>
+      <w:numFmt w:val="bullet"/>
+      <w:lvlText w:val=""/>
+      <w:lvlJc w:val="left"/>
+      <w:pPr>
+        <w:ind w:left="720" w:hanging="360"/>
+      </w:pPr>
+      <w:rPr>
+        <w:rFonts w:ascii="Symbol" w:hAnsi="Symbol" w:hint="default"/>
+      </w:rPr>
+    </w:lvl>
+    <w:lvl w:ilvl="1" w:tplc="04090003" w:tentative="1">
+      <w:start w:val="1"/>
+      <w:numFmt w:val="bullet"/>
+      <w:lvlText w:val="o"/>
+      <w:lvlJc w:val="left"/>
+      <w:pPr>
+        <w:ind w:left="1440" w:hanging="360"/>
+      </w:pPr>
+      <w:rPr>
+        <w:rFonts w:ascii="Courier New" w:hAnsi="Courier New" w:cs="Courier New" w:hint="default"/>
+      </w:rPr>
+    </w:lvl>
+    <w:lvl w:ilvl="2" w:tplc="04090005" w:tentative="1">
+      <w:start w:val="1"/>
+      <w:numFmt w:val="bullet"/>
+      <w:lvlText w:val=""/>
+      <w:lvlJc w:val="left"/>
+      <w:pPr>
+        <w:ind w:left="2160" w:hanging="360"/>
+      </w:pPr>
+      <w:rPr>
+        <w:rFonts w:ascii="Wingdings" w:hAnsi="Wingdings" w:hint="default"/>
+      </w:rPr>
+    </w:lvl>
+    <w:lvl w:ilvl="3" w:tplc="04090001" w:tentative="1">
+      <w:start w:val="1"/>
+      <w:numFmt w:val="bullet"/>
+      <w:lvlText w:val=""/>
+      <w:lvlJc w:val="left"/>
+      <w:pPr>
+        <w:ind w:left="2880" w:hanging="360"/>
+      </w:pPr>
+      <w:rPr>
+        <w:rFonts w:ascii="Symbol" w:hAnsi="Symbol" w:hint="default"/>
+      </w:rPr>
+    </w:lvl>
+    <w:lvl w:ilvl="4" w:tplc="04090003" w:tentative="1">
+      <w:start w:val="1"/>
+      <w:numFmt w:val="bullet"/>
+      <w:lvlText w:val="o"/>
+      <w:lvlJc w:val="left"/>
+      <w:pPr>
+        <w:ind w:left="3600" w:hanging="360"/>
+      </w:pPr>
+      <w:rPr>
+        <w:rFonts w:ascii="Courier New" w:hAnsi="Courier New" w:cs="Courier New" w:hint="default"/>
+      </w:rPr>
+    </w:lvl>
+    <w:lvl w:ilvl="5" w:tplc="04090005" w:tentative="1">
+      <w:start w:val="1"/>
+      <w:numFmt w:val="bullet"/>
+      <w:lvlText w:val=""/>
+      <w:lvlJc w:val="left"/>
+      <w:pPr>
+        <w:ind w:left="4320" w:hanging="360"/>
+      </w:pPr>
+      <w:rPr>
+        <w:rFonts w:ascii="Wingdings" w:hAnsi="Wingdings" w:hint="default"/>
+      </w:rPr>
+    </w:lvl>
+    <w:lvl w:ilvl="6" w:tplc="04090001" w:tentative="1">
+      <w:start w:val="1"/>
+      <w:numFmt w:val="bullet"/>
+      <w:lvlText w:val=""/>
+      <w:lvlJc w:val="left"/>
+      <w:pPr>
+        <w:ind w:left="5040" w:hanging="360"/>
+      </w:pPr>
+      <w:rPr>
+        <w:rFonts w:ascii="Symbol" w:hAnsi="Symbol" w:hint="default"/>
+      </w:rPr>
+    </w:lvl>
+    <w:lvl w:ilvl="7" w:tplc="04090003" w:tentative="1">
+      <w:start w:val="1"/>
+      <w:numFmt w:val="bullet"/>
+      <w:lvlText w:val="o"/>
+      <w:lvlJc w:val="left"/>
+      <w:pPr>
+        <w:ind w:left="5760" w:hanging="360"/>
+      </w:pPr>
+      <w:rPr>
+        <w:rFonts w:ascii="Courier New" w:hAnsi="Courier New" w:cs="Courier New" w:hint="default"/>
+      </w:rPr>
+    </w:lvl>
+    <w:lvl w:ilvl="8" w:tplc="04090005" w:tentative="1">
+      <w:start w:val="1"/>
+      <w:numFmt w:val="bullet"/>
+      <w:lvlText w:val=""/>
+      <w:lvlJc w:val="left"/>
+      <w:pPr>
+        <w:ind w:left="6480" w:hanging="360"/>
+      </w:pPr>
+      <w:rPr>
+        <w:rFonts w:ascii="Wingdings" w:hAnsi="Wingdings" w:hint="default"/>
+      </w:rPr>
+    </w:lvl>
+  </w:abstractNum>
+  <w:abstractNum w:abstractNumId="3" w15:restartNumberingAfterBreak="0">
+    <w:nsid w:val="48D37795"/>
+    <w:multiLevelType w:val="hybridMultilevel"/>
+    <w:tmpl w:val="B096E2D2"/>
+    <w:lvl w:ilvl="0" w:tplc="04090001">
+      <w:start w:val="1"/>
+      <w:numFmt w:val="bullet"/>
+      <w:lvlText w:val=""/>
+      <w:lvlJc w:val="left"/>
+      <w:pPr>
+        <w:ind w:left="720" w:hanging="360"/>
+      </w:pPr>
+      <w:rPr>
+        <w:rFonts w:ascii="Symbol" w:hAnsi="Symbol" w:hint="default"/>
+      </w:rPr>
+    </w:lvl>
+    <w:lvl w:ilvl="1" w:tplc="04090003" w:tentative="1">
+      <w:start w:val="1"/>
+      <w:numFmt w:val="bullet"/>
+      <w:lvlText w:val="o"/>
+      <w:lvlJc w:val="left"/>
+      <w:pPr>
+        <w:ind w:left="1440" w:hanging="360"/>
+      </w:pPr>
+      <w:rPr>
+        <w:rFonts w:ascii="Courier New" w:hAnsi="Courier New" w:cs="Courier New" w:hint="default"/>
+      </w:rPr>
+    </w:lvl>
+    <w:lvl w:ilvl="2" w:tplc="04090005" w:tentative="1">
+      <w:start w:val="1"/>
+      <w:numFmt w:val="bullet"/>
+      <w:lvlText w:val=""/>
+      <w:lvlJc w:val="left"/>
+      <w:pPr>
+        <w:ind w:left="2160" w:hanging="360"/>
+      </w:pPr>
+      <w:rPr>
+        <w:rFonts w:ascii="Wingdings" w:hAnsi="Wingdings" w:hint="default"/>
+      </w:rPr>
+    </w:lvl>
+    <w:lvl w:ilvl="3" w:tplc="04090001" w:tentative="1">
+      <w:start w:val="1"/>
+      <w:numFmt w:val="bullet"/>
+      <w:lvlText w:val=""/>
+      <w:lvlJc w:val="left"/>
+      <w:pPr>
+        <w:ind w:left="2880" w:hanging="360"/>
+      </w:pPr>
+      <w:rPr>
+        <w:rFonts w:ascii="Symbol" w:hAnsi="Symbol" w:hint="default"/>
+      </w:rPr>
+    </w:lvl>
+    <w:lvl w:ilvl="4" w:tplc="04090003" w:tentative="1">
+      <w:start w:val="1"/>
+      <w:numFmt w:val="bullet"/>
+      <w:lvlText w:val="o"/>
+      <w:lvlJc w:val="left"/>
+      <w:pPr>
+        <w:ind w:left="3600" w:hanging="360"/>
+      </w:pPr>
+      <w:rPr>
+        <w:rFonts w:ascii="Courier New" w:hAnsi="Courier New" w:cs="Courier New" w:hint="default"/>
+      </w:rPr>
+    </w:lvl>
+    <w:lvl w:ilvl="5" w:tplc="04090005" w:tentative="1">
+      <w:start w:val="1"/>
+      <w:numFmt w:val="bullet"/>
+      <w:lvlText w:val=""/>
+      <w:lvlJc w:val="left"/>
+      <w:pPr>
+        <w:ind w:left="4320" w:hanging="360"/>
+      </w:pPr>
+      <w:rPr>
+        <w:rFonts w:ascii="Wingdings" w:hAnsi="Wingdings" w:hint="default"/>
+      </w:rPr>
+    </w:lvl>
+    <w:lvl w:ilvl="6" w:tplc="04090001" w:tentative="1">
+      <w:start w:val="1"/>
+      <w:numFmt w:val="bullet"/>
+      <w:lvlText w:val=""/>
+      <w:lvlJc w:val="left"/>
+      <w:pPr>
+        <w:ind w:left="5040" w:hanging="360"/>
+      </w:pPr>
+      <w:rPr>
+        <w:rFonts w:ascii="Symbol" w:hAnsi="Symbol" w:hint="default"/>
+      </w:rPr>
+    </w:lvl>
+    <w:lvl w:ilvl="7" w:tplc="04090003" w:tentative="1">
+      <w:start w:val="1"/>
+      <w:numFmt w:val="bullet"/>
+      <w:lvlText w:val="o"/>
+      <w:lvlJc w:val="left"/>
+      <w:pPr>
+        <w:ind w:left="5760" w:hanging="360"/>
+      </w:pPr>
+      <w:rPr>
+        <w:rFonts w:ascii="Courier New" w:hAnsi="Courier New" w:cs="Courier New" w:hint="default"/>
+      </w:rPr>
+    </w:lvl>
+    <w:lvl w:ilvl="8" w:tplc="04090005" w:tentative="1">
+      <w:start w:val="1"/>
+      <w:numFmt w:val="bullet"/>
+      <w:lvlText w:val=""/>
+      <w:lvlJc w:val="left"/>
+      <w:pPr>
+        <w:ind w:left="6480" w:hanging="360"/>
+      </w:pPr>
+      <w:rPr>
+        <w:rFonts w:ascii="Wingdings" w:hAnsi="Wingdings" w:hint="default"/>
+      </w:rPr>
+    </w:lvl>
+  </w:abstractNum>
+  <w:abstractNum w:abstractNumId="4" w15:restartNumberingAfterBreak="0">
+    <w:nsid w:val="50B75378"/>
+    <w:multiLevelType w:val="hybridMultilevel"/>
+    <w:tmpl w:val="B0568864"/>
+    <w:lvl w:ilvl="0" w:tplc="04090001">
+      <w:start w:val="1"/>
+      <w:numFmt w:val="bullet"/>
+      <w:lvlText w:val=""/>
+      <w:lvlJc w:val="left"/>
+      <w:pPr>
+        <w:ind w:left="720" w:hanging="360"/>
+      </w:pPr>
+      <w:rPr>
+        <w:rFonts w:ascii="Symbol" w:hAnsi="Symbol" w:hint="default"/>
+      </w:rPr>
+    </w:lvl>
+    <w:lvl w:ilvl="1" w:tplc="04090001">
+      <w:start w:val="1"/>
+      <w:numFmt w:val="bullet"/>
+      <w:lvlText w:val=""/>
+      <w:lvlJc w:val="left"/>
+      <w:pPr>
+        <w:ind w:left="1440" w:hanging="360"/>
+      </w:pPr>
+      <w:rPr>
+        <w:rFonts w:ascii="Symbol" w:hAnsi="Symbol" w:hint="default"/>
+      </w:rPr>
+    </w:lvl>
+    <w:lvl w:ilvl="2" w:tplc="04090005" w:tentative="1">
+      <w:start w:val="1"/>
+      <w:numFmt w:val="bullet"/>
+      <w:lvlText w:val=""/>
+      <w:lvlJc w:val="left"/>
+      <w:pPr>
+        <w:ind w:left="2160" w:hanging="360"/>
+      </w:pPr>
+      <w:rPr>
+        <w:rFonts w:ascii="Wingdings" w:hAnsi="Wingdings" w:hint="default"/>
+      </w:rPr>
+    </w:lvl>
+    <w:lvl w:ilvl="3" w:tplc="04090001" w:tentative="1">
+      <w:start w:val="1"/>
+      <w:numFmt w:val="bullet"/>
+      <w:lvlText w:val=""/>
+      <w:lvlJc w:val="left"/>
+      <w:pPr>
+        <w:ind w:left="2880" w:hanging="360"/>
+      </w:pPr>
+      <w:rPr>
+        <w:rFonts w:ascii="Symbol" w:hAnsi="Symbol" w:hint="default"/>
+      </w:rPr>
+    </w:lvl>
+    <w:lvl w:ilvl="4" w:tplc="04090003" w:tentative="1">
+      <w:start w:val="1"/>
+      <w:numFmt w:val="bullet"/>
+      <w:lvlText w:val="o"/>
+      <w:lvlJc w:val="left"/>
+      <w:pPr>
+        <w:ind w:left="3600" w:hanging="360"/>
+      </w:pPr>
+      <w:rPr>
+        <w:rFonts w:ascii="Courier New" w:hAnsi="Courier New" w:cs="Courier New" w:hint="default"/>
+      </w:rPr>
+    </w:lvl>
+    <w:lvl w:ilvl="5" w:tplc="04090005" w:tentative="1">
+      <w:start w:val="1"/>
+      <w:numFmt w:val="bullet"/>
+      <w:lvlText w:val=""/>
+      <w:lvlJc w:val="left"/>
+      <w:pPr>
+        <w:ind w:left="4320" w:hanging="360"/>
+      </w:pPr>
+      <w:rPr>
+        <w:rFonts w:ascii="Wingdings" w:hAnsi="Wingdings" w:hint="default"/>
+      </w:rPr>
+    </w:lvl>
+    <w:lvl w:ilvl="6" w:tplc="04090001" w:tentative="1">
+      <w:start w:val="1"/>
+      <w:numFmt w:val="bullet"/>
+      <w:lvlText w:val=""/>
+      <w:lvlJc w:val="left"/>
+      <w:pPr>
+        <w:ind w:left="5040" w:hanging="360"/>
+      </w:pPr>
+      <w:rPr>
+        <w:rFonts w:ascii="Symbol" w:hAnsi="Symbol" w:hint="default"/>
+      </w:rPr>
+    </w:lvl>
+    <w:lvl w:ilvl="7" w:tplc="04090003" w:tentative="1">
+      <w:start w:val="1"/>
+      <w:numFmt w:val="bullet"/>
+      <w:lvlText w:val="o"/>
+      <w:lvlJc w:val="left"/>
+      <w:pPr>
+        <w:ind w:left="5760" w:hanging="360"/>
+      </w:pPr>
+      <w:rPr>
+        <w:rFonts w:ascii="Courier New" w:hAnsi="Courier New" w:cs="Courier New" w:hint="default"/>
+      </w:rPr>
+    </w:lvl>
+    <w:lvl w:ilvl="8" w:tplc="04090005" w:tentative="1">
+      <w:start w:val="1"/>
+      <w:numFmt w:val="bullet"/>
+      <w:lvlText w:val=""/>
+      <w:lvlJc w:val="left"/>
+      <w:pPr>
+        <w:ind w:left="6480" w:hanging="360"/>
+      </w:pPr>
+      <w:rPr>
+        <w:rFonts w:ascii="Wingdings" w:hAnsi="Wingdings" w:hint="default"/>
+      </w:rPr>
+    </w:lvl>
+  </w:abstractNum>
+  <w:num w:numId="1" w16cid:durableId="653870819">
+    <w:abstractNumId w:val="1"/>
+  </w:num>
+  <w:num w:numId="2" w16cid:durableId="1842037635">
+    <w:abstractNumId w:val="3"/>
+  </w:num>
+  <w:num w:numId="3" w16cid:durableId="1041435997">
+    <w:abstractNumId w:val="4"/>
+  </w:num>
+  <w:num w:numId="4" w16cid:durableId="1652831045">
+    <w:abstractNumId w:val="0"/>
+  </w:num>
+  <w:num w:numId="5" w16cid:durableId="1562208664">
+    <w:abstractNumId w:val="2"/>
+  </w:num>
+</w:numbering>
 </file>
 
 <file path=word/styles.xml><?xml version="1.0" encoding="utf-8"?>
@@ -1868,7 +3373,6 @@
     <w:next w:val="Normal"/>
     <w:link w:val="Heading3Char"/>
     <w:uiPriority w:val="9"/>
-    <w:semiHidden/>
     <w:unhideWhenUsed/>
     <w:qFormat/>
     <w:rsid w:val="00EF1145"/>
@@ -1891,7 +3395,6 @@
     <w:next w:val="Normal"/>
     <w:link w:val="Heading4Char"/>
     <w:uiPriority w:val="9"/>
-    <w:semiHidden/>
     <w:unhideWhenUsed/>
     <w:qFormat/>
     <w:rsid w:val="00E567DD"/>
@@ -2160,7 +3663,6 @@
     <w:basedOn w:val="DefaultParagraphFont"/>
     <w:link w:val="Heading3"/>
     <w:uiPriority w:val="9"/>
-    <w:semiHidden/>
     <w:rsid w:val="00EF1145"/>
     <w:rPr>
       <w:rFonts w:eastAsiaTheme="majorEastAsia" w:cstheme="majorBidi"/>
@@ -2189,7 +3691,6 @@
     <w:basedOn w:val="DefaultParagraphFont"/>
     <w:link w:val="Heading4"/>
     <w:uiPriority w:val="9"/>
-    <w:semiHidden/>
     <w:rsid w:val="00E567DD"/>
     <w:rPr>
       <w:rFonts w:asciiTheme="minorHAnsi" w:eastAsiaTheme="majorEastAsia" w:hAnsiTheme="minorHAnsi" w:cstheme="majorBidi"/>
@@ -2568,6 +4069,38 @@
         <w:shd w:val="clear" w:color="auto" w:fill="CAEDFB" w:themeFill="accent4" w:themeFillTint="33"/>
       </w:tcPr>
     </w:tblStylePr>
+  </w:style>
+  <w:style w:type="paragraph" w:styleId="Caption">
+    <w:name w:val="caption"/>
+    <w:basedOn w:val="Normal"/>
+    <w:next w:val="Normal"/>
+    <w:uiPriority w:val="35"/>
+    <w:unhideWhenUsed/>
+    <w:qFormat/>
+    <w:rsid w:val="000E233E"/>
+    <w:pPr>
+      <w:spacing w:after="200" w:line="240" w:lineRule="auto"/>
+    </w:pPr>
+    <w:rPr>
+      <w:i/>
+      <w:iCs/>
+      <w:color w:val="0E2841" w:themeColor="text2"/>
+      <w:sz w:val="18"/>
+      <w:szCs w:val="18"/>
+    </w:rPr>
+  </w:style>
+  <w:style w:type="paragraph" w:styleId="TOC2">
+    <w:name w:val="toc 2"/>
+    <w:basedOn w:val="Normal"/>
+    <w:next w:val="Normal"/>
+    <w:autoRedefine/>
+    <w:uiPriority w:val="39"/>
+    <w:unhideWhenUsed/>
+    <w:rsid w:val="00FE3376"/>
+    <w:pPr>
+      <w:spacing w:after="100"/>
+      <w:ind w:left="220"/>
+    </w:pPr>
   </w:style>
 </w:styles>
 </file>

--- a/docs/Tofu Tower Defence.docx
+++ b/docs/Tofu Tower Defence.docx
@@ -1038,7 +1038,7 @@
           <w:r>
             <w:fldChar w:fldCharType="separate"/>
           </w:r>
-          <w:hyperlink w:anchor="_Toc186050673" w:history="1">
+          <w:hyperlink w:anchor="_Toc186235778" w:history="1">
             <w:r>
               <w:rPr>
                 <w:rStyle w:val="Hyperlink"/>
@@ -1065,7 +1065,7 @@
                 <w:noProof/>
                 <w:webHidden/>
               </w:rPr>
-              <w:instrText xml:space="preserve"> PAGEREF _Toc186050673 \h </w:instrText>
+              <w:instrText xml:space="preserve"> PAGEREF _Toc186235778 \h </w:instrText>
             </w:r>
             <w:r>
               <w:rPr>
@@ -1110,7 +1110,7 @@
               <w:lang w:val="en-US"/>
             </w:rPr>
           </w:pPr>
-          <w:hyperlink w:anchor="_Toc186050674" w:history="1">
+          <w:hyperlink w:anchor="_Toc186235779" w:history="1">
             <w:r>
               <w:rPr>
                 <w:rStyle w:val="Hyperlink"/>
@@ -1137,7 +1137,7 @@
                 <w:noProof/>
                 <w:webHidden/>
               </w:rPr>
-              <w:instrText xml:space="preserve"> PAGEREF _Toc186050674 \h </w:instrText>
+              <w:instrText xml:space="preserve"> PAGEREF _Toc186235779 \h </w:instrText>
             </w:r>
             <w:r>
               <w:rPr>
@@ -1182,59 +1182,13 @@
               <w:lang w:val="en-US"/>
             </w:rPr>
           </w:pPr>
-          <w:r>
-            <w:rPr>
-              <w:noProof/>
-            </w:rPr>
-            <w:fldChar w:fldCharType="begin"/>
-          </w:r>
-          <w:r>
-            <w:rPr>
-              <w:noProof/>
-            </w:rPr>
-            <w:instrText xml:space="preserve"> =  \* MERGEFORMAT </w:instrText>
-          </w:r>
-          <w:r>
-            <w:rPr>
-              <w:noProof/>
-            </w:rPr>
-            <w:fldChar w:fldCharType="separate"/>
-          </w:r>
-          <w:r>
-            <w:rPr>
-              <w:b/>
-              <w:noProof/>
-            </w:rPr>
-            <w:t>!Unexpected End of Formula</w:t>
-          </w:r>
-          <w:r>
-            <w:rPr>
-              <w:noProof/>
-            </w:rPr>
-            <w:fldChar w:fldCharType="end"/>
-          </w:r>
-        </w:p>
-        <w:p>
-          <w:pPr>
-            <w:pStyle w:val="TOC2"/>
-            <w:tabs>
-              <w:tab w:val="right" w:leader="dot" w:pos="9350"/>
-            </w:tabs>
-            <w:rPr>
-              <w:rFonts w:eastAsiaTheme="minorEastAsia" w:cstheme="minorBidi"/>
-              <w:noProof/>
-              <w:sz w:val="24"/>
-              <w:szCs w:val="24"/>
-              <w:lang w:val="en-US"/>
-            </w:rPr>
-          </w:pPr>
-          <w:hyperlink w:anchor="_Toc186050676" w:history="1">
+          <w:hyperlink w:anchor="_Toc186235780" w:history="1">
             <w:r>
               <w:rPr>
                 <w:rStyle w:val="Hyperlink"/>
                 <w:noProof/>
               </w:rPr>
-              <w:t>Overview</w:t>
+              <w:t>Design</w:t>
             </w:r>
             <w:r>
               <w:rPr>
@@ -1255,7 +1209,7 @@
                 <w:noProof/>
                 <w:webHidden/>
               </w:rPr>
-              <w:instrText xml:space="preserve"> PAGEREF _Toc186050676 \h </w:instrText>
+              <w:instrText xml:space="preserve"> PAGEREF _Toc186235780 \h </w:instrText>
             </w:r>
             <w:r>
               <w:rPr>
@@ -1300,13 +1254,13 @@
               <w:lang w:val="en-US"/>
             </w:rPr>
           </w:pPr>
-          <w:hyperlink w:anchor="_Toc186050677" w:history="1">
+          <w:hyperlink w:anchor="_Toc186235781" w:history="1">
             <w:r>
               <w:rPr>
                 <w:rStyle w:val="Hyperlink"/>
                 <w:noProof/>
               </w:rPr>
-              <w:t>Gameplay</w:t>
+              <w:t>Overview</w:t>
             </w:r>
             <w:r>
               <w:rPr>
@@ -1327,7 +1281,7 @@
                 <w:noProof/>
                 <w:webHidden/>
               </w:rPr>
-              <w:instrText xml:space="preserve"> PAGEREF _Toc186050677 \h </w:instrText>
+              <w:instrText xml:space="preserve"> PAGEREF _Toc186235781 \h </w:instrText>
             </w:r>
             <w:r>
               <w:rPr>
@@ -1347,7 +1301,7 @@
                 <w:noProof/>
                 <w:webHidden/>
               </w:rPr>
-              <w:t>3</w:t>
+              <w:t>2</w:t>
             </w:r>
             <w:r>
               <w:rPr>
@@ -1372,13 +1326,13 @@
               <w:lang w:val="en-US"/>
             </w:rPr>
           </w:pPr>
-          <w:hyperlink w:anchor="_Toc186050678" w:history="1">
+          <w:hyperlink w:anchor="_Toc186235782" w:history="1">
             <w:r>
               <w:rPr>
                 <w:rStyle w:val="Hyperlink"/>
                 <w:noProof/>
               </w:rPr>
-              <w:t>Game State Flow Chart</w:t>
+              <w:t>Gameplay</w:t>
             </w:r>
             <w:r>
               <w:rPr>
@@ -1399,7 +1353,7 @@
                 <w:noProof/>
                 <w:webHidden/>
               </w:rPr>
-              <w:instrText xml:space="preserve"> PAGEREF _Toc186050678 \h </w:instrText>
+              <w:instrText xml:space="preserve"> PAGEREF _Toc186235782 \h </w:instrText>
             </w:r>
             <w:r>
               <w:rPr>
@@ -1419,7 +1373,295 @@
                 <w:noProof/>
                 <w:webHidden/>
               </w:rPr>
+              <w:t>2</w:t>
+            </w:r>
+            <w:r>
+              <w:rPr>
+                <w:noProof/>
+                <w:webHidden/>
+              </w:rPr>
+              <w:fldChar w:fldCharType="end"/>
+            </w:r>
+          </w:hyperlink>
+        </w:p>
+        <w:p>
+          <w:pPr>
+            <w:pStyle w:val="TOC3"/>
+            <w:tabs>
+              <w:tab w:val="right" w:leader="dot" w:pos="9350"/>
+            </w:tabs>
+            <w:rPr>
+              <w:rFonts w:eastAsiaTheme="minorEastAsia" w:cstheme="minorBidi"/>
+              <w:noProof/>
+              <w:sz w:val="24"/>
+              <w:szCs w:val="24"/>
+              <w:lang w:val="en-US"/>
+            </w:rPr>
+          </w:pPr>
+          <w:hyperlink w:anchor="_Toc186235783" w:history="1">
+            <w:r>
+              <w:rPr>
+                <w:rStyle w:val="Hyperlink"/>
+                <w:noProof/>
+              </w:rPr>
+              <w:t>Cats &amp; Difficulty Settings</w:t>
+            </w:r>
+            <w:r>
+              <w:rPr>
+                <w:noProof/>
+                <w:webHidden/>
+              </w:rPr>
+              <w:tab/>
+            </w:r>
+            <w:r>
+              <w:rPr>
+                <w:noProof/>
+                <w:webHidden/>
+              </w:rPr>
+              <w:fldChar w:fldCharType="begin"/>
+            </w:r>
+            <w:r>
+              <w:rPr>
+                <w:noProof/>
+                <w:webHidden/>
+              </w:rPr>
+              <w:instrText xml:space="preserve"> PAGEREF _Toc186235783 \h </w:instrText>
+            </w:r>
+            <w:r>
+              <w:rPr>
+                <w:noProof/>
+                <w:webHidden/>
+              </w:rPr>
+            </w:r>
+            <w:r>
+              <w:rPr>
+                <w:noProof/>
+                <w:webHidden/>
+              </w:rPr>
+              <w:fldChar w:fldCharType="separate"/>
+            </w:r>
+            <w:r>
+              <w:rPr>
+                <w:noProof/>
+                <w:webHidden/>
+              </w:rPr>
               <w:t>4</w:t>
+            </w:r>
+            <w:r>
+              <w:rPr>
+                <w:noProof/>
+                <w:webHidden/>
+              </w:rPr>
+              <w:fldChar w:fldCharType="end"/>
+            </w:r>
+          </w:hyperlink>
+        </w:p>
+        <w:p>
+          <w:pPr>
+            <w:pStyle w:val="TOC3"/>
+            <w:tabs>
+              <w:tab w:val="right" w:leader="dot" w:pos="9350"/>
+            </w:tabs>
+            <w:rPr>
+              <w:rFonts w:eastAsiaTheme="minorEastAsia" w:cstheme="minorBidi"/>
+              <w:noProof/>
+              <w:sz w:val="24"/>
+              <w:szCs w:val="24"/>
+              <w:lang w:val="en-US"/>
+            </w:rPr>
+          </w:pPr>
+          <w:hyperlink w:anchor="_Toc186235784" w:history="1">
+            <w:r>
+              <w:rPr>
+                <w:rStyle w:val="Hyperlink"/>
+                <w:noProof/>
+              </w:rPr>
+              <w:t>Towers</w:t>
+            </w:r>
+            <w:r>
+              <w:rPr>
+                <w:noProof/>
+                <w:webHidden/>
+              </w:rPr>
+              <w:tab/>
+            </w:r>
+            <w:r>
+              <w:rPr>
+                <w:noProof/>
+                <w:webHidden/>
+              </w:rPr>
+              <w:fldChar w:fldCharType="begin"/>
+            </w:r>
+            <w:r>
+              <w:rPr>
+                <w:noProof/>
+                <w:webHidden/>
+              </w:rPr>
+              <w:instrText xml:space="preserve"> PAGEREF _Toc186235784 \h </w:instrText>
+            </w:r>
+            <w:r>
+              <w:rPr>
+                <w:noProof/>
+                <w:webHidden/>
+              </w:rPr>
+            </w:r>
+            <w:r>
+              <w:rPr>
+                <w:noProof/>
+                <w:webHidden/>
+              </w:rPr>
+              <w:fldChar w:fldCharType="separate"/>
+            </w:r>
+            <w:r>
+              <w:rPr>
+                <w:noProof/>
+                <w:webHidden/>
+              </w:rPr>
+              <w:t>4</w:t>
+            </w:r>
+            <w:r>
+              <w:rPr>
+                <w:noProof/>
+                <w:webHidden/>
+              </w:rPr>
+              <w:fldChar w:fldCharType="end"/>
+            </w:r>
+          </w:hyperlink>
+        </w:p>
+        <w:p>
+          <w:pPr>
+            <w:pStyle w:val="TOC3"/>
+            <w:tabs>
+              <w:tab w:val="right" w:leader="dot" w:pos="9350"/>
+            </w:tabs>
+            <w:rPr>
+              <w:rFonts w:eastAsiaTheme="minorEastAsia" w:cstheme="minorBidi"/>
+              <w:noProof/>
+              <w:sz w:val="24"/>
+              <w:szCs w:val="24"/>
+              <w:lang w:val="en-US"/>
+            </w:rPr>
+          </w:pPr>
+          <w:hyperlink w:anchor="_Toc186235785" w:history="1">
+            <w:r>
+              <w:rPr>
+                <w:rStyle w:val="Hyperlink"/>
+                <w:noProof/>
+              </w:rPr>
+              <w:t>Enemies</w:t>
+            </w:r>
+            <w:r>
+              <w:rPr>
+                <w:noProof/>
+                <w:webHidden/>
+              </w:rPr>
+              <w:tab/>
+            </w:r>
+            <w:r>
+              <w:rPr>
+                <w:noProof/>
+                <w:webHidden/>
+              </w:rPr>
+              <w:fldChar w:fldCharType="begin"/>
+            </w:r>
+            <w:r>
+              <w:rPr>
+                <w:noProof/>
+                <w:webHidden/>
+              </w:rPr>
+              <w:instrText xml:space="preserve"> PAGEREF _Toc186235785 \h </w:instrText>
+            </w:r>
+            <w:r>
+              <w:rPr>
+                <w:noProof/>
+                <w:webHidden/>
+              </w:rPr>
+            </w:r>
+            <w:r>
+              <w:rPr>
+                <w:noProof/>
+                <w:webHidden/>
+              </w:rPr>
+              <w:fldChar w:fldCharType="separate"/>
+            </w:r>
+            <w:r>
+              <w:rPr>
+                <w:noProof/>
+                <w:webHidden/>
+              </w:rPr>
+              <w:t>6</w:t>
+            </w:r>
+            <w:r>
+              <w:rPr>
+                <w:noProof/>
+                <w:webHidden/>
+              </w:rPr>
+              <w:fldChar w:fldCharType="end"/>
+            </w:r>
+          </w:hyperlink>
+        </w:p>
+        <w:p>
+          <w:pPr>
+            <w:pStyle w:val="TOC1"/>
+            <w:tabs>
+              <w:tab w:val="right" w:leader="dot" w:pos="9350"/>
+            </w:tabs>
+            <w:rPr>
+              <w:rFonts w:eastAsiaTheme="minorEastAsia" w:cstheme="minorBidi"/>
+              <w:noProof/>
+              <w:sz w:val="24"/>
+              <w:szCs w:val="24"/>
+              <w:lang w:val="en-US"/>
+            </w:rPr>
+          </w:pPr>
+          <w:hyperlink w:anchor="_Toc186235786" w:history="1">
+            <w:r>
+              <w:rPr>
+                <w:rStyle w:val="Hyperlink"/>
+                <w:noProof/>
+              </w:rPr>
+              <w:t>Appendix</w:t>
+            </w:r>
+            <w:r>
+              <w:rPr>
+                <w:noProof/>
+                <w:webHidden/>
+              </w:rPr>
+              <w:tab/>
+            </w:r>
+            <w:r>
+              <w:rPr>
+                <w:noProof/>
+                <w:webHidden/>
+              </w:rPr>
+              <w:fldChar w:fldCharType="begin"/>
+            </w:r>
+            <w:r>
+              <w:rPr>
+                <w:noProof/>
+                <w:webHidden/>
+              </w:rPr>
+              <w:instrText xml:space="preserve"> PAGEREF _Toc186235786 \h </w:instrText>
+            </w:r>
+            <w:r>
+              <w:rPr>
+                <w:noProof/>
+                <w:webHidden/>
+              </w:rPr>
+            </w:r>
+            <w:r>
+              <w:rPr>
+                <w:noProof/>
+                <w:webHidden/>
+              </w:rPr>
+              <w:fldChar w:fldCharType="separate"/>
+            </w:r>
+            <w:r>
+              <w:rPr>
+                <w:noProof/>
+                <w:webHidden/>
+              </w:rPr>
+              <w:t>6</w:t>
             </w:r>
             <w:r>
               <w:rPr>
@@ -1459,7 +1701,7 @@
       <w:pPr>
         <w:pStyle w:val="Heading1"/>
       </w:pPr>
-      <w:bookmarkStart w:id="0" w:name="_Toc186050673"/>
+      <w:bookmarkStart w:id="0" w:name="_Toc186235778"/>
       <w:r>
         <w:lastRenderedPageBreak/>
         <w:t>Preamble</w:t>
@@ -1484,7 +1726,7 @@
       <w:pPr>
         <w:pStyle w:val="Heading1"/>
       </w:pPr>
-      <w:bookmarkStart w:id="1" w:name="_Toc186050674"/>
+      <w:bookmarkStart w:id="1" w:name="_Toc186235779"/>
       <w:r>
         <w:t>Terminology</w:t>
       </w:r>
@@ -1546,7 +1788,7 @@
               <w:jc w:val="center"/>
             </w:pPr>
             <w:r>
-              <w:t>TTD</w:t>
+              <w:t>BTD</w:t>
             </w:r>
           </w:p>
         </w:tc>
@@ -1555,8 +1797,19 @@
             <w:tcW w:w="6378" w:type="dxa"/>
           </w:tcPr>
           <w:p>
-            <w:r>
-              <w:t>Tofu’s Tower Defence.</w:t>
+            <w:hyperlink r:id="rId7" w:history="1">
+              <w:r>
+                <w:rPr>
+                  <w:rStyle w:val="Hyperlink"/>
+                </w:rPr>
+                <w:t>Bloons Tower Defense</w:t>
+              </w:r>
+            </w:hyperlink>
+            <w:r>
+              <w:t>,</w:t>
+            </w:r>
+            <w:r>
+              <w:t xml:space="preserve"> a popular tower defence game.</w:t>
             </w:r>
           </w:p>
         </w:tc>
@@ -1571,7 +1824,7 @@
               <w:jc w:val="center"/>
             </w:pPr>
             <w:r>
-              <w:t>World</w:t>
+              <w:t>Cat</w:t>
             </w:r>
           </w:p>
         </w:tc>
@@ -1581,7 +1834,7 @@
           </w:tcPr>
           <w:p>
             <w:r>
-              <w:t>A collection of levels unified by a single theme or plot point.</w:t>
+              <w:t>The “heart” of the player’s defences which must be defended at all times!</w:t>
             </w:r>
           </w:p>
         </w:tc>
@@ -1599,7 +1852,7 @@
               <w:jc w:val="center"/>
             </w:pPr>
             <w:r>
-              <w:t>Tile</w:t>
+              <w:t>Pregame</w:t>
             </w:r>
           </w:p>
         </w:tc>
@@ -1609,7 +1862,7 @@
           </w:tcPr>
           <w:p>
             <w:r>
-              <w:t>A single hexagonal on the hexagonal grid which makes up the map.</w:t>
+              <w:t>The period between starting a level and before starting the first wave.</w:t>
             </w:r>
           </w:p>
         </w:tc>
@@ -1624,7 +1877,7 @@
               <w:jc w:val="center"/>
             </w:pPr>
             <w:r>
-              <w:t>Towers</w:t>
+              <w:t>TD</w:t>
             </w:r>
           </w:p>
         </w:tc>
@@ -1634,7 +1887,7 @@
           </w:tcPr>
           <w:p>
             <w:r>
-              <w:t>Units which defend against attackers.</w:t>
+              <w:t>Shorthand for “Tower Defence [video game]”.</w:t>
             </w:r>
           </w:p>
         </w:tc>
@@ -1652,7 +1905,7 @@
               <w:jc w:val="center"/>
             </w:pPr>
             <w:r>
-              <w:t>Pregame</w:t>
+              <w:t>Tile</w:t>
             </w:r>
           </w:p>
         </w:tc>
@@ -1662,7 +1915,7 @@
           </w:tcPr>
           <w:p>
             <w:r>
-              <w:t>The period between starting a level and before starting the first wave.</w:t>
+              <w:t>A single hexagonal on the hexagonal grid which makes up the map.</w:t>
             </w:r>
           </w:p>
         </w:tc>
@@ -1677,7 +1930,7 @@
               <w:jc w:val="center"/>
             </w:pPr>
             <w:r>
-              <w:t>Sacred Cat</w:t>
+              <w:t>Towers</w:t>
             </w:r>
           </w:p>
         </w:tc>
@@ -1687,7 +1940,60 @@
           </w:tcPr>
           <w:p>
             <w:r>
-              <w:t>The “heart” of the player’s defences which must be defended at all times!</w:t>
+              <w:t>A defensive unit constructed by the player.</w:t>
+            </w:r>
+          </w:p>
+        </w:tc>
+      </w:tr>
+      <w:tr>
+        <w:trPr>
+          <w:cnfStyle w:val="000000100000" w:firstRow="0" w:lastRow="0" w:firstColumn="0" w:lastColumn="0" w:oddVBand="0" w:evenVBand="0" w:oddHBand="1" w:evenHBand="0" w:firstRowFirstColumn="0" w:firstRowLastColumn="0" w:lastRowFirstColumn="0" w:lastRowLastColumn="0"/>
+        </w:trPr>
+        <w:tc>
+          <w:tcPr>
+            <w:tcW w:w="2972" w:type="dxa"/>
+          </w:tcPr>
+          <w:p>
+            <w:pPr>
+              <w:jc w:val="center"/>
+            </w:pPr>
+            <w:r>
+              <w:t>TTD</w:t>
+            </w:r>
+          </w:p>
+        </w:tc>
+        <w:tc>
+          <w:tcPr>
+            <w:tcW w:w="6378" w:type="dxa"/>
+          </w:tcPr>
+          <w:p>
+            <w:r>
+              <w:t>Tofu’s Tower Defence.</w:t>
+            </w:r>
+          </w:p>
+        </w:tc>
+      </w:tr>
+      <w:tr>
+        <w:tc>
+          <w:tcPr>
+            <w:tcW w:w="2972" w:type="dxa"/>
+          </w:tcPr>
+          <w:p>
+            <w:pPr>
+              <w:jc w:val="center"/>
+            </w:pPr>
+            <w:r>
+              <w:t>World</w:t>
+            </w:r>
+          </w:p>
+        </w:tc>
+        <w:tc>
+          <w:tcPr>
+            <w:tcW w:w="6378" w:type="dxa"/>
+          </w:tcPr>
+          <w:p>
+            <w:r>
+              <w:t>A collection of levels unified by a single theme or plot point.</w:t>
             </w:r>
           </w:p>
         </w:tc>
@@ -1698,56 +2004,205 @@
         <w:pStyle w:val="Heading1"/>
       </w:pPr>
       <w:bookmarkStart w:id="2" w:name="_Toc186050675"/>
+      <w:bookmarkStart w:id="3" w:name="_Toc186235780"/>
       <w:r>
         <w:t>Design</w:t>
       </w:r>
       <w:bookmarkEnd w:id="2"/>
-    </w:p>
-    <w:p>
-      <w:pPr>
-        <w:pStyle w:val="Heading2"/>
-      </w:pPr>
-      <w:bookmarkStart w:id="3" w:name="_Toc186050676"/>
-      <w:r>
-        <w:t>Overview</w:t>
-      </w:r>
       <w:bookmarkEnd w:id="3"/>
     </w:p>
     <w:p>
-      <w:r>
-        <w:t xml:space="preserve">The basic gameplay loop will consist of </w:t>
-      </w:r>
-      <w:r>
-        <w:t xml:space="preserve">several, escalating waves of enemies attacking the player character’s cat. If the cat </w:t>
-      </w:r>
-      <w:r>
-        <w:t>takes too much damage, it will be roused from its sleep and run away. Cotton and cloth can be harvested to build defences (stuffed animals) which will defend the cat. Defeating enemies will yield XP (experience) which can be used to purchase promotions for your defences.</w:t>
-      </w:r>
-    </w:p>
-    <w:p>
       <w:pPr>
         <w:pStyle w:val="Heading2"/>
       </w:pPr>
-      <w:bookmarkStart w:id="4" w:name="_Toc186050677"/>
-      <w:r>
-        <w:lastRenderedPageBreak/>
-        <w:t>Gameplay</w:t>
+      <w:bookmarkStart w:id="4" w:name="_Toc186235781"/>
+      <w:r>
+        <w:t>Overview</w:t>
       </w:r>
       <w:bookmarkEnd w:id="4"/>
     </w:p>
     <w:p>
+      <w:r>
+        <w:t xml:space="preserve">The basic gameplay loop will consist of </w:t>
+      </w:r>
+      <w:r>
+        <w:t xml:space="preserve">several, escalating waves of enemies attacking the player character’s cat. If the cat </w:t>
+      </w:r>
+      <w:r>
+        <w:t xml:space="preserve">takes too much damage, it will be roused from its sleep and run away. Cotton and </w:t>
+      </w:r>
+      <w:r>
+        <w:t>fabric</w:t>
+      </w:r>
+      <w:r>
+        <w:t xml:space="preserve"> can be harvested to build defences (stuffed animals) which will defend the cat. Defeating enemies will yield XP (experience) which can be used to purchase promotions for your defences.</w:t>
+      </w:r>
+    </w:p>
+    <w:p>
+      <w:pPr>
+        <w:pStyle w:val="Heading2"/>
+      </w:pPr>
+      <w:bookmarkStart w:id="5" w:name="_Toc186235782"/>
+      <w:r>
+        <w:t>Gameplay</w:t>
+      </w:r>
+      <w:bookmarkEnd w:id="5"/>
+      <w:r>
+        <w:t xml:space="preserve"> </w:t>
+      </w:r>
+    </w:p>
+    <w:p>
+      <w:r>
+        <w:t>TTD will be similar to the arch</w:t>
+      </w:r>
+      <w:r>
+        <w:t xml:space="preserve">etypal tower defence game; </w:t>
+      </w:r>
+      <w:r>
+        <w:t>defend</w:t>
+      </w:r>
+      <w:r>
+        <w:t xml:space="preserve"> a “home base” (the cat) against waves of enemies by strategically managing resources to construct defences. Contrasting TTD </w:t>
+      </w:r>
+      <w:r>
+        <w:t>against</w:t>
+      </w:r>
+      <w:r>
+        <w:t xml:space="preserve"> BTD</w:t>
+      </w:r>
+      <w:r>
+        <w:rPr>
+          <w:rStyle w:val="FootnoteReference"/>
+        </w:rPr>
+        <w:footnoteReference w:id="1"/>
+      </w:r>
+      <w:r>
+        <w:t xml:space="preserve"> (</w:t>
+      </w:r>
+      <w:hyperlink r:id="rId8" w:history="1">
+        <w:r>
+          <w:rPr>
+            <w:rStyle w:val="Hyperlink"/>
+          </w:rPr>
+          <w:t>Bloons Tower Def</w:t>
+        </w:r>
+        <w:r>
+          <w:rPr>
+            <w:rStyle w:val="Hyperlink"/>
+          </w:rPr>
+          <w:t>e</w:t>
+        </w:r>
+        <w:r>
+          <w:rPr>
+            <w:rStyle w:val="Hyperlink"/>
+          </w:rPr>
+          <w:t>nce</w:t>
+        </w:r>
+      </w:hyperlink>
+      <w:r>
+        <w:t>),</w:t>
+      </w:r>
+      <w:r>
+        <w:t xml:space="preserve"> TTD is notable for:</w:t>
+      </w:r>
+    </w:p>
+    <w:p>
+      <w:pPr>
+        <w:pStyle w:val="ListParagraph"/>
+        <w:numPr>
+          <w:ilvl w:val="0"/>
+          <w:numId w:val="6"/>
+        </w:numPr>
+      </w:pPr>
+      <w:r>
+        <w:t>The lack of a single “path” for enemies to travel along, allowing enemies to attack and destroy defensive installations.</w:t>
+      </w:r>
+    </w:p>
+    <w:p>
+      <w:pPr>
+        <w:pStyle w:val="ListParagraph"/>
+        <w:numPr>
+          <w:ilvl w:val="0"/>
+          <w:numId w:val="6"/>
+        </w:numPr>
+      </w:pPr>
+      <w:r>
+        <w:t xml:space="preserve">Splitting the currency(s) required to build towers and the resource yield dropped by enemies into separate currencies. The intention behind this decision is to create a dilemma for the player; how aggressively can the player gather resources without jeopardizing their position? </w:t>
+      </w:r>
+    </w:p>
+    <w:p>
+      <w:pPr>
+        <w:pStyle w:val="ListParagraph"/>
+        <w:numPr>
+          <w:ilvl w:val="0"/>
+          <w:numId w:val="6"/>
+        </w:numPr>
+      </w:pPr>
+      <w:r>
+        <w:t>The lack of a qualified developer.</w:t>
+      </w:r>
+    </w:p>
+    <w:p>
+      <w:pPr>
+        <w:pStyle w:val="ListParagraph"/>
+        <w:numPr>
+          <w:ilvl w:val="0"/>
+          <w:numId w:val="6"/>
+        </w:numPr>
+      </w:pPr>
+      <w:r>
+        <w:t>The inclusion of cats.</w:t>
+      </w:r>
+    </w:p>
+    <w:p>
+      <w:r>
+        <w:t xml:space="preserve">TTD takes place on a grid of hexagonal tiles. Each tile will have its own unique elevation, ranging from 0.0 – 3.0, increasing in 0.5 increments. </w:t>
+      </w:r>
+      <w:r>
+        <w:t xml:space="preserve">Some tiles have resources on them, such as pillows, </w:t>
+      </w:r>
+      <w:r>
+        <w:lastRenderedPageBreak/>
+        <w:t xml:space="preserve">shirts, or </w:t>
+      </w:r>
+      <w:r>
+        <w:t>mattresses</w:t>
+      </w:r>
+      <w:r>
+        <w:t xml:space="preserve">. </w:t>
+      </w:r>
+      <w:r>
+        <w:t>Some tiles look suspiciously different</w:t>
+      </w:r>
+      <w:r>
+        <w:t xml:space="preserve"> from regular tiles</w:t>
+      </w:r>
+      <w:r>
+        <w:t>; these are called “spawning tiles”. These “spawning tiles” will be covered later.</w:t>
+      </w:r>
+    </w:p>
+    <w:p>
+      <w:r>
+        <w:t>A game of TTD flows between the following states: pregame, mid-wave, post-wave, and postgame.</w:t>
+      </w:r>
+      <w:r>
+        <w:t xml:space="preserve"> </w:t>
+      </w:r>
+    </w:p>
+    <w:p>
       <w:pPr>
         <w:keepNext/>
+        <w:jc w:val="center"/>
       </w:pPr>
       <w:r>
         <w:rPr>
           <w:noProof/>
         </w:rPr>
         <w:drawing>
-          <wp:inline distT="0" distB="0" distL="0" distR="0" wp14:anchorId="35FA29AE" wp14:editId="483F0AE9">
-            <wp:extent cx="5943600" cy="3639820"/>
+          <wp:inline distT="0" distB="0" distL="0" distR="0" wp14:anchorId="07779F72" wp14:editId="619BBCAF">
+            <wp:extent cx="5943600" cy="3128010"/>
             <wp:effectExtent l="0" t="0" r="0" b="0"/>
-            <wp:docPr id="1106758189" name="Picture 1" descr="A sketch of the game appearance."/>
+            <wp:docPr id="763780078" name="Picture 1" descr="A diagram of a flowchart&#10;&#10;Description automatically generated"/>
             <wp:cNvGraphicFramePr>
               <a:graphicFrameLocks xmlns:a="http://schemas.openxmlformats.org/drawingml/2006/main" noChangeAspect="1"/>
             </wp:cNvGraphicFramePr>
@@ -1755,11 +2210,11 @@
               <a:graphicData uri="http://schemas.openxmlformats.org/drawingml/2006/picture">
                 <pic:pic xmlns:pic="http://schemas.openxmlformats.org/drawingml/2006/picture">
                   <pic:nvPicPr>
-                    <pic:cNvPr id="1106758189" name="Picture 1" descr="A sketch of the game appearance."/>
+                    <pic:cNvPr id="763780078" name="Picture 1" descr="A diagram of a flowchart&#10;&#10;Description automatically generated"/>
                     <pic:cNvPicPr/>
                   </pic:nvPicPr>
                   <pic:blipFill>
-                    <a:blip r:embed="rId7"/>
+                    <a:blip r:embed="rId9"/>
                     <a:stretch>
                       <a:fillRect/>
                     </a:stretch>
@@ -1767,7 +2222,7 @@
                   <pic:spPr>
                     <a:xfrm>
                       <a:off x="0" y="0"/>
-                      <a:ext cx="5943600" cy="3639820"/>
+                      <a:ext cx="5943600" cy="3128010"/>
                     </a:xfrm>
                     <a:prstGeom prst="rect">
                       <a:avLst/>
@@ -1785,7 +2240,6 @@
         <w:pStyle w:val="Caption"/>
         <w:jc w:val="center"/>
       </w:pPr>
-      <w:bookmarkStart w:id="5" w:name="_Ref186050892"/>
       <w:r>
         <w:t xml:space="preserve">Figure </w:t>
       </w:r>
@@ -1807,17 +2261,13 @@
       <w:r>
         <w:fldChar w:fldCharType="end"/>
       </w:r>
-      <w:bookmarkEnd w:id="5"/>
-      <w:r>
-        <w:t xml:space="preserve"> - Sketch of the gameplay</w:t>
-      </w:r>
-      <w:r>
-        <w:t>.</w:t>
+      <w:r>
+        <w:t xml:space="preserve"> - TTD gameplay state diagram.</w:t>
       </w:r>
     </w:p>
     <w:p>
       <w:r>
-        <w:t>TTD takes place on a grid of hexagonal tiles. Hexagonal tiles can have a variety of attributes:</w:t>
+        <w:t>During the pregame, the player must do the following:</w:t>
       </w:r>
     </w:p>
     <w:p>
@@ -1825,38 +2275,11 @@
         <w:pStyle w:val="ListParagraph"/>
         <w:numPr>
           <w:ilvl w:val="0"/>
-          <w:numId w:val="3"/>
+          <w:numId w:val="8"/>
         </w:numPr>
       </w:pPr>
       <w:r>
-        <w:t>Elevation</w:t>
-      </w:r>
-      <w:r>
-        <w:t xml:space="preserve"> (float)</w:t>
-      </w:r>
-      <w:r>
-        <w:t xml:space="preserve">: </w:t>
-      </w:r>
-    </w:p>
-    <w:p>
-      <w:pPr>
-        <w:pStyle w:val="ListParagraph"/>
-        <w:numPr>
-          <w:ilvl w:val="1"/>
-          <w:numId w:val="3"/>
-        </w:numPr>
-      </w:pPr>
-      <w:r>
-        <w:t>Tiles can have an elevation from 0-</w:t>
-      </w:r>
-      <w:r>
-        <w:t>3. Tiles which have an elevation difference of greater than or equal to 1 cannot be transversed by standard units</w:t>
-      </w:r>
-      <w:r>
-        <w:t xml:space="preserve"> nor shot over by units </w:t>
-      </w:r>
-      <w:r>
-        <w:t>on the lower tile.</w:t>
+        <w:t>Place the cat. It is impossible for the defensive units to remain motivated in their defence without the cat sleeping peacefully. Thus, the cat must be placed somewhere far from the fighting and defended at all costs!</w:t>
       </w:r>
     </w:p>
     <w:p>
@@ -1864,292 +2287,1925 @@
         <w:pStyle w:val="ListParagraph"/>
         <w:numPr>
           <w:ilvl w:val="0"/>
-          <w:numId w:val="3"/>
+          <w:numId w:val="8"/>
         </w:numPr>
       </w:pPr>
       <w:r>
-        <w:t>Water (bool):</w:t>
+        <w:t xml:space="preserve">Place towers. The player will begin with a small amount of cotton and </w:t>
+      </w:r>
+      <w:r>
+        <w:t>fabric</w:t>
+      </w:r>
+      <w:r>
+        <w:t xml:space="preserve">. </w:t>
+      </w:r>
+      <w:r>
+        <w:t xml:space="preserve">All towers require some amount of cotton and </w:t>
+      </w:r>
+      <w:r>
+        <w:t>cotton</w:t>
+      </w:r>
+      <w:r>
+        <w:t xml:space="preserve"> to construct, so the player must be careful with how they choose to spend their limited resources.</w:t>
       </w:r>
     </w:p>
     <w:p>
-      <w:pPr>
-        <w:pStyle w:val="ListParagraph"/>
-        <w:numPr>
-          <w:ilvl w:val="1"/>
-          <w:numId w:val="3"/>
-        </w:numPr>
-      </w:pPr>
-      <w:r>
-        <w:t>Tiles may either have or not have water. Tiles with water must be treated differently by enemies while they travel and standard towers cannot be placed on water.</w:t>
+      <w:r>
+        <w:t xml:space="preserve">Once the player decides their defences are sufficient, the player will click the “Start” button. At this point, the player will enter the mid-wave game state. During the mid-wave game state, enemies will spawn on suspicious tiles and attack the nearest target. The player may still build towers during the mid-wave. </w:t>
+      </w:r>
+      <w:r>
+        <w:t>Each wave will last for a certain amount of time (e.g. 60 seconds). If the player defeats the wave before this time window expires</w:t>
+      </w:r>
+      <w:r>
+        <w:t>, a brief delay will occur before the next round starts and any tower time-based events, such as ability recharges, will be accelerated. If the player does not defeat the wave before the wave timer expires, the next wave will spawn regardless of the number of enemies remaining from the previous wave.</w:t>
       </w:r>
     </w:p>
     <w:p>
-      <w:pPr>
-        <w:pStyle w:val="ListParagraph"/>
-        <w:numPr>
-          <w:ilvl w:val="0"/>
-          <w:numId w:val="3"/>
-        </w:numPr>
-      </w:pPr>
-      <w:r>
-        <w:t xml:space="preserve">Spawnable (bool): </w:t>
+      <w:r>
+        <w:t xml:space="preserve">If a tower capable of harvesting resources is placed on a resource, such as a shirt, that tower will harvest </w:t>
+      </w:r>
+      <w:r>
+        <w:t>fabric</w:t>
+      </w:r>
+      <w:r>
+        <w:t xml:space="preserve"> and/or </w:t>
+      </w:r>
+      <w:r>
+        <w:t>cotton</w:t>
+      </w:r>
+      <w:r>
+        <w:t xml:space="preserve"> from that resource after the pregame ends. Whenever an enemy is killed, that enemy will drop XP. XP can be used to purchase promotions for towers which will make the tower more useful.</w:t>
       </w:r>
     </w:p>
     <w:p>
-      <w:pPr>
-        <w:pStyle w:val="ListParagraph"/>
-        <w:numPr>
-          <w:ilvl w:val="1"/>
-          <w:numId w:val="3"/>
-        </w:numPr>
-      </w:pPr>
-      <w:r>
-        <w:t>Whether enemies can spawn on these tiles when new waves are summoned.</w:t>
+      <w:r>
+        <w:lastRenderedPageBreak/>
+        <w:t xml:space="preserve">Once the player either defeats all waves or loses all their lives, the game ends. If the player defeated all waves, the next level will be unlocked. If the player lost, they </w:t>
+      </w:r>
+      <w:r>
+        <w:t>would</w:t>
+      </w:r>
+      <w:r>
+        <w:t xml:space="preserve"> not unlock the next level.</w:t>
       </w:r>
     </w:p>
     <w:p>
-      <w:r>
-        <w:t>The game will start in</w:t>
-      </w:r>
-      <w:r>
-        <w:t xml:space="preserve"> the pregame.</w:t>
-      </w:r>
-      <w:r>
-        <w:t xml:space="preserve"> During this phase, no enemy waves will spawn until the player clicks the “Start” button (the </w:t>
-      </w:r>
-      <w:r>
-        <w:t>“Start”</w:t>
-      </w:r>
-      <w:r>
-        <w:t xml:space="preserve"> button will occupy the wave counter until the pregame ends). </w:t>
-      </w:r>
-      <w:r>
-        <w:t>The player can use the pregame to do two things:</w:t>
-      </w:r>
-    </w:p>
-    <w:p>
-      <w:pPr>
-        <w:pStyle w:val="ListParagraph"/>
-        <w:numPr>
-          <w:ilvl w:val="0"/>
-          <w:numId w:val="4"/>
-        </w:numPr>
-      </w:pPr>
-      <w:r>
-        <w:t>Place their Sacred Cat</w:t>
-      </w:r>
-      <w:r>
-        <w:t xml:space="preserve"> on a viable tile (mandatory).</w:t>
-      </w:r>
-    </w:p>
-    <w:p>
-      <w:pPr>
-        <w:pStyle w:val="ListParagraph"/>
-        <w:numPr>
-          <w:ilvl w:val="0"/>
-          <w:numId w:val="4"/>
-        </w:numPr>
-      </w:pPr>
-      <w:r>
-        <w:t>Place defensive towers (optional).</w:t>
-      </w:r>
-    </w:p>
-    <w:p>
-      <w:r>
-        <w:t xml:space="preserve">Four stats/”currencies” are present in the top corner. </w:t>
-      </w:r>
-    </w:p>
-    <w:p>
-      <w:pPr>
-        <w:pStyle w:val="ListParagraph"/>
-        <w:numPr>
-          <w:ilvl w:val="0"/>
-          <w:numId w:val="5"/>
-        </w:numPr>
-      </w:pPr>
-      <w:r>
-        <w:t>Health: How many hit points the Sacred Cat has remaining. When health reaches zero, the player loses the game.</w:t>
-      </w:r>
-    </w:p>
-    <w:p>
-      <w:pPr>
-        <w:pStyle w:val="ListParagraph"/>
-        <w:numPr>
-          <w:ilvl w:val="0"/>
-          <w:numId w:val="5"/>
-        </w:numPr>
-      </w:pPr>
-      <w:r>
-        <w:lastRenderedPageBreak/>
-        <w:t>XP: XP can be used to purchase promotions for units. Killing enemies earns XP.</w:t>
-      </w:r>
-    </w:p>
-    <w:p>
-      <w:pPr>
-        <w:pStyle w:val="ListParagraph"/>
-        <w:numPr>
-          <w:ilvl w:val="0"/>
-          <w:numId w:val="5"/>
-        </w:numPr>
-      </w:pPr>
-      <w:r>
-        <w:t xml:space="preserve">Cloth: </w:t>
-      </w:r>
-      <w:r>
-        <w:t>Cloth is an ingredient used in creating towers. Cloth is harvested by ripping up shirts and furniture.</w:t>
-      </w:r>
-    </w:p>
-    <w:p>
-      <w:pPr>
-        <w:pStyle w:val="ListParagraph"/>
-        <w:numPr>
-          <w:ilvl w:val="0"/>
-          <w:numId w:val="5"/>
-        </w:numPr>
-      </w:pPr>
-      <w:r>
-        <w:t>Cotton</w:t>
-      </w:r>
-      <w:r>
-        <w:t xml:space="preserve">: </w:t>
-      </w:r>
-      <w:r>
-        <w:t>Cotton</w:t>
-      </w:r>
-      <w:r>
-        <w:t xml:space="preserve"> is an ingredient used in creating towers. </w:t>
-      </w:r>
-      <w:r>
-        <w:t>Cotton</w:t>
-      </w:r>
-      <w:r>
-        <w:t xml:space="preserve"> is harvested by ripping up furniture and pillows.</w:t>
-      </w:r>
-    </w:p>
-    <w:p>
       <w:pPr>
         <w:pStyle w:val="Heading3"/>
       </w:pPr>
-      <w:r>
-        <w:t>Towers</w:t>
-      </w:r>
-    </w:p>
-    <w:p>
-      <w:pPr>
-        <w:pStyle w:val="Heading4"/>
-      </w:pPr>
-      <w:r>
-        <w:t>Jeremy</w:t>
-      </w:r>
-    </w:p>
-    <w:p>
-      <w:r>
-        <w:t xml:space="preserve">Jeremy is </w:t>
-      </w:r>
-      <w:r>
-        <w:t>a</w:t>
-      </w:r>
-      <w:r>
-        <w:t xml:space="preserve"> standard tower</w:t>
-      </w:r>
-      <w:r>
-        <w:t>, featuring decent damage and range for an affordable cost</w:t>
-      </w:r>
-      <w:r>
-        <w:t xml:space="preserve">. </w:t>
-      </w:r>
-    </w:p>
-    <w:p>
-      <w:pPr>
-        <w:pStyle w:val="Heading4"/>
-      </w:pPr>
-      <w:r>
-        <w:t>Walter</w:t>
-      </w:r>
-    </w:p>
-    <w:p>
-      <w:r>
-        <w:t>Walter</w:t>
-      </w:r>
-      <w:r>
-        <w:t xml:space="preserve"> is a defensive tower. Despite having minimal damage output, </w:t>
-      </w:r>
-      <w:r>
-        <w:t>Walter</w:t>
-      </w:r>
-      <w:r>
-        <w:t xml:space="preserve"> has an enormous health stat which makes it good for slowing enemy advances.</w:t>
-      </w:r>
-    </w:p>
-    <w:p>
-      <w:pPr>
-        <w:pStyle w:val="Heading4"/>
-      </w:pPr>
-      <w:r>
-        <w:t>Eeyore</w:t>
-      </w:r>
-    </w:p>
-    <w:p>
-      <w:r>
-        <w:t>Eeyore has an accelerated harvesting rate for cloth and cotton. Eeyore has a high damage output but a very small range.</w:t>
-      </w:r>
-    </w:p>
-    <w:p>
-      <w:pPr>
-        <w:pStyle w:val="Heading3"/>
-      </w:pPr>
-      <w:r>
-        <w:t>Enemies</w:t>
-      </w:r>
-    </w:p>
-    <w:p>
-      <w:pPr>
-        <w:pStyle w:val="Heading4"/>
-      </w:pPr>
-      <w:r>
-        <w:t>Dust Bunny (Melee)</w:t>
-      </w:r>
-    </w:p>
-    <w:p>
-      <w:r>
-        <w:t>A fast but weak unit capable of dealing moderate damage at close range.</w:t>
-      </w:r>
-    </w:p>
-    <w:p>
-      <w:pPr>
-        <w:pStyle w:val="Heading4"/>
-      </w:pPr>
-      <w:r>
-        <w:t>Dust Bunny (Ranged)</w:t>
-      </w:r>
-    </w:p>
-    <w:p>
-      <w:r>
-        <w:t>A fast but weak unit capable of dealing light damage at range.</w:t>
-      </w:r>
-    </w:p>
-    <w:p>
-      <w:pPr>
-        <w:pStyle w:val="Heading2"/>
-      </w:pPr>
-      <w:bookmarkStart w:id="6" w:name="_Toc186050678"/>
-      <w:r>
-        <w:t>Game State Flow Chart</w:t>
+      <w:bookmarkStart w:id="6" w:name="_Toc186235783"/>
+      <w:r>
+        <w:t>Cats &amp; Difficulty Settings</w:t>
       </w:r>
       <w:bookmarkEnd w:id="6"/>
     </w:p>
     <w:p>
       <w:r>
+        <w:t xml:space="preserve">Only one cat is available for placement for each level. </w:t>
+      </w:r>
+      <w:r>
+        <w:t>The cat available for placement is determined before each game starts when the player selects the level difficulty.</w:t>
+      </w:r>
+    </w:p>
+    <w:p>
+      <w:pPr>
+        <w:pStyle w:val="Caption"/>
+        <w:keepNext/>
+      </w:pPr>
+      <w:r>
+        <w:t xml:space="preserve">Table </w:t>
+      </w:r>
+      <w:r>
         <w:fldChar w:fldCharType="begin"/>
       </w:r>
       <w:r>
-        <w:instrText xml:space="preserve"> REF _Ref186037114 \h </w:instrText>
+        <w:instrText xml:space="preserve"> SEQ Table \* ARABIC </w:instrText>
       </w:r>
       <w:r>
         <w:fldChar w:fldCharType="separate"/>
       </w:r>
       <w:r>
-        <w:t xml:space="preserve">Figure </w:t>
+        <w:rPr>
+          <w:noProof/>
+        </w:rPr>
+        <w:t>1</w:t>
+      </w:r>
+      <w:r>
+        <w:fldChar w:fldCharType="end"/>
+      </w:r>
+      <w:r>
+        <w:t xml:space="preserve"> - Difficulty settings.</w:t>
+      </w:r>
+    </w:p>
+    <w:tbl>
+      <w:tblPr>
+        <w:tblStyle w:val="GridTable4-Accent6"/>
+        <w:tblW w:w="9354" w:type="dxa"/>
+        <w:tblLook w:val="0420" w:firstRow="1" w:lastRow="0" w:firstColumn="0" w:lastColumn="0" w:noHBand="0" w:noVBand="1"/>
+      </w:tblPr>
+      <w:tblGrid>
+        <w:gridCol w:w="1870"/>
+        <w:gridCol w:w="1304"/>
+        <w:gridCol w:w="1304"/>
+        <w:gridCol w:w="1304"/>
+        <w:gridCol w:w="3572"/>
+      </w:tblGrid>
+      <w:tr>
+        <w:trPr>
+          <w:cnfStyle w:val="100000000000" w:firstRow="1" w:lastRow="0" w:firstColumn="0" w:lastColumn="0" w:oddVBand="0" w:evenVBand="0" w:oddHBand="0" w:evenHBand="0" w:firstRowFirstColumn="0" w:firstRowLastColumn="0" w:lastRowFirstColumn="0" w:lastRowLastColumn="0"/>
+        </w:trPr>
+        <w:tc>
+          <w:tcPr>
+            <w:tcW w:w="1870" w:type="dxa"/>
+            <w:vAlign w:val="center"/>
+          </w:tcPr>
+          <w:p>
+            <w:pPr>
+              <w:jc w:val="center"/>
+            </w:pPr>
+            <w:r>
+              <w:t>Difficulty</w:t>
+            </w:r>
+          </w:p>
+        </w:tc>
+        <w:tc>
+          <w:tcPr>
+            <w:tcW w:w="1304" w:type="dxa"/>
+            <w:vAlign w:val="center"/>
+          </w:tcPr>
+          <w:p>
+            <w:pPr>
+              <w:jc w:val="center"/>
+            </w:pPr>
+            <w:r>
+              <w:t>Enemy Health Modifier</w:t>
+            </w:r>
+          </w:p>
+        </w:tc>
+        <w:tc>
+          <w:tcPr>
+            <w:tcW w:w="1304" w:type="dxa"/>
+            <w:vAlign w:val="center"/>
+          </w:tcPr>
+          <w:p>
+            <w:pPr>
+              <w:jc w:val="center"/>
+            </w:pPr>
+            <w:r>
+              <w:t>Enemy Speed Modifier</w:t>
+            </w:r>
+          </w:p>
+        </w:tc>
+        <w:tc>
+          <w:tcPr>
+            <w:tcW w:w="1304" w:type="dxa"/>
+            <w:vAlign w:val="center"/>
+          </w:tcPr>
+          <w:p>
+            <w:pPr>
+              <w:jc w:val="center"/>
+            </w:pPr>
+            <w:r>
+              <w:t>Resource Collection Modifier</w:t>
+            </w:r>
+          </w:p>
+        </w:tc>
+        <w:tc>
+          <w:tcPr>
+            <w:tcW w:w="3572" w:type="dxa"/>
+            <w:vAlign w:val="center"/>
+          </w:tcPr>
+          <w:p>
+            <w:pPr>
+              <w:jc w:val="center"/>
+            </w:pPr>
+            <w:r>
+              <w:t>Cat</w:t>
+            </w:r>
+          </w:p>
+        </w:tc>
+      </w:tr>
+      <w:tr>
+        <w:trPr>
+          <w:cnfStyle w:val="000000100000" w:firstRow="0" w:lastRow="0" w:firstColumn="0" w:lastColumn="0" w:oddVBand="0" w:evenVBand="0" w:oddHBand="1" w:evenHBand="0" w:firstRowFirstColumn="0" w:firstRowLastColumn="0" w:lastRowFirstColumn="0" w:lastRowLastColumn="0"/>
+        </w:trPr>
+        <w:tc>
+          <w:tcPr>
+            <w:tcW w:w="1870" w:type="dxa"/>
+          </w:tcPr>
+          <w:p>
+            <w:pPr>
+              <w:jc w:val="center"/>
+            </w:pPr>
+            <w:r>
+              <w:t>Beginner</w:t>
+            </w:r>
+          </w:p>
+        </w:tc>
+        <w:tc>
+          <w:tcPr>
+            <w:tcW w:w="1304" w:type="dxa"/>
+          </w:tcPr>
+          <w:p>
+            <w:pPr>
+              <w:jc w:val="right"/>
+            </w:pPr>
+            <w:r>
+              <w:t>90</w:t>
+            </w:r>
+            <w:r>
+              <w:t>%</w:t>
+            </w:r>
+          </w:p>
+        </w:tc>
+        <w:tc>
+          <w:tcPr>
+            <w:tcW w:w="1304" w:type="dxa"/>
+          </w:tcPr>
+          <w:p>
+            <w:pPr>
+              <w:jc w:val="right"/>
+            </w:pPr>
+            <w:r>
+              <w:t>90%</w:t>
+            </w:r>
+          </w:p>
+        </w:tc>
+        <w:tc>
+          <w:tcPr>
+            <w:tcW w:w="1304" w:type="dxa"/>
+          </w:tcPr>
+          <w:p>
+            <w:pPr>
+              <w:jc w:val="right"/>
+            </w:pPr>
+            <w:r>
+              <w:t>90%</w:t>
+            </w:r>
+          </w:p>
+        </w:tc>
+        <w:tc>
+          <w:tcPr>
+            <w:tcW w:w="3572" w:type="dxa"/>
+          </w:tcPr>
+          <w:p>
+            <w:r>
+              <w:t>Tofu, a small, fluffy white kitten (</w:t>
+            </w:r>
+            <w:r>
+              <w:t>occupies 1 tile).</w:t>
+            </w:r>
+          </w:p>
+        </w:tc>
+      </w:tr>
+      <w:tr>
+        <w:tc>
+          <w:tcPr>
+            <w:tcW w:w="1870" w:type="dxa"/>
+          </w:tcPr>
+          <w:p>
+            <w:pPr>
+              <w:jc w:val="center"/>
+            </w:pPr>
+            <w:r>
+              <w:t>Amateur</w:t>
+            </w:r>
+          </w:p>
+        </w:tc>
+        <w:tc>
+          <w:tcPr>
+            <w:tcW w:w="1304" w:type="dxa"/>
+          </w:tcPr>
+          <w:p>
+            <w:pPr>
+              <w:jc w:val="right"/>
+            </w:pPr>
+            <w:r>
+              <w:t>100%</w:t>
+            </w:r>
+          </w:p>
+        </w:tc>
+        <w:tc>
+          <w:tcPr>
+            <w:tcW w:w="1304" w:type="dxa"/>
+          </w:tcPr>
+          <w:p>
+            <w:pPr>
+              <w:jc w:val="right"/>
+            </w:pPr>
+            <w:r>
+              <w:t>100%</w:t>
+            </w:r>
+          </w:p>
+        </w:tc>
+        <w:tc>
+          <w:tcPr>
+            <w:tcW w:w="1304" w:type="dxa"/>
+          </w:tcPr>
+          <w:p>
+            <w:pPr>
+              <w:jc w:val="right"/>
+            </w:pPr>
+            <w:r>
+              <w:t>100%</w:t>
+            </w:r>
+          </w:p>
+        </w:tc>
+        <w:tc>
+          <w:tcPr>
+            <w:tcW w:w="3572" w:type="dxa"/>
+          </w:tcPr>
+          <w:p>
+            <w:r>
+              <w:t>Phonsi, a mid-sized, short-haired grey cat (occupies 3 tiles).</w:t>
+            </w:r>
+          </w:p>
+        </w:tc>
+      </w:tr>
+      <w:tr>
+        <w:trPr>
+          <w:cnfStyle w:val="000000100000" w:firstRow="0" w:lastRow="0" w:firstColumn="0" w:lastColumn="0" w:oddVBand="0" w:evenVBand="0" w:oddHBand="1" w:evenHBand="0" w:firstRowFirstColumn="0" w:firstRowLastColumn="0" w:lastRowFirstColumn="0" w:lastRowLastColumn="0"/>
+        </w:trPr>
+        <w:tc>
+          <w:tcPr>
+            <w:tcW w:w="1870" w:type="dxa"/>
+          </w:tcPr>
+          <w:p>
+            <w:pPr>
+              <w:jc w:val="center"/>
+            </w:pPr>
+            <w:r>
+              <w:t>Master</w:t>
+            </w:r>
+          </w:p>
+        </w:tc>
+        <w:tc>
+          <w:tcPr>
+            <w:tcW w:w="1304" w:type="dxa"/>
+          </w:tcPr>
+          <w:p>
+            <w:pPr>
+              <w:jc w:val="right"/>
+            </w:pPr>
+            <w:r>
+              <w:t>110%</w:t>
+            </w:r>
+          </w:p>
+        </w:tc>
+        <w:tc>
+          <w:tcPr>
+            <w:tcW w:w="1304" w:type="dxa"/>
+          </w:tcPr>
+          <w:p>
+            <w:pPr>
+              <w:jc w:val="right"/>
+            </w:pPr>
+            <w:r>
+              <w:t>110%</w:t>
+            </w:r>
+          </w:p>
+        </w:tc>
+        <w:tc>
+          <w:tcPr>
+            <w:tcW w:w="1304" w:type="dxa"/>
+          </w:tcPr>
+          <w:p>
+            <w:pPr>
+              <w:jc w:val="right"/>
+            </w:pPr>
+            <w:r>
+              <w:t>110%</w:t>
+            </w:r>
+          </w:p>
+        </w:tc>
+        <w:tc>
+          <w:tcPr>
+            <w:tcW w:w="3572" w:type="dxa"/>
+          </w:tcPr>
+          <w:p>
+            <w:r>
+              <w:t>Dolly, a large, fluffy white and brown cat (occupies 7 tiles).</w:t>
+            </w:r>
+          </w:p>
+        </w:tc>
+      </w:tr>
+    </w:tbl>
+    <w:p>
+      <w:pPr>
+        <w:pStyle w:val="Heading3"/>
+      </w:pPr>
+      <w:bookmarkStart w:id="7" w:name="_Toc186235784"/>
+      <w:r>
+        <w:t>Towers</w:t>
+      </w:r>
+      <w:bookmarkEnd w:id="7"/>
+    </w:p>
+    <w:p>
+      <w:pPr>
+        <w:pStyle w:val="Heading4"/>
+      </w:pPr>
+      <w:r>
+        <w:t>Menacing Monkey</w:t>
+      </w:r>
+    </w:p>
+    <w:p>
+      <w:r>
+        <w:t>The Menacing Monkey is a small, plush monkey which delivers reliable damage output and range for an affordable cost. The Menacing Monkey chucks bananas at enemies and can be upgraded to unlock a terrifying ability, Gordy, which allows this tower to briefly double its attack rate.</w:t>
+      </w:r>
+    </w:p>
+    <w:tbl>
+      <w:tblPr>
+        <w:tblStyle w:val="GridTable4-Accent6"/>
+        <w:tblW w:w="0" w:type="auto"/>
+        <w:tblLook w:val="0420" w:firstRow="1" w:lastRow="0" w:firstColumn="0" w:lastColumn="0" w:noHBand="0" w:noVBand="1"/>
+      </w:tblPr>
+      <w:tblGrid>
+        <w:gridCol w:w="1838"/>
+        <w:gridCol w:w="4395"/>
+        <w:gridCol w:w="3117"/>
+      </w:tblGrid>
+      <w:tr>
+        <w:trPr>
+          <w:cnfStyle w:val="100000000000" w:firstRow="1" w:lastRow="0" w:firstColumn="0" w:lastColumn="0" w:oddVBand="0" w:evenVBand="0" w:oddHBand="0" w:evenHBand="0" w:firstRowFirstColumn="0" w:firstRowLastColumn="0" w:lastRowFirstColumn="0" w:lastRowLastColumn="0"/>
+        </w:trPr>
+        <w:tc>
+          <w:tcPr>
+            <w:tcW w:w="1838" w:type="dxa"/>
+          </w:tcPr>
+          <w:p>
+            <w:pPr>
+              <w:jc w:val="center"/>
+            </w:pPr>
+            <w:bookmarkStart w:id="8" w:name="_Hlk186234582"/>
+            <w:r>
+              <w:t>Attribute</w:t>
+            </w:r>
+          </w:p>
+        </w:tc>
+        <w:tc>
+          <w:tcPr>
+            <w:tcW w:w="4395" w:type="dxa"/>
+          </w:tcPr>
+          <w:p>
+            <w:pPr>
+              <w:jc w:val="center"/>
+            </w:pPr>
+            <w:r>
+              <w:t>Value</w:t>
+            </w:r>
+          </w:p>
+        </w:tc>
+        <w:tc>
+          <w:tcPr>
+            <w:tcW w:w="3117" w:type="dxa"/>
+          </w:tcPr>
+          <w:p>
+            <w:pPr>
+              <w:jc w:val="center"/>
+            </w:pPr>
+            <w:r>
+              <w:t>Notes</w:t>
+            </w:r>
+          </w:p>
+        </w:tc>
+      </w:tr>
+      <w:tr>
+        <w:trPr>
+          <w:cnfStyle w:val="000000100000" w:firstRow="0" w:lastRow="0" w:firstColumn="0" w:lastColumn="0" w:oddVBand="0" w:evenVBand="0" w:oddHBand="1" w:evenHBand="0" w:firstRowFirstColumn="0" w:firstRowLastColumn="0" w:lastRowFirstColumn="0" w:lastRowLastColumn="0"/>
+        </w:trPr>
+        <w:tc>
+          <w:tcPr>
+            <w:tcW w:w="1838" w:type="dxa"/>
+          </w:tcPr>
+          <w:p>
+            <w:pPr>
+              <w:jc w:val="center"/>
+            </w:pPr>
+            <w:r>
+              <w:t>Health</w:t>
+            </w:r>
+          </w:p>
+        </w:tc>
+        <w:tc>
+          <w:tcPr>
+            <w:tcW w:w="4395" w:type="dxa"/>
+          </w:tcPr>
+          <w:p>
+            <w:r>
+              <w:t>250</w:t>
+            </w:r>
+          </w:p>
+        </w:tc>
+        <w:tc>
+          <w:tcPr>
+            <w:tcW w:w="3117" w:type="dxa"/>
+          </w:tcPr>
+          <w:p/>
+        </w:tc>
+      </w:tr>
+      <w:tr>
+        <w:tc>
+          <w:tcPr>
+            <w:tcW w:w="1838" w:type="dxa"/>
+          </w:tcPr>
+          <w:p>
+            <w:pPr>
+              <w:jc w:val="center"/>
+            </w:pPr>
+            <w:r>
+              <w:t>Cost</w:t>
+            </w:r>
+          </w:p>
+        </w:tc>
+        <w:tc>
+          <w:tcPr>
+            <w:tcW w:w="4395" w:type="dxa"/>
+          </w:tcPr>
+          <w:p>
+            <w:r>
+              <w:t>75 fabric, 25 cotton</w:t>
+            </w:r>
+          </w:p>
+        </w:tc>
+        <w:tc>
+          <w:tcPr>
+            <w:tcW w:w="3117" w:type="dxa"/>
+          </w:tcPr>
+          <w:p/>
+        </w:tc>
+      </w:tr>
+      <w:tr>
+        <w:trPr>
+          <w:cnfStyle w:val="000000100000" w:firstRow="0" w:lastRow="0" w:firstColumn="0" w:lastColumn="0" w:oddVBand="0" w:evenVBand="0" w:oddHBand="1" w:evenHBand="0" w:firstRowFirstColumn="0" w:firstRowLastColumn="0" w:lastRowFirstColumn="0" w:lastRowLastColumn="0"/>
+        </w:trPr>
+        <w:tc>
+          <w:tcPr>
+            <w:tcW w:w="1838" w:type="dxa"/>
+          </w:tcPr>
+          <w:p>
+            <w:pPr>
+              <w:jc w:val="center"/>
+            </w:pPr>
+            <w:r>
+              <w:t>Size</w:t>
+            </w:r>
+          </w:p>
+        </w:tc>
+        <w:tc>
+          <w:tcPr>
+            <w:tcW w:w="4395" w:type="dxa"/>
+          </w:tcPr>
+          <w:p>
+            <w:r>
+              <w:t>1 tile</w:t>
+            </w:r>
+          </w:p>
+        </w:tc>
+        <w:tc>
+          <w:tcPr>
+            <w:tcW w:w="3117" w:type="dxa"/>
+          </w:tcPr>
+          <w:p/>
+        </w:tc>
+      </w:tr>
+      <w:tr>
+        <w:tc>
+          <w:tcPr>
+            <w:tcW w:w="1838" w:type="dxa"/>
+          </w:tcPr>
+          <w:p>
+            <w:pPr>
+              <w:jc w:val="center"/>
+            </w:pPr>
+            <w:r>
+              <w:t>Range</w:t>
+            </w:r>
+          </w:p>
+        </w:tc>
+        <w:tc>
+          <w:tcPr>
+            <w:tcW w:w="4395" w:type="dxa"/>
+          </w:tcPr>
+          <w:p>
+            <w:r>
+              <w:t>2</w:t>
+            </w:r>
+          </w:p>
+        </w:tc>
+        <w:tc>
+          <w:tcPr>
+            <w:tcW w:w="3117" w:type="dxa"/>
+          </w:tcPr>
+          <w:p/>
+        </w:tc>
+      </w:tr>
+      <w:tr>
+        <w:trPr>
+          <w:cnfStyle w:val="000000100000" w:firstRow="0" w:lastRow="0" w:firstColumn="0" w:lastColumn="0" w:oddVBand="0" w:evenVBand="0" w:oddHBand="1" w:evenHBand="0" w:firstRowFirstColumn="0" w:firstRowLastColumn="0" w:lastRowFirstColumn="0" w:lastRowLastColumn="0"/>
+        </w:trPr>
+        <w:tc>
+          <w:tcPr>
+            <w:tcW w:w="1838" w:type="dxa"/>
+          </w:tcPr>
+          <w:p>
+            <w:pPr>
+              <w:jc w:val="center"/>
+            </w:pPr>
+            <w:r>
+              <w:t>Attack(s)</w:t>
+            </w:r>
+          </w:p>
+        </w:tc>
+        <w:tc>
+          <w:tcPr>
+            <w:tcW w:w="4395" w:type="dxa"/>
+          </w:tcPr>
+          <w:p>
+            <w:r>
+              <w:t>Banana Barrage</w:t>
+            </w:r>
+          </w:p>
+          <w:p>
+            <w:pPr>
+              <w:pStyle w:val="ListParagraph"/>
+              <w:numPr>
+                <w:ilvl w:val="0"/>
+                <w:numId w:val="9"/>
+              </w:numPr>
+            </w:pPr>
+            <w:r>
+              <w:t xml:space="preserve">Attack Speed: 1.00 </w:t>
+            </w:r>
+            <w:r>
+              <w:t>seconds</w:t>
+            </w:r>
+            <w:r>
+              <w:t>/</w:t>
+            </w:r>
+            <w:r>
+              <w:t>projectile.</w:t>
+            </w:r>
+          </w:p>
+          <w:p>
+            <w:pPr>
+              <w:pStyle w:val="ListParagraph"/>
+              <w:numPr>
+                <w:ilvl w:val="0"/>
+                <w:numId w:val="9"/>
+              </w:numPr>
+            </w:pPr>
+            <w:r>
+              <w:t>Damage per Projectile: 40-60</w:t>
+            </w:r>
+          </w:p>
+          <w:p>
+            <w:pPr>
+              <w:pStyle w:val="ListParagraph"/>
+              <w:numPr>
+                <w:ilvl w:val="0"/>
+                <w:numId w:val="9"/>
+              </w:numPr>
+            </w:pPr>
+            <w:r>
+              <w:t>Damage Type: Bludgeoning</w:t>
+            </w:r>
+          </w:p>
+          <w:p>
+            <w:pPr>
+              <w:pStyle w:val="ListParagraph"/>
+              <w:numPr>
+                <w:ilvl w:val="0"/>
+                <w:numId w:val="9"/>
+              </w:numPr>
+            </w:pPr>
+            <w:r>
+              <w:t>Range: Same as tower</w:t>
+            </w:r>
+          </w:p>
+        </w:tc>
+        <w:tc>
+          <w:tcPr>
+            <w:tcW w:w="3117" w:type="dxa"/>
+          </w:tcPr>
+          <w:p/>
+        </w:tc>
+      </w:tr>
+      <w:tr>
+        <w:tc>
+          <w:tcPr>
+            <w:tcW w:w="1838" w:type="dxa"/>
+          </w:tcPr>
+          <w:p>
+            <w:pPr>
+              <w:jc w:val="center"/>
+            </w:pPr>
+            <w:r>
+              <w:t>Promotions</w:t>
+            </w:r>
+          </w:p>
+        </w:tc>
+        <w:tc>
+          <w:tcPr>
+            <w:tcW w:w="4395" w:type="dxa"/>
+          </w:tcPr>
+          <w:p>
+            <w:r>
+              <w:t>Improved Range I</w:t>
+            </w:r>
+          </w:p>
+          <w:p>
+            <w:pPr>
+              <w:pStyle w:val="ListParagraph"/>
+              <w:numPr>
+                <w:ilvl w:val="0"/>
+                <w:numId w:val="11"/>
+              </w:numPr>
+            </w:pPr>
+            <w:r>
+              <w:t>Dependencies: None</w:t>
+            </w:r>
+          </w:p>
+          <w:p>
+            <w:pPr>
+              <w:pStyle w:val="ListParagraph"/>
+              <w:numPr>
+                <w:ilvl w:val="0"/>
+                <w:numId w:val="11"/>
+              </w:numPr>
+            </w:pPr>
+            <w:r>
+              <w:t>Cost: 100 XP</w:t>
+            </w:r>
+          </w:p>
+          <w:p>
+            <w:pPr>
+              <w:pStyle w:val="ListParagraph"/>
+              <w:numPr>
+                <w:ilvl w:val="0"/>
+                <w:numId w:val="10"/>
+              </w:numPr>
+            </w:pPr>
+            <w:r>
+              <w:t>Increase range by 1.</w:t>
+            </w:r>
+          </w:p>
+          <w:p>
+            <w:r>
+              <w:t>Improved Range II</w:t>
+            </w:r>
+          </w:p>
+          <w:p>
+            <w:pPr>
+              <w:pStyle w:val="ListParagraph"/>
+              <w:numPr>
+                <w:ilvl w:val="0"/>
+                <w:numId w:val="10"/>
+              </w:numPr>
+            </w:pPr>
+            <w:r>
+              <w:t>Dependencies: Improved Range I</w:t>
+            </w:r>
+          </w:p>
+          <w:p>
+            <w:pPr>
+              <w:pStyle w:val="ListParagraph"/>
+              <w:numPr>
+                <w:ilvl w:val="0"/>
+                <w:numId w:val="10"/>
+              </w:numPr>
+            </w:pPr>
+            <w:r>
+              <w:t>Cost: 150 XP</w:t>
+            </w:r>
+          </w:p>
+          <w:p>
+            <w:pPr>
+              <w:pStyle w:val="ListParagraph"/>
+              <w:numPr>
+                <w:ilvl w:val="0"/>
+                <w:numId w:val="10"/>
+              </w:numPr>
+            </w:pPr>
+            <w:r>
+              <w:t>Increase range by 1.</w:t>
+            </w:r>
+          </w:p>
+          <w:p>
+            <w:r>
+              <w:t>More Bananas</w:t>
+            </w:r>
+          </w:p>
+          <w:p>
+            <w:pPr>
+              <w:pStyle w:val="ListParagraph"/>
+              <w:numPr>
+                <w:ilvl w:val="0"/>
+                <w:numId w:val="12"/>
+              </w:numPr>
+            </w:pPr>
+            <w:r>
+              <w:t>Dependencies: None</w:t>
+            </w:r>
+          </w:p>
+          <w:p>
+            <w:pPr>
+              <w:pStyle w:val="ListParagraph"/>
+              <w:numPr>
+                <w:ilvl w:val="0"/>
+                <w:numId w:val="12"/>
+              </w:numPr>
+            </w:pPr>
+            <w:r>
+              <w:t>Cost: 175 XP</w:t>
+            </w:r>
+          </w:p>
+          <w:p>
+            <w:pPr>
+              <w:pStyle w:val="ListParagraph"/>
+              <w:numPr>
+                <w:ilvl w:val="0"/>
+                <w:numId w:val="12"/>
+              </w:numPr>
+            </w:pPr>
+            <w:r>
+              <w:lastRenderedPageBreak/>
+              <w:t>Increases attack speed to 0.66 seconds/projectile.</w:t>
+            </w:r>
+          </w:p>
+          <w:p>
+            <w:r>
+              <w:t>Gordy</w:t>
+            </w:r>
+          </w:p>
+          <w:p>
+            <w:pPr>
+              <w:pStyle w:val="ListParagraph"/>
+              <w:numPr>
+                <w:ilvl w:val="0"/>
+                <w:numId w:val="13"/>
+              </w:numPr>
+            </w:pPr>
+            <w:r>
+              <w:t>Dependencies: Improved Range II, More Bananas</w:t>
+            </w:r>
+          </w:p>
+          <w:p>
+            <w:pPr>
+              <w:pStyle w:val="ListParagraph"/>
+              <w:numPr>
+                <w:ilvl w:val="0"/>
+                <w:numId w:val="13"/>
+              </w:numPr>
+            </w:pPr>
+            <w:r>
+              <w:t>Cost: 400 XP</w:t>
+            </w:r>
+          </w:p>
+          <w:p>
+            <w:pPr>
+              <w:pStyle w:val="ListParagraph"/>
+              <w:numPr>
+                <w:ilvl w:val="0"/>
+                <w:numId w:val="13"/>
+              </w:numPr>
+            </w:pPr>
+            <w:r>
+              <w:t>Unlocks the ability, Gordy. Doubles attack speed for 10 seconds. Cooldown of 45 seconds.</w:t>
+            </w:r>
+          </w:p>
+        </w:tc>
+        <w:tc>
+          <w:tcPr>
+            <w:tcW w:w="3117" w:type="dxa"/>
+          </w:tcPr>
+          <w:p/>
+        </w:tc>
+      </w:tr>
+    </w:tbl>
+    <w:bookmarkEnd w:id="8"/>
+    <w:p>
+      <w:pPr>
+        <w:pStyle w:val="Heading4"/>
+      </w:pPr>
+      <w:r>
+        <w:t>Digging Donkey</w:t>
+      </w:r>
+    </w:p>
+    <w:p>
+      <w:r>
+        <w:t>The Digging Donkey is the primary harvesting unit. When placed on a resource, the Digging Donkey will begin to harvest that resource and automatically add the amount generated to the player’s totals.</w:t>
+      </w:r>
+    </w:p>
+    <w:tbl>
+      <w:tblPr>
+        <w:tblStyle w:val="GridTable4-Accent6"/>
+        <w:tblW w:w="0" w:type="auto"/>
+        <w:tblLook w:val="0420" w:firstRow="1" w:lastRow="0" w:firstColumn="0" w:lastColumn="0" w:noHBand="0" w:noVBand="1"/>
+      </w:tblPr>
+      <w:tblGrid>
+        <w:gridCol w:w="1838"/>
+        <w:gridCol w:w="4395"/>
+        <w:gridCol w:w="3117"/>
+      </w:tblGrid>
+      <w:tr>
+        <w:trPr>
+          <w:cnfStyle w:val="100000000000" w:firstRow="1" w:lastRow="0" w:firstColumn="0" w:lastColumn="0" w:oddVBand="0" w:evenVBand="0" w:oddHBand="0" w:evenHBand="0" w:firstRowFirstColumn="0" w:firstRowLastColumn="0" w:lastRowFirstColumn="0" w:lastRowLastColumn="0"/>
+        </w:trPr>
+        <w:tc>
+          <w:tcPr>
+            <w:tcW w:w="1838" w:type="dxa"/>
+          </w:tcPr>
+          <w:p>
+            <w:pPr>
+              <w:jc w:val="center"/>
+            </w:pPr>
+            <w:r>
+              <w:t>Attribute</w:t>
+            </w:r>
+          </w:p>
+        </w:tc>
+        <w:tc>
+          <w:tcPr>
+            <w:tcW w:w="4395" w:type="dxa"/>
+          </w:tcPr>
+          <w:p>
+            <w:pPr>
+              <w:jc w:val="center"/>
+            </w:pPr>
+            <w:r>
+              <w:t>Value</w:t>
+            </w:r>
+          </w:p>
+        </w:tc>
+        <w:tc>
+          <w:tcPr>
+            <w:tcW w:w="3117" w:type="dxa"/>
+          </w:tcPr>
+          <w:p>
+            <w:pPr>
+              <w:jc w:val="center"/>
+            </w:pPr>
+            <w:r>
+              <w:t>Notes</w:t>
+            </w:r>
+          </w:p>
+        </w:tc>
+      </w:tr>
+      <w:tr>
+        <w:trPr>
+          <w:cnfStyle w:val="000000100000" w:firstRow="0" w:lastRow="0" w:firstColumn="0" w:lastColumn="0" w:oddVBand="0" w:evenVBand="0" w:oddHBand="1" w:evenHBand="0" w:firstRowFirstColumn="0" w:firstRowLastColumn="0" w:lastRowFirstColumn="0" w:lastRowLastColumn="0"/>
+        </w:trPr>
+        <w:tc>
+          <w:tcPr>
+            <w:tcW w:w="1838" w:type="dxa"/>
+          </w:tcPr>
+          <w:p>
+            <w:pPr>
+              <w:jc w:val="center"/>
+            </w:pPr>
+            <w:r>
+              <w:t>Health</w:t>
+            </w:r>
+          </w:p>
+        </w:tc>
+        <w:tc>
+          <w:tcPr>
+            <w:tcW w:w="4395" w:type="dxa"/>
+          </w:tcPr>
+          <w:p>
+            <w:r>
+              <w:t>300</w:t>
+            </w:r>
+          </w:p>
+        </w:tc>
+        <w:tc>
+          <w:tcPr>
+            <w:tcW w:w="3117" w:type="dxa"/>
+          </w:tcPr>
+          <w:p/>
+        </w:tc>
+      </w:tr>
+      <w:tr>
+        <w:tc>
+          <w:tcPr>
+            <w:tcW w:w="1838" w:type="dxa"/>
+          </w:tcPr>
+          <w:p>
+            <w:pPr>
+              <w:jc w:val="center"/>
+            </w:pPr>
+            <w:r>
+              <w:t>Cost</w:t>
+            </w:r>
+          </w:p>
+        </w:tc>
+        <w:tc>
+          <w:tcPr>
+            <w:tcW w:w="4395" w:type="dxa"/>
+          </w:tcPr>
+          <w:p>
+            <w:r>
+              <w:t>50 fabric, 50 cotton</w:t>
+            </w:r>
+          </w:p>
+        </w:tc>
+        <w:tc>
+          <w:tcPr>
+            <w:tcW w:w="3117" w:type="dxa"/>
+          </w:tcPr>
+          <w:p/>
+        </w:tc>
+      </w:tr>
+      <w:tr>
+        <w:trPr>
+          <w:cnfStyle w:val="000000100000" w:firstRow="0" w:lastRow="0" w:firstColumn="0" w:lastColumn="0" w:oddVBand="0" w:evenVBand="0" w:oddHBand="1" w:evenHBand="0" w:firstRowFirstColumn="0" w:firstRowLastColumn="0" w:lastRowFirstColumn="0" w:lastRowLastColumn="0"/>
+        </w:trPr>
+        <w:tc>
+          <w:tcPr>
+            <w:tcW w:w="1838" w:type="dxa"/>
+          </w:tcPr>
+          <w:p>
+            <w:pPr>
+              <w:jc w:val="center"/>
+            </w:pPr>
+            <w:r>
+              <w:t>Size</w:t>
+            </w:r>
+          </w:p>
+        </w:tc>
+        <w:tc>
+          <w:tcPr>
+            <w:tcW w:w="4395" w:type="dxa"/>
+          </w:tcPr>
+          <w:p>
+            <w:r>
+              <w:t>1 tile</w:t>
+            </w:r>
+          </w:p>
+        </w:tc>
+        <w:tc>
+          <w:tcPr>
+            <w:tcW w:w="3117" w:type="dxa"/>
+          </w:tcPr>
+          <w:p/>
+        </w:tc>
+      </w:tr>
+      <w:tr>
+        <w:tc>
+          <w:tcPr>
+            <w:tcW w:w="1838" w:type="dxa"/>
+          </w:tcPr>
+          <w:p>
+            <w:pPr>
+              <w:jc w:val="center"/>
+            </w:pPr>
+            <w:r>
+              <w:t>Range</w:t>
+            </w:r>
+          </w:p>
+        </w:tc>
+        <w:tc>
+          <w:tcPr>
+            <w:tcW w:w="4395" w:type="dxa"/>
+          </w:tcPr>
+          <w:p>
+            <w:r>
+              <w:t>1</w:t>
+            </w:r>
+          </w:p>
+        </w:tc>
+        <w:tc>
+          <w:tcPr>
+            <w:tcW w:w="3117" w:type="dxa"/>
+          </w:tcPr>
+          <w:p/>
+        </w:tc>
+      </w:tr>
+      <w:tr>
+        <w:trPr>
+          <w:cnfStyle w:val="000000100000" w:firstRow="0" w:lastRow="0" w:firstColumn="0" w:lastColumn="0" w:oddVBand="0" w:evenVBand="0" w:oddHBand="1" w:evenHBand="0" w:firstRowFirstColumn="0" w:firstRowLastColumn="0" w:lastRowFirstColumn="0" w:lastRowLastColumn="0"/>
+        </w:trPr>
+        <w:tc>
+          <w:tcPr>
+            <w:tcW w:w="1838" w:type="dxa"/>
+          </w:tcPr>
+          <w:p>
+            <w:pPr>
+              <w:jc w:val="center"/>
+            </w:pPr>
+            <w:r>
+              <w:t>Attack(s)</w:t>
+            </w:r>
+          </w:p>
+        </w:tc>
+        <w:tc>
+          <w:tcPr>
+            <w:tcW w:w="4395" w:type="dxa"/>
+          </w:tcPr>
+          <w:p>
+            <w:r>
+              <w:t>Shovel Smack</w:t>
+            </w:r>
+          </w:p>
+          <w:p>
+            <w:pPr>
+              <w:pStyle w:val="ListParagraph"/>
+              <w:numPr>
+                <w:ilvl w:val="0"/>
+                <w:numId w:val="14"/>
+              </w:numPr>
+            </w:pPr>
+            <w:r>
+              <w:t>Attack Speed: 5.00 seconds/attack</w:t>
+            </w:r>
+          </w:p>
+          <w:p>
+            <w:pPr>
+              <w:pStyle w:val="ListParagraph"/>
+              <w:numPr>
+                <w:ilvl w:val="0"/>
+                <w:numId w:val="14"/>
+              </w:numPr>
+            </w:pPr>
+            <w:r>
+              <w:t>Damage per Attack: 60-80</w:t>
+            </w:r>
+          </w:p>
+          <w:p>
+            <w:pPr>
+              <w:pStyle w:val="ListParagraph"/>
+              <w:numPr>
+                <w:ilvl w:val="0"/>
+                <w:numId w:val="14"/>
+              </w:numPr>
+            </w:pPr>
+            <w:r>
+              <w:t xml:space="preserve">Damage Type: </w:t>
+            </w:r>
+            <w:r>
+              <w:t>Piercing</w:t>
+            </w:r>
+          </w:p>
+          <w:p>
+            <w:pPr>
+              <w:pStyle w:val="ListParagraph"/>
+              <w:numPr>
+                <w:ilvl w:val="0"/>
+                <w:numId w:val="14"/>
+              </w:numPr>
+            </w:pPr>
+            <w:r>
+              <w:t>Range: Melee</w:t>
+            </w:r>
+          </w:p>
+          <w:p>
+            <w:pPr>
+              <w:pStyle w:val="ListParagraph"/>
+              <w:numPr>
+                <w:ilvl w:val="0"/>
+                <w:numId w:val="14"/>
+              </w:numPr>
+            </w:pPr>
+            <w:r>
+              <w:t>When the Digging Donkey is prepared to use Shovel Smack but no enemies are in range, the Digging Donkey will instead use its attack to harvest resources.</w:t>
+            </w:r>
+          </w:p>
+        </w:tc>
+        <w:tc>
+          <w:tcPr>
+            <w:tcW w:w="3117" w:type="dxa"/>
+          </w:tcPr>
+          <w:p/>
+        </w:tc>
+      </w:tr>
+      <w:tr>
+        <w:tc>
+          <w:tcPr>
+            <w:tcW w:w="1838" w:type="dxa"/>
+          </w:tcPr>
+          <w:p>
+            <w:pPr>
+              <w:jc w:val="center"/>
+            </w:pPr>
+            <w:r>
+              <w:t>Promotions</w:t>
+            </w:r>
+          </w:p>
+        </w:tc>
+        <w:tc>
+          <w:tcPr>
+            <w:tcW w:w="4395" w:type="dxa"/>
+          </w:tcPr>
+          <w:p>
+            <w:r>
+              <w:t>Bigger Shovel I</w:t>
+            </w:r>
+          </w:p>
+          <w:p>
+            <w:pPr>
+              <w:pStyle w:val="ListParagraph"/>
+              <w:numPr>
+                <w:ilvl w:val="0"/>
+                <w:numId w:val="16"/>
+              </w:numPr>
+            </w:pPr>
+            <w:r>
+              <w:t>Dependencies: None</w:t>
+            </w:r>
+          </w:p>
+          <w:p>
+            <w:pPr>
+              <w:pStyle w:val="ListParagraph"/>
+              <w:numPr>
+                <w:ilvl w:val="0"/>
+                <w:numId w:val="16"/>
+              </w:numPr>
+            </w:pPr>
+            <w:r>
+              <w:t>Cost: 250 XP</w:t>
+            </w:r>
+          </w:p>
+          <w:p>
+            <w:pPr>
+              <w:pStyle w:val="ListParagraph"/>
+              <w:numPr>
+                <w:ilvl w:val="0"/>
+                <w:numId w:val="15"/>
+              </w:numPr>
+            </w:pPr>
+            <w:r>
+              <w:t xml:space="preserve">Increases Shovel Smack damage by 20. </w:t>
+            </w:r>
+          </w:p>
+          <w:p>
+            <w:pPr>
+              <w:pStyle w:val="ListParagraph"/>
+              <w:numPr>
+                <w:ilvl w:val="0"/>
+                <w:numId w:val="15"/>
+              </w:numPr>
+            </w:pPr>
+            <w:r>
+              <w:t>Increases resource collection by 50%.</w:t>
+            </w:r>
+          </w:p>
+          <w:p>
+            <w:r>
+              <w:t>Bigger Shovel II</w:t>
+            </w:r>
+          </w:p>
+          <w:p>
+            <w:pPr>
+              <w:pStyle w:val="ListParagraph"/>
+              <w:numPr>
+                <w:ilvl w:val="0"/>
+                <w:numId w:val="17"/>
+              </w:numPr>
+            </w:pPr>
+            <w:r>
+              <w:t>Dependencies: None</w:t>
+            </w:r>
+          </w:p>
+          <w:p>
+            <w:pPr>
+              <w:pStyle w:val="ListParagraph"/>
+              <w:numPr>
+                <w:ilvl w:val="0"/>
+                <w:numId w:val="17"/>
+              </w:numPr>
+            </w:pPr>
+            <w:r>
+              <w:t>Cost: 400 XP</w:t>
+            </w:r>
+          </w:p>
+          <w:p>
+            <w:pPr>
+              <w:pStyle w:val="ListParagraph"/>
+              <w:numPr>
+                <w:ilvl w:val="0"/>
+                <w:numId w:val="17"/>
+              </w:numPr>
+            </w:pPr>
+            <w:r>
+              <w:t>Increases Shovel Smack damage by 20.</w:t>
+            </w:r>
+          </w:p>
+          <w:p>
+            <w:pPr>
+              <w:pStyle w:val="ListParagraph"/>
+              <w:numPr>
+                <w:ilvl w:val="0"/>
+                <w:numId w:val="17"/>
+              </w:numPr>
+            </w:pPr>
+            <w:r>
+              <w:t>Increases resource collection by 50%.</w:t>
+            </w:r>
+          </w:p>
+        </w:tc>
+        <w:tc>
+          <w:tcPr>
+            <w:tcW w:w="3117" w:type="dxa"/>
+          </w:tcPr>
+          <w:p/>
+        </w:tc>
+      </w:tr>
+    </w:tbl>
+    <w:p/>
+    <w:p>
+      <w:pPr>
+        <w:pStyle w:val="Heading3"/>
+      </w:pPr>
+      <w:bookmarkStart w:id="9" w:name="_Toc186235785"/>
+      <w:r>
+        <w:lastRenderedPageBreak/>
+        <w:t>Enemies</w:t>
+      </w:r>
+      <w:bookmarkEnd w:id="9"/>
+    </w:p>
+    <w:p>
+      <w:pPr>
+        <w:pStyle w:val="Heading4"/>
+      </w:pPr>
+      <w:r>
+        <w:t>Dust Bunnies (</w:t>
+      </w:r>
+      <w:r>
+        <w:t>Spearmen</w:t>
+      </w:r>
+      <w:r>
+        <w:t>)</w:t>
+      </w:r>
+    </w:p>
+    <w:p>
+      <w:r>
+        <w:t>Dust Bunnies (</w:t>
+      </w:r>
+      <w:r>
+        <w:t>Spearmen</w:t>
+      </w:r>
+      <w:r>
+        <w:t xml:space="preserve">) are </w:t>
+      </w:r>
+      <w:r>
+        <w:t>weak</w:t>
+      </w:r>
+      <w:r>
+        <w:t xml:space="preserve"> units capable </w:t>
+      </w:r>
+      <w:r>
+        <w:t>of overwhelming defences through sheer numbers.</w:t>
+      </w:r>
+    </w:p>
+    <w:tbl>
+      <w:tblPr>
+        <w:tblStyle w:val="GridTable4-Accent6"/>
+        <w:tblW w:w="0" w:type="auto"/>
+        <w:tblLook w:val="0420" w:firstRow="1" w:lastRow="0" w:firstColumn="0" w:lastColumn="0" w:noHBand="0" w:noVBand="1"/>
+      </w:tblPr>
+      <w:tblGrid>
+        <w:gridCol w:w="1838"/>
+        <w:gridCol w:w="4395"/>
+        <w:gridCol w:w="3117"/>
+      </w:tblGrid>
+      <w:tr>
+        <w:trPr>
+          <w:cnfStyle w:val="100000000000" w:firstRow="1" w:lastRow="0" w:firstColumn="0" w:lastColumn="0" w:oddVBand="0" w:evenVBand="0" w:oddHBand="0" w:evenHBand="0" w:firstRowFirstColumn="0" w:firstRowLastColumn="0" w:lastRowFirstColumn="0" w:lastRowLastColumn="0"/>
+        </w:trPr>
+        <w:tc>
+          <w:tcPr>
+            <w:tcW w:w="1838" w:type="dxa"/>
+          </w:tcPr>
+          <w:p>
+            <w:pPr>
+              <w:jc w:val="center"/>
+            </w:pPr>
+            <w:r>
+              <w:t>Attribute</w:t>
+            </w:r>
+          </w:p>
+        </w:tc>
+        <w:tc>
+          <w:tcPr>
+            <w:tcW w:w="4395" w:type="dxa"/>
+          </w:tcPr>
+          <w:p>
+            <w:pPr>
+              <w:jc w:val="center"/>
+            </w:pPr>
+            <w:r>
+              <w:t>Value</w:t>
+            </w:r>
+          </w:p>
+        </w:tc>
+        <w:tc>
+          <w:tcPr>
+            <w:tcW w:w="3117" w:type="dxa"/>
+          </w:tcPr>
+          <w:p>
+            <w:pPr>
+              <w:jc w:val="center"/>
+            </w:pPr>
+            <w:r>
+              <w:t>Notes</w:t>
+            </w:r>
+          </w:p>
+        </w:tc>
+      </w:tr>
+      <w:tr>
+        <w:trPr>
+          <w:cnfStyle w:val="000000100000" w:firstRow="0" w:lastRow="0" w:firstColumn="0" w:lastColumn="0" w:oddVBand="0" w:evenVBand="0" w:oddHBand="1" w:evenHBand="0" w:firstRowFirstColumn="0" w:firstRowLastColumn="0" w:lastRowFirstColumn="0" w:lastRowLastColumn="0"/>
+        </w:trPr>
+        <w:tc>
+          <w:tcPr>
+            <w:tcW w:w="1838" w:type="dxa"/>
+          </w:tcPr>
+          <w:p>
+            <w:pPr>
+              <w:jc w:val="center"/>
+            </w:pPr>
+            <w:r>
+              <w:t>Health</w:t>
+            </w:r>
+          </w:p>
+        </w:tc>
+        <w:tc>
+          <w:tcPr>
+            <w:tcW w:w="4395" w:type="dxa"/>
+          </w:tcPr>
+          <w:p>
+            <w:r>
+              <w:t>100</w:t>
+            </w:r>
+          </w:p>
+        </w:tc>
+        <w:tc>
+          <w:tcPr>
+            <w:tcW w:w="3117" w:type="dxa"/>
+          </w:tcPr>
+          <w:p/>
+        </w:tc>
+      </w:tr>
+      <w:tr>
+        <w:tc>
+          <w:tcPr>
+            <w:tcW w:w="1838" w:type="dxa"/>
+          </w:tcPr>
+          <w:p>
+            <w:pPr>
+              <w:jc w:val="center"/>
+            </w:pPr>
+            <w:r>
+              <w:t>Size</w:t>
+            </w:r>
+          </w:p>
+        </w:tc>
+        <w:tc>
+          <w:tcPr>
+            <w:tcW w:w="4395" w:type="dxa"/>
+          </w:tcPr>
+          <w:p>
+            <w:r>
+              <w:t>1</w:t>
+            </w:r>
+          </w:p>
+        </w:tc>
+        <w:tc>
+          <w:tcPr>
+            <w:tcW w:w="3117" w:type="dxa"/>
+          </w:tcPr>
+          <w:p/>
+        </w:tc>
+      </w:tr>
+      <w:tr>
+        <w:trPr>
+          <w:cnfStyle w:val="000000100000" w:firstRow="0" w:lastRow="0" w:firstColumn="0" w:lastColumn="0" w:oddVBand="0" w:evenVBand="0" w:oddHBand="1" w:evenHBand="0" w:firstRowFirstColumn="0" w:firstRowLastColumn="0" w:lastRowFirstColumn="0" w:lastRowLastColumn="0"/>
+        </w:trPr>
+        <w:tc>
+          <w:tcPr>
+            <w:tcW w:w="1838" w:type="dxa"/>
+          </w:tcPr>
+          <w:p>
+            <w:pPr>
+              <w:jc w:val="center"/>
+            </w:pPr>
+            <w:r>
+              <w:t>Speed</w:t>
+            </w:r>
+          </w:p>
+        </w:tc>
+        <w:tc>
+          <w:tcPr>
+            <w:tcW w:w="4395" w:type="dxa"/>
+          </w:tcPr>
+          <w:p>
+            <w:r>
+              <w:t>3.0</w:t>
+            </w:r>
+            <w:r>
+              <w:t xml:space="preserve"> seconds/tile</w:t>
+            </w:r>
+          </w:p>
+        </w:tc>
+        <w:tc>
+          <w:tcPr>
+            <w:tcW w:w="3117" w:type="dxa"/>
+          </w:tcPr>
+          <w:p/>
+        </w:tc>
+      </w:tr>
+      <w:tr>
+        <w:tc>
+          <w:tcPr>
+            <w:tcW w:w="1838" w:type="dxa"/>
+          </w:tcPr>
+          <w:p>
+            <w:pPr>
+              <w:jc w:val="center"/>
+            </w:pPr>
+            <w:r>
+              <w:t>Attack</w:t>
+            </w:r>
+            <w:r>
+              <w:t>(s)</w:t>
+            </w:r>
+          </w:p>
+        </w:tc>
+        <w:tc>
+          <w:tcPr>
+            <w:tcW w:w="4395" w:type="dxa"/>
+          </w:tcPr>
+          <w:p>
+            <w:r>
+              <w:t>Headbutt</w:t>
+            </w:r>
+          </w:p>
+          <w:p>
+            <w:pPr>
+              <w:pStyle w:val="ListParagraph"/>
+              <w:numPr>
+                <w:ilvl w:val="0"/>
+                <w:numId w:val="19"/>
+              </w:numPr>
+            </w:pPr>
+            <w:r>
+              <w:t>Attack Speed: 0.75 seconds/attack</w:t>
+            </w:r>
+          </w:p>
+          <w:p>
+            <w:pPr>
+              <w:pStyle w:val="ListParagraph"/>
+              <w:numPr>
+                <w:ilvl w:val="0"/>
+                <w:numId w:val="19"/>
+              </w:numPr>
+            </w:pPr>
+            <w:r>
+              <w:t>Damage per Attack: 25</w:t>
+            </w:r>
+          </w:p>
+          <w:p>
+            <w:pPr>
+              <w:pStyle w:val="ListParagraph"/>
+              <w:numPr>
+                <w:ilvl w:val="0"/>
+                <w:numId w:val="19"/>
+              </w:numPr>
+            </w:pPr>
+            <w:r>
+              <w:t>Damage Type: Bludgeoning</w:t>
+            </w:r>
+          </w:p>
+          <w:p>
+            <w:pPr>
+              <w:pStyle w:val="ListParagraph"/>
+              <w:numPr>
+                <w:ilvl w:val="0"/>
+                <w:numId w:val="19"/>
+              </w:numPr>
+            </w:pPr>
+            <w:r>
+              <w:t>Range: Melee</w:t>
+            </w:r>
+          </w:p>
+        </w:tc>
+        <w:tc>
+          <w:tcPr>
+            <w:tcW w:w="3117" w:type="dxa"/>
+          </w:tcPr>
+          <w:p/>
+        </w:tc>
+      </w:tr>
+    </w:tbl>
+    <w:p>
+      <w:pPr>
+        <w:pStyle w:val="Heading4"/>
+      </w:pPr>
+      <w:r>
+        <w:t>Dust Bunnies (</w:t>
+      </w:r>
+      <w:r>
+        <w:t>Archers</w:t>
+      </w:r>
+      <w:r>
+        <w:t>)</w:t>
+      </w:r>
+    </w:p>
+    <w:p>
+      <w:r>
+        <w:t>Dust Bunnies (</w:t>
+      </w:r>
+      <w:r>
+        <w:t>Archers</w:t>
+      </w:r>
+      <w:r>
+        <w:t xml:space="preserve">) are </w:t>
+      </w:r>
+      <w:r>
+        <w:t>weak units capable of overwhelming defences through sheer numbers.</w:t>
+      </w:r>
+    </w:p>
+    <w:tbl>
+      <w:tblPr>
+        <w:tblStyle w:val="GridTable4-Accent6"/>
+        <w:tblW w:w="0" w:type="auto"/>
+        <w:tblLook w:val="0420" w:firstRow="1" w:lastRow="0" w:firstColumn="0" w:lastColumn="0" w:noHBand="0" w:noVBand="1"/>
+      </w:tblPr>
+      <w:tblGrid>
+        <w:gridCol w:w="1838"/>
+        <w:gridCol w:w="4395"/>
+        <w:gridCol w:w="3117"/>
+      </w:tblGrid>
+      <w:tr>
+        <w:trPr>
+          <w:cnfStyle w:val="100000000000" w:firstRow="1" w:lastRow="0" w:firstColumn="0" w:lastColumn="0" w:oddVBand="0" w:evenVBand="0" w:oddHBand="0" w:evenHBand="0" w:firstRowFirstColumn="0" w:firstRowLastColumn="0" w:lastRowFirstColumn="0" w:lastRowLastColumn="0"/>
+        </w:trPr>
+        <w:tc>
+          <w:tcPr>
+            <w:tcW w:w="1838" w:type="dxa"/>
+          </w:tcPr>
+          <w:p>
+            <w:pPr>
+              <w:jc w:val="center"/>
+            </w:pPr>
+            <w:r>
+              <w:t>Attribute</w:t>
+            </w:r>
+          </w:p>
+        </w:tc>
+        <w:tc>
+          <w:tcPr>
+            <w:tcW w:w="4395" w:type="dxa"/>
+          </w:tcPr>
+          <w:p>
+            <w:pPr>
+              <w:jc w:val="center"/>
+            </w:pPr>
+            <w:r>
+              <w:t>Value</w:t>
+            </w:r>
+          </w:p>
+        </w:tc>
+        <w:tc>
+          <w:tcPr>
+            <w:tcW w:w="3117" w:type="dxa"/>
+          </w:tcPr>
+          <w:p>
+            <w:pPr>
+              <w:jc w:val="center"/>
+            </w:pPr>
+            <w:r>
+              <w:t>Notes</w:t>
+            </w:r>
+          </w:p>
+        </w:tc>
+      </w:tr>
+      <w:tr>
+        <w:trPr>
+          <w:cnfStyle w:val="000000100000" w:firstRow="0" w:lastRow="0" w:firstColumn="0" w:lastColumn="0" w:oddVBand="0" w:evenVBand="0" w:oddHBand="1" w:evenHBand="0" w:firstRowFirstColumn="0" w:firstRowLastColumn="0" w:lastRowFirstColumn="0" w:lastRowLastColumn="0"/>
+        </w:trPr>
+        <w:tc>
+          <w:tcPr>
+            <w:tcW w:w="1838" w:type="dxa"/>
+          </w:tcPr>
+          <w:p>
+            <w:pPr>
+              <w:jc w:val="center"/>
+            </w:pPr>
+            <w:r>
+              <w:t>Health</w:t>
+            </w:r>
+          </w:p>
+        </w:tc>
+        <w:tc>
+          <w:tcPr>
+            <w:tcW w:w="4395" w:type="dxa"/>
+          </w:tcPr>
+          <w:p>
+            <w:r>
+              <w:t>70</w:t>
+            </w:r>
+          </w:p>
+        </w:tc>
+        <w:tc>
+          <w:tcPr>
+            <w:tcW w:w="3117" w:type="dxa"/>
+          </w:tcPr>
+          <w:p/>
+        </w:tc>
+      </w:tr>
+      <w:tr>
+        <w:tc>
+          <w:tcPr>
+            <w:tcW w:w="1838" w:type="dxa"/>
+          </w:tcPr>
+          <w:p>
+            <w:pPr>
+              <w:jc w:val="center"/>
+            </w:pPr>
+            <w:r>
+              <w:t>Size</w:t>
+            </w:r>
+          </w:p>
+        </w:tc>
+        <w:tc>
+          <w:tcPr>
+            <w:tcW w:w="4395" w:type="dxa"/>
+          </w:tcPr>
+          <w:p>
+            <w:r>
+              <w:t>1</w:t>
+            </w:r>
+          </w:p>
+        </w:tc>
+        <w:tc>
+          <w:tcPr>
+            <w:tcW w:w="3117" w:type="dxa"/>
+          </w:tcPr>
+          <w:p/>
+        </w:tc>
+      </w:tr>
+      <w:tr>
+        <w:trPr>
+          <w:cnfStyle w:val="000000100000" w:firstRow="0" w:lastRow="0" w:firstColumn="0" w:lastColumn="0" w:oddVBand="0" w:evenVBand="0" w:oddHBand="1" w:evenHBand="0" w:firstRowFirstColumn="0" w:firstRowLastColumn="0" w:lastRowFirstColumn="0" w:lastRowLastColumn="0"/>
+        </w:trPr>
+        <w:tc>
+          <w:tcPr>
+            <w:tcW w:w="1838" w:type="dxa"/>
+          </w:tcPr>
+          <w:p>
+            <w:pPr>
+              <w:jc w:val="center"/>
+            </w:pPr>
+            <w:r>
+              <w:t>Speed</w:t>
+            </w:r>
+          </w:p>
+        </w:tc>
+        <w:tc>
+          <w:tcPr>
+            <w:tcW w:w="4395" w:type="dxa"/>
+          </w:tcPr>
+          <w:p>
+            <w:r>
+              <w:t>2.</w:t>
+            </w:r>
+            <w:r>
+              <w:t>5</w:t>
+            </w:r>
+            <w:r>
+              <w:t xml:space="preserve"> seconds/tile</w:t>
+            </w:r>
+          </w:p>
+        </w:tc>
+        <w:tc>
+          <w:tcPr>
+            <w:tcW w:w="3117" w:type="dxa"/>
+          </w:tcPr>
+          <w:p/>
+        </w:tc>
+      </w:tr>
+      <w:tr>
+        <w:tc>
+          <w:tcPr>
+            <w:tcW w:w="1838" w:type="dxa"/>
+          </w:tcPr>
+          <w:p>
+            <w:pPr>
+              <w:jc w:val="center"/>
+            </w:pPr>
+            <w:r>
+              <w:t>Attack(s)</w:t>
+            </w:r>
+          </w:p>
+        </w:tc>
+        <w:tc>
+          <w:tcPr>
+            <w:tcW w:w="4395" w:type="dxa"/>
+          </w:tcPr>
+          <w:p>
+            <w:r>
+              <w:t>Piercing Shot</w:t>
+            </w:r>
+          </w:p>
+          <w:p>
+            <w:pPr>
+              <w:pStyle w:val="ListParagraph"/>
+              <w:numPr>
+                <w:ilvl w:val="0"/>
+                <w:numId w:val="19"/>
+              </w:numPr>
+            </w:pPr>
+            <w:r>
+              <w:t xml:space="preserve">Attack Speed: </w:t>
+            </w:r>
+            <w:r>
+              <w:t>1.50</w:t>
+            </w:r>
+            <w:r>
+              <w:t xml:space="preserve"> seconds/attack</w:t>
+            </w:r>
+          </w:p>
+          <w:p>
+            <w:pPr>
+              <w:pStyle w:val="ListParagraph"/>
+              <w:numPr>
+                <w:ilvl w:val="0"/>
+                <w:numId w:val="19"/>
+              </w:numPr>
+            </w:pPr>
+            <w:r>
+              <w:t>Damage per Attack: 2</w:t>
+            </w:r>
+            <w:r>
+              <w:t>0</w:t>
+            </w:r>
+          </w:p>
+          <w:p>
+            <w:pPr>
+              <w:pStyle w:val="ListParagraph"/>
+              <w:numPr>
+                <w:ilvl w:val="0"/>
+                <w:numId w:val="19"/>
+              </w:numPr>
+            </w:pPr>
+            <w:r>
+              <w:t xml:space="preserve">Damage Type: </w:t>
+            </w:r>
+            <w:r>
+              <w:t>Piercing</w:t>
+            </w:r>
+          </w:p>
+          <w:p>
+            <w:pPr>
+              <w:pStyle w:val="ListParagraph"/>
+              <w:numPr>
+                <w:ilvl w:val="0"/>
+                <w:numId w:val="19"/>
+              </w:numPr>
+            </w:pPr>
+            <w:r>
+              <w:t xml:space="preserve">Range: </w:t>
+            </w:r>
+            <w:r>
+              <w:t>2</w:t>
+            </w:r>
+          </w:p>
+        </w:tc>
+        <w:tc>
+          <w:tcPr>
+            <w:tcW w:w="3117" w:type="dxa"/>
+          </w:tcPr>
+          <w:p/>
+        </w:tc>
+      </w:tr>
+    </w:tbl>
+    <w:p>
+      <w:pPr>
+        <w:pStyle w:val="Heading1"/>
+      </w:pPr>
+      <w:bookmarkStart w:id="10" w:name="_Toc186235786"/>
+      <w:r>
+        <w:t>Appendix</w:t>
+      </w:r>
+      <w:bookmarkEnd w:id="10"/>
+    </w:p>
+    <w:p>
+      <w:pPr>
+        <w:pStyle w:val="Caption"/>
+        <w:keepNext/>
+      </w:pPr>
+      <w:r>
+        <w:t xml:space="preserve">Table </w:t>
+      </w:r>
+      <w:r>
+        <w:fldChar w:fldCharType="begin"/>
+      </w:r>
+      <w:r>
+        <w:instrText xml:space="preserve"> SEQ Table \* ARABIC </w:instrText>
+      </w:r>
+      <w:r>
+        <w:fldChar w:fldCharType="separate"/>
       </w:r>
       <w:r>
         <w:rPr>
@@ -2161,9 +4217,346 @@
         <w:fldChar w:fldCharType="end"/>
       </w:r>
       <w:r>
-        <w:t xml:space="preserve"> illustrates the different game states and the ways the game changes between those states.</w:t>
+        <w:t xml:space="preserve"> - Damage types.</w:t>
       </w:r>
     </w:p>
+    <w:tbl>
+      <w:tblPr>
+        <w:tblStyle w:val="GridTable4-Accent6"/>
+        <w:tblW w:w="0" w:type="auto"/>
+        <w:tblLook w:val="0420" w:firstRow="1" w:lastRow="0" w:firstColumn="0" w:lastColumn="0" w:noHBand="0" w:noVBand="1"/>
+      </w:tblPr>
+      <w:tblGrid>
+        <w:gridCol w:w="2268"/>
+        <w:gridCol w:w="4535"/>
+      </w:tblGrid>
+      <w:tr>
+        <w:trPr>
+          <w:cnfStyle w:val="100000000000" w:firstRow="1" w:lastRow="0" w:firstColumn="0" w:lastColumn="0" w:oddVBand="0" w:evenVBand="0" w:oddHBand="0" w:evenHBand="0" w:firstRowFirstColumn="0" w:firstRowLastColumn="0" w:lastRowFirstColumn="0" w:lastRowLastColumn="0"/>
+        </w:trPr>
+        <w:tc>
+          <w:tcPr>
+            <w:tcW w:w="2268" w:type="dxa"/>
+            <w:vAlign w:val="center"/>
+          </w:tcPr>
+          <w:p>
+            <w:pPr>
+              <w:jc w:val="center"/>
+            </w:pPr>
+            <w:r>
+              <w:t>Damage Types</w:t>
+            </w:r>
+          </w:p>
+        </w:tc>
+        <w:tc>
+          <w:tcPr>
+            <w:tcW w:w="4535" w:type="dxa"/>
+          </w:tcPr>
+          <w:p>
+            <w:pPr>
+              <w:jc w:val="center"/>
+            </w:pPr>
+            <w:r>
+              <w:t>Description</w:t>
+            </w:r>
+          </w:p>
+        </w:tc>
+      </w:tr>
+      <w:tr>
+        <w:trPr>
+          <w:cnfStyle w:val="000000100000" w:firstRow="0" w:lastRow="0" w:firstColumn="0" w:lastColumn="0" w:oddVBand="0" w:evenVBand="0" w:oddHBand="1" w:evenHBand="0" w:firstRowFirstColumn="0" w:firstRowLastColumn="0" w:lastRowFirstColumn="0" w:lastRowLastColumn="0"/>
+        </w:trPr>
+        <w:tc>
+          <w:tcPr>
+            <w:tcW w:w="2268" w:type="dxa"/>
+          </w:tcPr>
+          <w:p>
+            <w:pPr>
+              <w:jc w:val="center"/>
+            </w:pPr>
+            <w:r>
+              <w:t>Acid</w:t>
+            </w:r>
+          </w:p>
+        </w:tc>
+        <w:tc>
+          <w:tcPr>
+            <w:tcW w:w="4535" w:type="dxa"/>
+          </w:tcPr>
+          <w:p/>
+        </w:tc>
+      </w:tr>
+      <w:tr>
+        <w:tc>
+          <w:tcPr>
+            <w:tcW w:w="2268" w:type="dxa"/>
+          </w:tcPr>
+          <w:p>
+            <w:pPr>
+              <w:jc w:val="center"/>
+            </w:pPr>
+            <w:r>
+              <w:t>Bludgeoning</w:t>
+            </w:r>
+          </w:p>
+        </w:tc>
+        <w:tc>
+          <w:tcPr>
+            <w:tcW w:w="4535" w:type="dxa"/>
+          </w:tcPr>
+          <w:p/>
+        </w:tc>
+      </w:tr>
+      <w:tr>
+        <w:trPr>
+          <w:cnfStyle w:val="000000100000" w:firstRow="0" w:lastRow="0" w:firstColumn="0" w:lastColumn="0" w:oddVBand="0" w:evenVBand="0" w:oddHBand="1" w:evenHBand="0" w:firstRowFirstColumn="0" w:firstRowLastColumn="0" w:lastRowFirstColumn="0" w:lastRowLastColumn="0"/>
+        </w:trPr>
+        <w:tc>
+          <w:tcPr>
+            <w:tcW w:w="2268" w:type="dxa"/>
+          </w:tcPr>
+          <w:p>
+            <w:pPr>
+              <w:jc w:val="center"/>
+            </w:pPr>
+            <w:r>
+              <w:t>Cold</w:t>
+            </w:r>
+          </w:p>
+        </w:tc>
+        <w:tc>
+          <w:tcPr>
+            <w:tcW w:w="4535" w:type="dxa"/>
+          </w:tcPr>
+          <w:p/>
+        </w:tc>
+      </w:tr>
+      <w:tr>
+        <w:tc>
+          <w:tcPr>
+            <w:tcW w:w="2268" w:type="dxa"/>
+          </w:tcPr>
+          <w:p>
+            <w:pPr>
+              <w:jc w:val="center"/>
+            </w:pPr>
+            <w:r>
+              <w:t>Fire</w:t>
+            </w:r>
+          </w:p>
+        </w:tc>
+        <w:tc>
+          <w:tcPr>
+            <w:tcW w:w="4535" w:type="dxa"/>
+          </w:tcPr>
+          <w:p/>
+        </w:tc>
+      </w:tr>
+      <w:tr>
+        <w:trPr>
+          <w:cnfStyle w:val="000000100000" w:firstRow="0" w:lastRow="0" w:firstColumn="0" w:lastColumn="0" w:oddVBand="0" w:evenVBand="0" w:oddHBand="1" w:evenHBand="0" w:firstRowFirstColumn="0" w:firstRowLastColumn="0" w:lastRowFirstColumn="0" w:lastRowLastColumn="0"/>
+        </w:trPr>
+        <w:tc>
+          <w:tcPr>
+            <w:tcW w:w="2268" w:type="dxa"/>
+          </w:tcPr>
+          <w:p>
+            <w:pPr>
+              <w:jc w:val="center"/>
+            </w:pPr>
+            <w:r>
+              <w:t>Force</w:t>
+            </w:r>
+          </w:p>
+        </w:tc>
+        <w:tc>
+          <w:tcPr>
+            <w:tcW w:w="4535" w:type="dxa"/>
+          </w:tcPr>
+          <w:p/>
+        </w:tc>
+      </w:tr>
+      <w:tr>
+        <w:tc>
+          <w:tcPr>
+            <w:tcW w:w="2268" w:type="dxa"/>
+          </w:tcPr>
+          <w:p>
+            <w:pPr>
+              <w:jc w:val="center"/>
+            </w:pPr>
+            <w:r>
+              <w:t>Lightning</w:t>
+            </w:r>
+          </w:p>
+        </w:tc>
+        <w:tc>
+          <w:tcPr>
+            <w:tcW w:w="4535" w:type="dxa"/>
+          </w:tcPr>
+          <w:p/>
+        </w:tc>
+      </w:tr>
+      <w:tr>
+        <w:trPr>
+          <w:cnfStyle w:val="000000100000" w:firstRow="0" w:lastRow="0" w:firstColumn="0" w:lastColumn="0" w:oddVBand="0" w:evenVBand="0" w:oddHBand="1" w:evenHBand="0" w:firstRowFirstColumn="0" w:firstRowLastColumn="0" w:lastRowFirstColumn="0" w:lastRowLastColumn="0"/>
+        </w:trPr>
+        <w:tc>
+          <w:tcPr>
+            <w:tcW w:w="2268" w:type="dxa"/>
+          </w:tcPr>
+          <w:p>
+            <w:pPr>
+              <w:jc w:val="center"/>
+            </w:pPr>
+            <w:r>
+              <w:t>Necrotic</w:t>
+            </w:r>
+          </w:p>
+        </w:tc>
+        <w:tc>
+          <w:tcPr>
+            <w:tcW w:w="4535" w:type="dxa"/>
+          </w:tcPr>
+          <w:p/>
+        </w:tc>
+      </w:tr>
+      <w:tr>
+        <w:tc>
+          <w:tcPr>
+            <w:tcW w:w="2268" w:type="dxa"/>
+          </w:tcPr>
+          <w:p>
+            <w:pPr>
+              <w:jc w:val="center"/>
+            </w:pPr>
+            <w:r>
+              <w:t>Piercing</w:t>
+            </w:r>
+          </w:p>
+        </w:tc>
+        <w:tc>
+          <w:tcPr>
+            <w:tcW w:w="4535" w:type="dxa"/>
+          </w:tcPr>
+          <w:p/>
+        </w:tc>
+      </w:tr>
+      <w:tr>
+        <w:trPr>
+          <w:cnfStyle w:val="000000100000" w:firstRow="0" w:lastRow="0" w:firstColumn="0" w:lastColumn="0" w:oddVBand="0" w:evenVBand="0" w:oddHBand="1" w:evenHBand="0" w:firstRowFirstColumn="0" w:firstRowLastColumn="0" w:lastRowFirstColumn="0" w:lastRowLastColumn="0"/>
+        </w:trPr>
+        <w:tc>
+          <w:tcPr>
+            <w:tcW w:w="2268" w:type="dxa"/>
+          </w:tcPr>
+          <w:p>
+            <w:pPr>
+              <w:jc w:val="center"/>
+            </w:pPr>
+            <w:r>
+              <w:t>Poison</w:t>
+            </w:r>
+          </w:p>
+        </w:tc>
+        <w:tc>
+          <w:tcPr>
+            <w:tcW w:w="4535" w:type="dxa"/>
+          </w:tcPr>
+          <w:p/>
+        </w:tc>
+      </w:tr>
+      <w:tr>
+        <w:tc>
+          <w:tcPr>
+            <w:tcW w:w="2268" w:type="dxa"/>
+          </w:tcPr>
+          <w:p>
+            <w:pPr>
+              <w:jc w:val="center"/>
+            </w:pPr>
+            <w:r>
+              <w:t>Psychic</w:t>
+            </w:r>
+          </w:p>
+        </w:tc>
+        <w:tc>
+          <w:tcPr>
+            <w:tcW w:w="4535" w:type="dxa"/>
+          </w:tcPr>
+          <w:p/>
+        </w:tc>
+      </w:tr>
+      <w:tr>
+        <w:trPr>
+          <w:cnfStyle w:val="000000100000" w:firstRow="0" w:lastRow="0" w:firstColumn="0" w:lastColumn="0" w:oddVBand="0" w:evenVBand="0" w:oddHBand="1" w:evenHBand="0" w:firstRowFirstColumn="0" w:firstRowLastColumn="0" w:lastRowFirstColumn="0" w:lastRowLastColumn="0"/>
+        </w:trPr>
+        <w:tc>
+          <w:tcPr>
+            <w:tcW w:w="2268" w:type="dxa"/>
+          </w:tcPr>
+          <w:p>
+            <w:pPr>
+              <w:jc w:val="center"/>
+            </w:pPr>
+            <w:r>
+              <w:t>Radiant</w:t>
+            </w:r>
+          </w:p>
+        </w:tc>
+        <w:tc>
+          <w:tcPr>
+            <w:tcW w:w="4535" w:type="dxa"/>
+          </w:tcPr>
+          <w:p/>
+        </w:tc>
+      </w:tr>
+      <w:tr>
+        <w:tc>
+          <w:tcPr>
+            <w:tcW w:w="2268" w:type="dxa"/>
+          </w:tcPr>
+          <w:p>
+            <w:pPr>
+              <w:jc w:val="center"/>
+            </w:pPr>
+            <w:r>
+              <w:t>Slashing</w:t>
+            </w:r>
+          </w:p>
+        </w:tc>
+        <w:tc>
+          <w:tcPr>
+            <w:tcW w:w="4535" w:type="dxa"/>
+          </w:tcPr>
+          <w:p/>
+        </w:tc>
+      </w:tr>
+      <w:tr>
+        <w:trPr>
+          <w:cnfStyle w:val="000000100000" w:firstRow="0" w:lastRow="0" w:firstColumn="0" w:lastColumn="0" w:oddVBand="0" w:evenVBand="0" w:oddHBand="1" w:evenHBand="0" w:firstRowFirstColumn="0" w:firstRowLastColumn="0" w:lastRowFirstColumn="0" w:lastRowLastColumn="0"/>
+        </w:trPr>
+        <w:tc>
+          <w:tcPr>
+            <w:tcW w:w="2268" w:type="dxa"/>
+          </w:tcPr>
+          <w:p>
+            <w:pPr>
+              <w:jc w:val="center"/>
+            </w:pPr>
+            <w:r>
+              <w:t>Thunder</w:t>
+            </w:r>
+          </w:p>
+        </w:tc>
+        <w:tc>
+          <w:tcPr>
+            <w:tcW w:w="4535" w:type="dxa"/>
+          </w:tcPr>
+          <w:p/>
+        </w:tc>
+      </w:tr>
+    </w:tbl>
     <w:p>
       <w:pPr>
         <w:keepNext/>
@@ -2175,7 +4568,7 @@
         </w:rPr>
         <w:lastRenderedPageBreak/>
         <w:drawing>
-          <wp:inline distT="0" distB="0" distL="0" distR="0" wp14:anchorId="3BEEE348" wp14:editId="521A240F">
+          <wp:inline distT="0" distB="0" distL="0" distR="0" wp14:anchorId="05CEB1AC" wp14:editId="52922634">
             <wp:extent cx="5943600" cy="6348095"/>
             <wp:effectExtent l="0" t="0" r="0" b="0"/>
             <wp:docPr id="1485945802" name="Picture 1" descr="Tofu Tower Defence screens"/>
@@ -2190,7 +4583,7 @@
                     <pic:cNvPicPr/>
                   </pic:nvPicPr>
                   <pic:blipFill>
-                    <a:blip r:embed="rId8"/>
+                    <a:blip r:embed="rId10"/>
                     <a:stretch>
                       <a:fillRect/>
                     </a:stretch>
@@ -2216,7 +4609,6 @@
         <w:pStyle w:val="Caption"/>
         <w:jc w:val="center"/>
       </w:pPr>
-      <w:bookmarkStart w:id="7" w:name="_Ref186037114"/>
       <w:r>
         <w:t xml:space="preserve">Figure </w:t>
       </w:r>
@@ -2238,14 +4630,12 @@
       <w:r>
         <w:fldChar w:fldCharType="end"/>
       </w:r>
-      <w:bookmarkEnd w:id="7"/>
-      <w:r>
-        <w:t xml:space="preserve"> - Game state flow chart</w:t>
+      <w:r>
+        <w:t xml:space="preserve"> - Game state flow chart.</w:t>
       </w:r>
     </w:p>
-    <w:p/>
     <w:sectPr>
-      <w:footerReference w:type="default" r:id="rId9"/>
+      <w:footerReference w:type="default" r:id="rId11"/>
       <w:pgSz w:w="12240" w:h="15840"/>
       <w:pgMar w:top="1440" w:right="1440" w:bottom="1440" w:left="1440" w:header="720" w:footer="720" w:gutter="0"/>
       <w:pgNumType w:start="0"/>
@@ -2357,12 +4747,367 @@
       </w:r>
     </w:p>
   </w:footnote>
+  <w:footnote w:id="1">
+    <w:p>
+      <w:pPr>
+        <w:pStyle w:val="FootnoteText"/>
+      </w:pPr>
+      <w:r>
+        <w:rPr>
+          <w:rStyle w:val="FootnoteReference"/>
+        </w:rPr>
+        <w:footnoteRef/>
+      </w:r>
+      <w:r>
+        <w:t xml:space="preserve"> I (Joshua) use BTD as a reference point since it is both 1) One of the most popular games in the TD genre and 2) BTD is the TD game I have the most experience with.</w:t>
+      </w:r>
+    </w:p>
+  </w:footnote>
 </w:footnotes>
 </file>
 
 <file path=word/numbering.xml><?xml version="1.0" encoding="utf-8"?>
 <w:numbering xmlns:wpc="http://schemas.microsoft.com/office/word/2010/wordprocessingCanvas" xmlns:cx="http://schemas.microsoft.com/office/drawing/2014/chartex" xmlns:cx1="http://schemas.microsoft.com/office/drawing/2015/9/8/chartex" xmlns:cx2="http://schemas.microsoft.com/office/drawing/2015/10/21/chartex" xmlns:cx3="http://schemas.microsoft.com/office/drawing/2016/5/9/chartex" xmlns:cx4="http://schemas.microsoft.com/office/drawing/2016/5/10/chartex" xmlns:cx5="http://schemas.microsoft.com/office/drawing/2016/5/11/chartex" xmlns:cx6="http://schemas.microsoft.com/office/drawing/2016/5/12/chartex" xmlns:cx7="http://schemas.microsoft.com/office/drawing/2016/5/13/chartex" xmlns:cx8="http://schemas.microsoft.com/office/drawing/2016/5/14/chartex" xmlns:mc="http://schemas.openxmlformats.org/markup-compatibility/2006" xmlns:aink="http://schemas.microsoft.com/office/drawing/2016/ink" xmlns:am3d="http://schemas.microsoft.com/office/drawing/2017/model3d" xmlns:o="urn:schemas-microsoft-com:office:office" xmlns:oel="http://schemas.microsoft.com/office/2019/extlst" xmlns:r="http://schemas.openxmlformats.org/officeDocument/2006/relationships" xmlns:m="http://schemas.openxmlformats.org/officeDocument/2006/math" xmlns:v="urn:schemas-microsoft-com:vml" xmlns:wp14="http://schemas.microsoft.com/office/word/2010/wordprocessingDrawing" xmlns:wp="http://schemas.openxmlformats.org/drawingml/2006/wordprocessingDrawing" xmlns:w10="urn:schemas-microsoft-com:office:word" xmlns:w="http://schemas.openxmlformats.org/wordprocessingml/2006/main" xmlns:w14="http://schemas.microsoft.com/office/word/2010/wordml" xmlns:w15="http://schemas.microsoft.com/office/word/2012/wordml" xmlns:w16cex="http://schemas.microsoft.com/office/word/2018/wordml/cex" xmlns:w16cid="http://schemas.microsoft.com/office/word/2016/wordml/cid" xmlns:w16="http://schemas.microsoft.com/office/word/2018/wordml" xmlns:w16du="http://schemas.microsoft.com/office/word/2023/wordml/word16du" xmlns:w16sdtdh="http://schemas.microsoft.com/office/word/2020/wordml/sdtdatahash" xmlns:w16se="http://schemas.microsoft.com/office/word/2015/wordml/symex" xmlns:wpg="http://schemas.microsoft.com/office/word/2010/wordprocessingGroup" xmlns:wpi="http://schemas.microsoft.com/office/word/2010/wordprocessingInk" xmlns:wne="http://schemas.microsoft.com/office/word/2006/wordml" xmlns:wps="http://schemas.microsoft.com/office/word/2010/wordprocessingShape" mc:Ignorable="w14 w15 w16se w16cid w16 w16cex w16sdtdh w16du wp14">
   <w:abstractNum w:abstractNumId="0" w15:restartNumberingAfterBreak="0">
+    <w:nsid w:val="024E29E3"/>
+    <w:multiLevelType w:val="hybridMultilevel"/>
+    <w:tmpl w:val="51E07970"/>
+    <w:lvl w:ilvl="0" w:tplc="04090001">
+      <w:start w:val="1"/>
+      <w:numFmt w:val="bullet"/>
+      <w:lvlText w:val=""/>
+      <w:lvlJc w:val="left"/>
+      <w:pPr>
+        <w:ind w:left="720" w:hanging="360"/>
+      </w:pPr>
+      <w:rPr>
+        <w:rFonts w:ascii="Symbol" w:hAnsi="Symbol" w:hint="default"/>
+      </w:rPr>
+    </w:lvl>
+    <w:lvl w:ilvl="1" w:tplc="04090003" w:tentative="1">
+      <w:start w:val="1"/>
+      <w:numFmt w:val="bullet"/>
+      <w:lvlText w:val="o"/>
+      <w:lvlJc w:val="left"/>
+      <w:pPr>
+        <w:ind w:left="1440" w:hanging="360"/>
+      </w:pPr>
+      <w:rPr>
+        <w:rFonts w:ascii="Courier New" w:hAnsi="Courier New" w:cs="Courier New" w:hint="default"/>
+      </w:rPr>
+    </w:lvl>
+    <w:lvl w:ilvl="2" w:tplc="04090005" w:tentative="1">
+      <w:start w:val="1"/>
+      <w:numFmt w:val="bullet"/>
+      <w:lvlText w:val=""/>
+      <w:lvlJc w:val="left"/>
+      <w:pPr>
+        <w:ind w:left="2160" w:hanging="360"/>
+      </w:pPr>
+      <w:rPr>
+        <w:rFonts w:ascii="Wingdings" w:hAnsi="Wingdings" w:hint="default"/>
+      </w:rPr>
+    </w:lvl>
+    <w:lvl w:ilvl="3" w:tplc="04090001" w:tentative="1">
+      <w:start w:val="1"/>
+      <w:numFmt w:val="bullet"/>
+      <w:lvlText w:val=""/>
+      <w:lvlJc w:val="left"/>
+      <w:pPr>
+        <w:ind w:left="2880" w:hanging="360"/>
+      </w:pPr>
+      <w:rPr>
+        <w:rFonts w:ascii="Symbol" w:hAnsi="Symbol" w:hint="default"/>
+      </w:rPr>
+    </w:lvl>
+    <w:lvl w:ilvl="4" w:tplc="04090003" w:tentative="1">
+      <w:start w:val="1"/>
+      <w:numFmt w:val="bullet"/>
+      <w:lvlText w:val="o"/>
+      <w:lvlJc w:val="left"/>
+      <w:pPr>
+        <w:ind w:left="3600" w:hanging="360"/>
+      </w:pPr>
+      <w:rPr>
+        <w:rFonts w:ascii="Courier New" w:hAnsi="Courier New" w:cs="Courier New" w:hint="default"/>
+      </w:rPr>
+    </w:lvl>
+    <w:lvl w:ilvl="5" w:tplc="04090005" w:tentative="1">
+      <w:start w:val="1"/>
+      <w:numFmt w:val="bullet"/>
+      <w:lvlText w:val=""/>
+      <w:lvlJc w:val="left"/>
+      <w:pPr>
+        <w:ind w:left="4320" w:hanging="360"/>
+      </w:pPr>
+      <w:rPr>
+        <w:rFonts w:ascii="Wingdings" w:hAnsi="Wingdings" w:hint="default"/>
+      </w:rPr>
+    </w:lvl>
+    <w:lvl w:ilvl="6" w:tplc="04090001" w:tentative="1">
+      <w:start w:val="1"/>
+      <w:numFmt w:val="bullet"/>
+      <w:lvlText w:val=""/>
+      <w:lvlJc w:val="left"/>
+      <w:pPr>
+        <w:ind w:left="5040" w:hanging="360"/>
+      </w:pPr>
+      <w:rPr>
+        <w:rFonts w:ascii="Symbol" w:hAnsi="Symbol" w:hint="default"/>
+      </w:rPr>
+    </w:lvl>
+    <w:lvl w:ilvl="7" w:tplc="04090003" w:tentative="1">
+      <w:start w:val="1"/>
+      <w:numFmt w:val="bullet"/>
+      <w:lvlText w:val="o"/>
+      <w:lvlJc w:val="left"/>
+      <w:pPr>
+        <w:ind w:left="5760" w:hanging="360"/>
+      </w:pPr>
+      <w:rPr>
+        <w:rFonts w:ascii="Courier New" w:hAnsi="Courier New" w:cs="Courier New" w:hint="default"/>
+      </w:rPr>
+    </w:lvl>
+    <w:lvl w:ilvl="8" w:tplc="04090005" w:tentative="1">
+      <w:start w:val="1"/>
+      <w:numFmt w:val="bullet"/>
+      <w:lvlText w:val=""/>
+      <w:lvlJc w:val="left"/>
+      <w:pPr>
+        <w:ind w:left="6480" w:hanging="360"/>
+      </w:pPr>
+      <w:rPr>
+        <w:rFonts w:ascii="Wingdings" w:hAnsi="Wingdings" w:hint="default"/>
+      </w:rPr>
+    </w:lvl>
+  </w:abstractNum>
+  <w:abstractNum w:abstractNumId="1" w15:restartNumberingAfterBreak="0">
+    <w:nsid w:val="0FDE5976"/>
+    <w:multiLevelType w:val="hybridMultilevel"/>
+    <w:tmpl w:val="BEC4D5F4"/>
+    <w:lvl w:ilvl="0" w:tplc="04090001">
+      <w:start w:val="1"/>
+      <w:numFmt w:val="bullet"/>
+      <w:lvlText w:val=""/>
+      <w:lvlJc w:val="left"/>
+      <w:pPr>
+        <w:ind w:left="720" w:hanging="360"/>
+      </w:pPr>
+      <w:rPr>
+        <w:rFonts w:ascii="Symbol" w:hAnsi="Symbol" w:hint="default"/>
+      </w:rPr>
+    </w:lvl>
+    <w:lvl w:ilvl="1" w:tplc="04090003" w:tentative="1">
+      <w:start w:val="1"/>
+      <w:numFmt w:val="bullet"/>
+      <w:lvlText w:val="o"/>
+      <w:lvlJc w:val="left"/>
+      <w:pPr>
+        <w:ind w:left="1440" w:hanging="360"/>
+      </w:pPr>
+      <w:rPr>
+        <w:rFonts w:ascii="Courier New" w:hAnsi="Courier New" w:cs="Courier New" w:hint="default"/>
+      </w:rPr>
+    </w:lvl>
+    <w:lvl w:ilvl="2" w:tplc="04090005" w:tentative="1">
+      <w:start w:val="1"/>
+      <w:numFmt w:val="bullet"/>
+      <w:lvlText w:val=""/>
+      <w:lvlJc w:val="left"/>
+      <w:pPr>
+        <w:ind w:left="2160" w:hanging="360"/>
+      </w:pPr>
+      <w:rPr>
+        <w:rFonts w:ascii="Wingdings" w:hAnsi="Wingdings" w:hint="default"/>
+      </w:rPr>
+    </w:lvl>
+    <w:lvl w:ilvl="3" w:tplc="04090001" w:tentative="1">
+      <w:start w:val="1"/>
+      <w:numFmt w:val="bullet"/>
+      <w:lvlText w:val=""/>
+      <w:lvlJc w:val="left"/>
+      <w:pPr>
+        <w:ind w:left="2880" w:hanging="360"/>
+      </w:pPr>
+      <w:rPr>
+        <w:rFonts w:ascii="Symbol" w:hAnsi="Symbol" w:hint="default"/>
+      </w:rPr>
+    </w:lvl>
+    <w:lvl w:ilvl="4" w:tplc="04090003" w:tentative="1">
+      <w:start w:val="1"/>
+      <w:numFmt w:val="bullet"/>
+      <w:lvlText w:val="o"/>
+      <w:lvlJc w:val="left"/>
+      <w:pPr>
+        <w:ind w:left="3600" w:hanging="360"/>
+      </w:pPr>
+      <w:rPr>
+        <w:rFonts w:ascii="Courier New" w:hAnsi="Courier New" w:cs="Courier New" w:hint="default"/>
+      </w:rPr>
+    </w:lvl>
+    <w:lvl w:ilvl="5" w:tplc="04090005" w:tentative="1">
+      <w:start w:val="1"/>
+      <w:numFmt w:val="bullet"/>
+      <w:lvlText w:val=""/>
+      <w:lvlJc w:val="left"/>
+      <w:pPr>
+        <w:ind w:left="4320" w:hanging="360"/>
+      </w:pPr>
+      <w:rPr>
+        <w:rFonts w:ascii="Wingdings" w:hAnsi="Wingdings" w:hint="default"/>
+      </w:rPr>
+    </w:lvl>
+    <w:lvl w:ilvl="6" w:tplc="04090001" w:tentative="1">
+      <w:start w:val="1"/>
+      <w:numFmt w:val="bullet"/>
+      <w:lvlText w:val=""/>
+      <w:lvlJc w:val="left"/>
+      <w:pPr>
+        <w:ind w:left="5040" w:hanging="360"/>
+      </w:pPr>
+      <w:rPr>
+        <w:rFonts w:ascii="Symbol" w:hAnsi="Symbol" w:hint="default"/>
+      </w:rPr>
+    </w:lvl>
+    <w:lvl w:ilvl="7" w:tplc="04090003" w:tentative="1">
+      <w:start w:val="1"/>
+      <w:numFmt w:val="bullet"/>
+      <w:lvlText w:val="o"/>
+      <w:lvlJc w:val="left"/>
+      <w:pPr>
+        <w:ind w:left="5760" w:hanging="360"/>
+      </w:pPr>
+      <w:rPr>
+        <w:rFonts w:ascii="Courier New" w:hAnsi="Courier New" w:cs="Courier New" w:hint="default"/>
+      </w:rPr>
+    </w:lvl>
+    <w:lvl w:ilvl="8" w:tplc="04090005" w:tentative="1">
+      <w:start w:val="1"/>
+      <w:numFmt w:val="bullet"/>
+      <w:lvlText w:val=""/>
+      <w:lvlJc w:val="left"/>
+      <w:pPr>
+        <w:ind w:left="6480" w:hanging="360"/>
+      </w:pPr>
+      <w:rPr>
+        <w:rFonts w:ascii="Wingdings" w:hAnsi="Wingdings" w:hint="default"/>
+      </w:rPr>
+    </w:lvl>
+  </w:abstractNum>
+  <w:abstractNum w:abstractNumId="2" w15:restartNumberingAfterBreak="0">
+    <w:nsid w:val="24354D95"/>
+    <w:multiLevelType w:val="hybridMultilevel"/>
+    <w:tmpl w:val="3FA64D9C"/>
+    <w:lvl w:ilvl="0" w:tplc="04090001">
+      <w:start w:val="1"/>
+      <w:numFmt w:val="bullet"/>
+      <w:lvlText w:val=""/>
+      <w:lvlJc w:val="left"/>
+      <w:pPr>
+        <w:ind w:left="720" w:hanging="360"/>
+      </w:pPr>
+      <w:rPr>
+        <w:rFonts w:ascii="Symbol" w:hAnsi="Symbol" w:hint="default"/>
+      </w:rPr>
+    </w:lvl>
+    <w:lvl w:ilvl="1" w:tplc="04090003" w:tentative="1">
+      <w:start w:val="1"/>
+      <w:numFmt w:val="bullet"/>
+      <w:lvlText w:val="o"/>
+      <w:lvlJc w:val="left"/>
+      <w:pPr>
+        <w:ind w:left="1440" w:hanging="360"/>
+      </w:pPr>
+      <w:rPr>
+        <w:rFonts w:ascii="Courier New" w:hAnsi="Courier New" w:cs="Courier New" w:hint="default"/>
+      </w:rPr>
+    </w:lvl>
+    <w:lvl w:ilvl="2" w:tplc="04090005" w:tentative="1">
+      <w:start w:val="1"/>
+      <w:numFmt w:val="bullet"/>
+      <w:lvlText w:val=""/>
+      <w:lvlJc w:val="left"/>
+      <w:pPr>
+        <w:ind w:left="2160" w:hanging="360"/>
+      </w:pPr>
+      <w:rPr>
+        <w:rFonts w:ascii="Wingdings" w:hAnsi="Wingdings" w:hint="default"/>
+      </w:rPr>
+    </w:lvl>
+    <w:lvl w:ilvl="3" w:tplc="04090001" w:tentative="1">
+      <w:start w:val="1"/>
+      <w:numFmt w:val="bullet"/>
+      <w:lvlText w:val=""/>
+      <w:lvlJc w:val="left"/>
+      <w:pPr>
+        <w:ind w:left="2880" w:hanging="360"/>
+      </w:pPr>
+      <w:rPr>
+        <w:rFonts w:ascii="Symbol" w:hAnsi="Symbol" w:hint="default"/>
+      </w:rPr>
+    </w:lvl>
+    <w:lvl w:ilvl="4" w:tplc="04090003" w:tentative="1">
+      <w:start w:val="1"/>
+      <w:numFmt w:val="bullet"/>
+      <w:lvlText w:val="o"/>
+      <w:lvlJc w:val="left"/>
+      <w:pPr>
+        <w:ind w:left="3600" w:hanging="360"/>
+      </w:pPr>
+      <w:rPr>
+        <w:rFonts w:ascii="Courier New" w:hAnsi="Courier New" w:cs="Courier New" w:hint="default"/>
+      </w:rPr>
+    </w:lvl>
+    <w:lvl w:ilvl="5" w:tplc="04090005" w:tentative="1">
+      <w:start w:val="1"/>
+      <w:numFmt w:val="bullet"/>
+      <w:lvlText w:val=""/>
+      <w:lvlJc w:val="left"/>
+      <w:pPr>
+        <w:ind w:left="4320" w:hanging="360"/>
+      </w:pPr>
+      <w:rPr>
+        <w:rFonts w:ascii="Wingdings" w:hAnsi="Wingdings" w:hint="default"/>
+      </w:rPr>
+    </w:lvl>
+    <w:lvl w:ilvl="6" w:tplc="04090001" w:tentative="1">
+      <w:start w:val="1"/>
+      <w:numFmt w:val="bullet"/>
+      <w:lvlText w:val=""/>
+      <w:lvlJc w:val="left"/>
+      <w:pPr>
+        <w:ind w:left="5040" w:hanging="360"/>
+      </w:pPr>
+      <w:rPr>
+        <w:rFonts w:ascii="Symbol" w:hAnsi="Symbol" w:hint="default"/>
+      </w:rPr>
+    </w:lvl>
+    <w:lvl w:ilvl="7" w:tplc="04090003" w:tentative="1">
+      <w:start w:val="1"/>
+      <w:numFmt w:val="bullet"/>
+      <w:lvlText w:val="o"/>
+      <w:lvlJc w:val="left"/>
+      <w:pPr>
+        <w:ind w:left="5760" w:hanging="360"/>
+      </w:pPr>
+      <w:rPr>
+        <w:rFonts w:ascii="Courier New" w:hAnsi="Courier New" w:cs="Courier New" w:hint="default"/>
+      </w:rPr>
+    </w:lvl>
+    <w:lvl w:ilvl="8" w:tplc="04090005" w:tentative="1">
+      <w:start w:val="1"/>
+      <w:numFmt w:val="bullet"/>
+      <w:lvlText w:val=""/>
+      <w:lvlJc w:val="left"/>
+      <w:pPr>
+        <w:ind w:left="6480" w:hanging="360"/>
+      </w:pPr>
+      <w:rPr>
+        <w:rFonts w:ascii="Wingdings" w:hAnsi="Wingdings" w:hint="default"/>
+      </w:rPr>
+    </w:lvl>
+  </w:abstractNum>
+  <w:abstractNum w:abstractNumId="3" w15:restartNumberingAfterBreak="0">
     <w:nsid w:val="288D5F31"/>
     <w:multiLevelType w:val="hybridMultilevel"/>
     <w:tmpl w:val="399EC0E0"/>
@@ -2448,7 +5193,7 @@
       </w:pPr>
     </w:lvl>
   </w:abstractNum>
-  <w:abstractNum w:abstractNumId="1" w15:restartNumberingAfterBreak="0">
+  <w:abstractNum w:abstractNumId="4" w15:restartNumberingAfterBreak="0">
     <w:nsid w:val="2A7461C9"/>
     <w:multiLevelType w:val="hybridMultilevel"/>
     <w:tmpl w:val="451002AE"/>
@@ -2561,7 +5306,120 @@
       </w:rPr>
     </w:lvl>
   </w:abstractNum>
-  <w:abstractNum w:abstractNumId="2" w15:restartNumberingAfterBreak="0">
+  <w:abstractNum w:abstractNumId="5" w15:restartNumberingAfterBreak="0">
+    <w:nsid w:val="30573148"/>
+    <w:multiLevelType w:val="hybridMultilevel"/>
+    <w:tmpl w:val="C03C7696"/>
+    <w:lvl w:ilvl="0" w:tplc="04090001">
+      <w:start w:val="1"/>
+      <w:numFmt w:val="bullet"/>
+      <w:lvlText w:val=""/>
+      <w:lvlJc w:val="left"/>
+      <w:pPr>
+        <w:ind w:left="1080" w:hanging="360"/>
+      </w:pPr>
+      <w:rPr>
+        <w:rFonts w:ascii="Symbol" w:hAnsi="Symbol" w:hint="default"/>
+      </w:rPr>
+    </w:lvl>
+    <w:lvl w:ilvl="1" w:tplc="04090003" w:tentative="1">
+      <w:start w:val="1"/>
+      <w:numFmt w:val="bullet"/>
+      <w:lvlText w:val="o"/>
+      <w:lvlJc w:val="left"/>
+      <w:pPr>
+        <w:ind w:left="1800" w:hanging="360"/>
+      </w:pPr>
+      <w:rPr>
+        <w:rFonts w:ascii="Courier New" w:hAnsi="Courier New" w:cs="Courier New" w:hint="default"/>
+      </w:rPr>
+    </w:lvl>
+    <w:lvl w:ilvl="2" w:tplc="04090005" w:tentative="1">
+      <w:start w:val="1"/>
+      <w:numFmt w:val="bullet"/>
+      <w:lvlText w:val=""/>
+      <w:lvlJc w:val="left"/>
+      <w:pPr>
+        <w:ind w:left="2520" w:hanging="360"/>
+      </w:pPr>
+      <w:rPr>
+        <w:rFonts w:ascii="Wingdings" w:hAnsi="Wingdings" w:hint="default"/>
+      </w:rPr>
+    </w:lvl>
+    <w:lvl w:ilvl="3" w:tplc="04090001" w:tentative="1">
+      <w:start w:val="1"/>
+      <w:numFmt w:val="bullet"/>
+      <w:lvlText w:val=""/>
+      <w:lvlJc w:val="left"/>
+      <w:pPr>
+        <w:ind w:left="3240" w:hanging="360"/>
+      </w:pPr>
+      <w:rPr>
+        <w:rFonts w:ascii="Symbol" w:hAnsi="Symbol" w:hint="default"/>
+      </w:rPr>
+    </w:lvl>
+    <w:lvl w:ilvl="4" w:tplc="04090003" w:tentative="1">
+      <w:start w:val="1"/>
+      <w:numFmt w:val="bullet"/>
+      <w:lvlText w:val="o"/>
+      <w:lvlJc w:val="left"/>
+      <w:pPr>
+        <w:ind w:left="3960" w:hanging="360"/>
+      </w:pPr>
+      <w:rPr>
+        <w:rFonts w:ascii="Courier New" w:hAnsi="Courier New" w:cs="Courier New" w:hint="default"/>
+      </w:rPr>
+    </w:lvl>
+    <w:lvl w:ilvl="5" w:tplc="04090005" w:tentative="1">
+      <w:start w:val="1"/>
+      <w:numFmt w:val="bullet"/>
+      <w:lvlText w:val=""/>
+      <w:lvlJc w:val="left"/>
+      <w:pPr>
+        <w:ind w:left="4680" w:hanging="360"/>
+      </w:pPr>
+      <w:rPr>
+        <w:rFonts w:ascii="Wingdings" w:hAnsi="Wingdings" w:hint="default"/>
+      </w:rPr>
+    </w:lvl>
+    <w:lvl w:ilvl="6" w:tplc="04090001" w:tentative="1">
+      <w:start w:val="1"/>
+      <w:numFmt w:val="bullet"/>
+      <w:lvlText w:val=""/>
+      <w:lvlJc w:val="left"/>
+      <w:pPr>
+        <w:ind w:left="5400" w:hanging="360"/>
+      </w:pPr>
+      <w:rPr>
+        <w:rFonts w:ascii="Symbol" w:hAnsi="Symbol" w:hint="default"/>
+      </w:rPr>
+    </w:lvl>
+    <w:lvl w:ilvl="7" w:tplc="04090003" w:tentative="1">
+      <w:start w:val="1"/>
+      <w:numFmt w:val="bullet"/>
+      <w:lvlText w:val="o"/>
+      <w:lvlJc w:val="left"/>
+      <w:pPr>
+        <w:ind w:left="6120" w:hanging="360"/>
+      </w:pPr>
+      <w:rPr>
+        <w:rFonts w:ascii="Courier New" w:hAnsi="Courier New" w:cs="Courier New" w:hint="default"/>
+      </w:rPr>
+    </w:lvl>
+    <w:lvl w:ilvl="8" w:tplc="04090005" w:tentative="1">
+      <w:start w:val="1"/>
+      <w:numFmt w:val="bullet"/>
+      <w:lvlText w:val=""/>
+      <w:lvlJc w:val="left"/>
+      <w:pPr>
+        <w:ind w:left="6840" w:hanging="360"/>
+      </w:pPr>
+      <w:rPr>
+        <w:rFonts w:ascii="Wingdings" w:hAnsi="Wingdings" w:hint="default"/>
+      </w:rPr>
+    </w:lvl>
+  </w:abstractNum>
+  <w:abstractNum w:abstractNumId="6" w15:restartNumberingAfterBreak="0">
     <w:nsid w:val="30671143"/>
     <w:multiLevelType w:val="hybridMultilevel"/>
     <w:tmpl w:val="B68CC45E"/>
@@ -2674,7 +5532,233 @@
       </w:rPr>
     </w:lvl>
   </w:abstractNum>
-  <w:abstractNum w:abstractNumId="3" w15:restartNumberingAfterBreak="0">
+  <w:abstractNum w:abstractNumId="7" w15:restartNumberingAfterBreak="0">
+    <w:nsid w:val="3E435BAA"/>
+    <w:multiLevelType w:val="hybridMultilevel"/>
+    <w:tmpl w:val="BAF6F57A"/>
+    <w:lvl w:ilvl="0" w:tplc="04090001">
+      <w:start w:val="1"/>
+      <w:numFmt w:val="bullet"/>
+      <w:lvlText w:val=""/>
+      <w:lvlJc w:val="left"/>
+      <w:pPr>
+        <w:ind w:left="720" w:hanging="360"/>
+      </w:pPr>
+      <w:rPr>
+        <w:rFonts w:ascii="Symbol" w:hAnsi="Symbol" w:hint="default"/>
+      </w:rPr>
+    </w:lvl>
+    <w:lvl w:ilvl="1" w:tplc="04090003" w:tentative="1">
+      <w:start w:val="1"/>
+      <w:numFmt w:val="bullet"/>
+      <w:lvlText w:val="o"/>
+      <w:lvlJc w:val="left"/>
+      <w:pPr>
+        <w:ind w:left="1440" w:hanging="360"/>
+      </w:pPr>
+      <w:rPr>
+        <w:rFonts w:ascii="Courier New" w:hAnsi="Courier New" w:cs="Courier New" w:hint="default"/>
+      </w:rPr>
+    </w:lvl>
+    <w:lvl w:ilvl="2" w:tplc="04090005" w:tentative="1">
+      <w:start w:val="1"/>
+      <w:numFmt w:val="bullet"/>
+      <w:lvlText w:val=""/>
+      <w:lvlJc w:val="left"/>
+      <w:pPr>
+        <w:ind w:left="2160" w:hanging="360"/>
+      </w:pPr>
+      <w:rPr>
+        <w:rFonts w:ascii="Wingdings" w:hAnsi="Wingdings" w:hint="default"/>
+      </w:rPr>
+    </w:lvl>
+    <w:lvl w:ilvl="3" w:tplc="04090001" w:tentative="1">
+      <w:start w:val="1"/>
+      <w:numFmt w:val="bullet"/>
+      <w:lvlText w:val=""/>
+      <w:lvlJc w:val="left"/>
+      <w:pPr>
+        <w:ind w:left="2880" w:hanging="360"/>
+      </w:pPr>
+      <w:rPr>
+        <w:rFonts w:ascii="Symbol" w:hAnsi="Symbol" w:hint="default"/>
+      </w:rPr>
+    </w:lvl>
+    <w:lvl w:ilvl="4" w:tplc="04090003" w:tentative="1">
+      <w:start w:val="1"/>
+      <w:numFmt w:val="bullet"/>
+      <w:lvlText w:val="o"/>
+      <w:lvlJc w:val="left"/>
+      <w:pPr>
+        <w:ind w:left="3600" w:hanging="360"/>
+      </w:pPr>
+      <w:rPr>
+        <w:rFonts w:ascii="Courier New" w:hAnsi="Courier New" w:cs="Courier New" w:hint="default"/>
+      </w:rPr>
+    </w:lvl>
+    <w:lvl w:ilvl="5" w:tplc="04090005" w:tentative="1">
+      <w:start w:val="1"/>
+      <w:numFmt w:val="bullet"/>
+      <w:lvlText w:val=""/>
+      <w:lvlJc w:val="left"/>
+      <w:pPr>
+        <w:ind w:left="4320" w:hanging="360"/>
+      </w:pPr>
+      <w:rPr>
+        <w:rFonts w:ascii="Wingdings" w:hAnsi="Wingdings" w:hint="default"/>
+      </w:rPr>
+    </w:lvl>
+    <w:lvl w:ilvl="6" w:tplc="04090001" w:tentative="1">
+      <w:start w:val="1"/>
+      <w:numFmt w:val="bullet"/>
+      <w:lvlText w:val=""/>
+      <w:lvlJc w:val="left"/>
+      <w:pPr>
+        <w:ind w:left="5040" w:hanging="360"/>
+      </w:pPr>
+      <w:rPr>
+        <w:rFonts w:ascii="Symbol" w:hAnsi="Symbol" w:hint="default"/>
+      </w:rPr>
+    </w:lvl>
+    <w:lvl w:ilvl="7" w:tplc="04090003" w:tentative="1">
+      <w:start w:val="1"/>
+      <w:numFmt w:val="bullet"/>
+      <w:lvlText w:val="o"/>
+      <w:lvlJc w:val="left"/>
+      <w:pPr>
+        <w:ind w:left="5760" w:hanging="360"/>
+      </w:pPr>
+      <w:rPr>
+        <w:rFonts w:ascii="Courier New" w:hAnsi="Courier New" w:cs="Courier New" w:hint="default"/>
+      </w:rPr>
+    </w:lvl>
+    <w:lvl w:ilvl="8" w:tplc="04090005" w:tentative="1">
+      <w:start w:val="1"/>
+      <w:numFmt w:val="bullet"/>
+      <w:lvlText w:val=""/>
+      <w:lvlJc w:val="left"/>
+      <w:pPr>
+        <w:ind w:left="6480" w:hanging="360"/>
+      </w:pPr>
+      <w:rPr>
+        <w:rFonts w:ascii="Wingdings" w:hAnsi="Wingdings" w:hint="default"/>
+      </w:rPr>
+    </w:lvl>
+  </w:abstractNum>
+  <w:abstractNum w:abstractNumId="8" w15:restartNumberingAfterBreak="0">
+    <w:nsid w:val="42BF6916"/>
+    <w:multiLevelType w:val="hybridMultilevel"/>
+    <w:tmpl w:val="9B408B62"/>
+    <w:lvl w:ilvl="0" w:tplc="04090001">
+      <w:start w:val="1"/>
+      <w:numFmt w:val="bullet"/>
+      <w:lvlText w:val=""/>
+      <w:lvlJc w:val="left"/>
+      <w:pPr>
+        <w:ind w:left="720" w:hanging="360"/>
+      </w:pPr>
+      <w:rPr>
+        <w:rFonts w:ascii="Symbol" w:hAnsi="Symbol" w:hint="default"/>
+      </w:rPr>
+    </w:lvl>
+    <w:lvl w:ilvl="1" w:tplc="04090003" w:tentative="1">
+      <w:start w:val="1"/>
+      <w:numFmt w:val="bullet"/>
+      <w:lvlText w:val="o"/>
+      <w:lvlJc w:val="left"/>
+      <w:pPr>
+        <w:ind w:left="1440" w:hanging="360"/>
+      </w:pPr>
+      <w:rPr>
+        <w:rFonts w:ascii="Courier New" w:hAnsi="Courier New" w:cs="Courier New" w:hint="default"/>
+      </w:rPr>
+    </w:lvl>
+    <w:lvl w:ilvl="2" w:tplc="04090005" w:tentative="1">
+      <w:start w:val="1"/>
+      <w:numFmt w:val="bullet"/>
+      <w:lvlText w:val=""/>
+      <w:lvlJc w:val="left"/>
+      <w:pPr>
+        <w:ind w:left="2160" w:hanging="360"/>
+      </w:pPr>
+      <w:rPr>
+        <w:rFonts w:ascii="Wingdings" w:hAnsi="Wingdings" w:hint="default"/>
+      </w:rPr>
+    </w:lvl>
+    <w:lvl w:ilvl="3" w:tplc="04090001" w:tentative="1">
+      <w:start w:val="1"/>
+      <w:numFmt w:val="bullet"/>
+      <w:lvlText w:val=""/>
+      <w:lvlJc w:val="left"/>
+      <w:pPr>
+        <w:ind w:left="2880" w:hanging="360"/>
+      </w:pPr>
+      <w:rPr>
+        <w:rFonts w:ascii="Symbol" w:hAnsi="Symbol" w:hint="default"/>
+      </w:rPr>
+    </w:lvl>
+    <w:lvl w:ilvl="4" w:tplc="04090003" w:tentative="1">
+      <w:start w:val="1"/>
+      <w:numFmt w:val="bullet"/>
+      <w:lvlText w:val="o"/>
+      <w:lvlJc w:val="left"/>
+      <w:pPr>
+        <w:ind w:left="3600" w:hanging="360"/>
+      </w:pPr>
+      <w:rPr>
+        <w:rFonts w:ascii="Courier New" w:hAnsi="Courier New" w:cs="Courier New" w:hint="default"/>
+      </w:rPr>
+    </w:lvl>
+    <w:lvl w:ilvl="5" w:tplc="04090005" w:tentative="1">
+      <w:start w:val="1"/>
+      <w:numFmt w:val="bullet"/>
+      <w:lvlText w:val=""/>
+      <w:lvlJc w:val="left"/>
+      <w:pPr>
+        <w:ind w:left="4320" w:hanging="360"/>
+      </w:pPr>
+      <w:rPr>
+        <w:rFonts w:ascii="Wingdings" w:hAnsi="Wingdings" w:hint="default"/>
+      </w:rPr>
+    </w:lvl>
+    <w:lvl w:ilvl="6" w:tplc="04090001" w:tentative="1">
+      <w:start w:val="1"/>
+      <w:numFmt w:val="bullet"/>
+      <w:lvlText w:val=""/>
+      <w:lvlJc w:val="left"/>
+      <w:pPr>
+        <w:ind w:left="5040" w:hanging="360"/>
+      </w:pPr>
+      <w:rPr>
+        <w:rFonts w:ascii="Symbol" w:hAnsi="Symbol" w:hint="default"/>
+      </w:rPr>
+    </w:lvl>
+    <w:lvl w:ilvl="7" w:tplc="04090003" w:tentative="1">
+      <w:start w:val="1"/>
+      <w:numFmt w:val="bullet"/>
+      <w:lvlText w:val="o"/>
+      <w:lvlJc w:val="left"/>
+      <w:pPr>
+        <w:ind w:left="5760" w:hanging="360"/>
+      </w:pPr>
+      <w:rPr>
+        <w:rFonts w:ascii="Courier New" w:hAnsi="Courier New" w:cs="Courier New" w:hint="default"/>
+      </w:rPr>
+    </w:lvl>
+    <w:lvl w:ilvl="8" w:tplc="04090005" w:tentative="1">
+      <w:start w:val="1"/>
+      <w:numFmt w:val="bullet"/>
+      <w:lvlText w:val=""/>
+      <w:lvlJc w:val="left"/>
+      <w:pPr>
+        <w:ind w:left="6480" w:hanging="360"/>
+      </w:pPr>
+      <w:rPr>
+        <w:rFonts w:ascii="Wingdings" w:hAnsi="Wingdings" w:hint="default"/>
+      </w:rPr>
+    </w:lvl>
+  </w:abstractNum>
+  <w:abstractNum w:abstractNumId="9" w15:restartNumberingAfterBreak="0">
     <w:nsid w:val="48D37795"/>
     <w:multiLevelType w:val="hybridMultilevel"/>
     <w:tmpl w:val="B096E2D2"/>
@@ -2787,7 +5871,120 @@
       </w:rPr>
     </w:lvl>
   </w:abstractNum>
-  <w:abstractNum w:abstractNumId="4" w15:restartNumberingAfterBreak="0">
+  <w:abstractNum w:abstractNumId="10" w15:restartNumberingAfterBreak="0">
+    <w:nsid w:val="4A0D1737"/>
+    <w:multiLevelType w:val="hybridMultilevel"/>
+    <w:tmpl w:val="78ACE07C"/>
+    <w:lvl w:ilvl="0" w:tplc="04090001">
+      <w:start w:val="1"/>
+      <w:numFmt w:val="bullet"/>
+      <w:lvlText w:val=""/>
+      <w:lvlJc w:val="left"/>
+      <w:pPr>
+        <w:ind w:left="720" w:hanging="360"/>
+      </w:pPr>
+      <w:rPr>
+        <w:rFonts w:ascii="Symbol" w:hAnsi="Symbol" w:hint="default"/>
+      </w:rPr>
+    </w:lvl>
+    <w:lvl w:ilvl="1" w:tplc="04090003" w:tentative="1">
+      <w:start w:val="1"/>
+      <w:numFmt w:val="bullet"/>
+      <w:lvlText w:val="o"/>
+      <w:lvlJc w:val="left"/>
+      <w:pPr>
+        <w:ind w:left="1440" w:hanging="360"/>
+      </w:pPr>
+      <w:rPr>
+        <w:rFonts w:ascii="Courier New" w:hAnsi="Courier New" w:cs="Courier New" w:hint="default"/>
+      </w:rPr>
+    </w:lvl>
+    <w:lvl w:ilvl="2" w:tplc="04090005" w:tentative="1">
+      <w:start w:val="1"/>
+      <w:numFmt w:val="bullet"/>
+      <w:lvlText w:val=""/>
+      <w:lvlJc w:val="left"/>
+      <w:pPr>
+        <w:ind w:left="2160" w:hanging="360"/>
+      </w:pPr>
+      <w:rPr>
+        <w:rFonts w:ascii="Wingdings" w:hAnsi="Wingdings" w:hint="default"/>
+      </w:rPr>
+    </w:lvl>
+    <w:lvl w:ilvl="3" w:tplc="04090001" w:tentative="1">
+      <w:start w:val="1"/>
+      <w:numFmt w:val="bullet"/>
+      <w:lvlText w:val=""/>
+      <w:lvlJc w:val="left"/>
+      <w:pPr>
+        <w:ind w:left="2880" w:hanging="360"/>
+      </w:pPr>
+      <w:rPr>
+        <w:rFonts w:ascii="Symbol" w:hAnsi="Symbol" w:hint="default"/>
+      </w:rPr>
+    </w:lvl>
+    <w:lvl w:ilvl="4" w:tplc="04090003" w:tentative="1">
+      <w:start w:val="1"/>
+      <w:numFmt w:val="bullet"/>
+      <w:lvlText w:val="o"/>
+      <w:lvlJc w:val="left"/>
+      <w:pPr>
+        <w:ind w:left="3600" w:hanging="360"/>
+      </w:pPr>
+      <w:rPr>
+        <w:rFonts w:ascii="Courier New" w:hAnsi="Courier New" w:cs="Courier New" w:hint="default"/>
+      </w:rPr>
+    </w:lvl>
+    <w:lvl w:ilvl="5" w:tplc="04090005" w:tentative="1">
+      <w:start w:val="1"/>
+      <w:numFmt w:val="bullet"/>
+      <w:lvlText w:val=""/>
+      <w:lvlJc w:val="left"/>
+      <w:pPr>
+        <w:ind w:left="4320" w:hanging="360"/>
+      </w:pPr>
+      <w:rPr>
+        <w:rFonts w:ascii="Wingdings" w:hAnsi="Wingdings" w:hint="default"/>
+      </w:rPr>
+    </w:lvl>
+    <w:lvl w:ilvl="6" w:tplc="04090001" w:tentative="1">
+      <w:start w:val="1"/>
+      <w:numFmt w:val="bullet"/>
+      <w:lvlText w:val=""/>
+      <w:lvlJc w:val="left"/>
+      <w:pPr>
+        <w:ind w:left="5040" w:hanging="360"/>
+      </w:pPr>
+      <w:rPr>
+        <w:rFonts w:ascii="Symbol" w:hAnsi="Symbol" w:hint="default"/>
+      </w:rPr>
+    </w:lvl>
+    <w:lvl w:ilvl="7" w:tplc="04090003" w:tentative="1">
+      <w:start w:val="1"/>
+      <w:numFmt w:val="bullet"/>
+      <w:lvlText w:val="o"/>
+      <w:lvlJc w:val="left"/>
+      <w:pPr>
+        <w:ind w:left="5760" w:hanging="360"/>
+      </w:pPr>
+      <w:rPr>
+        <w:rFonts w:ascii="Courier New" w:hAnsi="Courier New" w:cs="Courier New" w:hint="default"/>
+      </w:rPr>
+    </w:lvl>
+    <w:lvl w:ilvl="8" w:tplc="04090005" w:tentative="1">
+      <w:start w:val="1"/>
+      <w:numFmt w:val="bullet"/>
+      <w:lvlText w:val=""/>
+      <w:lvlJc w:val="left"/>
+      <w:pPr>
+        <w:ind w:left="6480" w:hanging="360"/>
+      </w:pPr>
+      <w:rPr>
+        <w:rFonts w:ascii="Wingdings" w:hAnsi="Wingdings" w:hint="default"/>
+      </w:rPr>
+    </w:lvl>
+  </w:abstractNum>
+  <w:abstractNum w:abstractNumId="11" w15:restartNumberingAfterBreak="0">
     <w:nsid w:val="50B75378"/>
     <w:multiLevelType w:val="hybridMultilevel"/>
     <w:tmpl w:val="B0568864"/>
@@ -2900,20 +6097,826 @@
       </w:rPr>
     </w:lvl>
   </w:abstractNum>
+  <w:abstractNum w:abstractNumId="12" w15:restartNumberingAfterBreak="0">
+    <w:nsid w:val="559F7B3A"/>
+    <w:multiLevelType w:val="hybridMultilevel"/>
+    <w:tmpl w:val="813A2F86"/>
+    <w:lvl w:ilvl="0" w:tplc="0409000F">
+      <w:start w:val="1"/>
+      <w:numFmt w:val="decimal"/>
+      <w:lvlText w:val="%1."/>
+      <w:lvlJc w:val="left"/>
+      <w:pPr>
+        <w:ind w:left="720" w:hanging="360"/>
+      </w:pPr>
+    </w:lvl>
+    <w:lvl w:ilvl="1" w:tplc="04090019" w:tentative="1">
+      <w:start w:val="1"/>
+      <w:numFmt w:val="lowerLetter"/>
+      <w:lvlText w:val="%2."/>
+      <w:lvlJc w:val="left"/>
+      <w:pPr>
+        <w:ind w:left="1440" w:hanging="360"/>
+      </w:pPr>
+    </w:lvl>
+    <w:lvl w:ilvl="2" w:tplc="0409001B" w:tentative="1">
+      <w:start w:val="1"/>
+      <w:numFmt w:val="lowerRoman"/>
+      <w:lvlText w:val="%3."/>
+      <w:lvlJc w:val="right"/>
+      <w:pPr>
+        <w:ind w:left="2160" w:hanging="180"/>
+      </w:pPr>
+    </w:lvl>
+    <w:lvl w:ilvl="3" w:tplc="0409000F" w:tentative="1">
+      <w:start w:val="1"/>
+      <w:numFmt w:val="decimal"/>
+      <w:lvlText w:val="%4."/>
+      <w:lvlJc w:val="left"/>
+      <w:pPr>
+        <w:ind w:left="2880" w:hanging="360"/>
+      </w:pPr>
+    </w:lvl>
+    <w:lvl w:ilvl="4" w:tplc="04090019" w:tentative="1">
+      <w:start w:val="1"/>
+      <w:numFmt w:val="lowerLetter"/>
+      <w:lvlText w:val="%5."/>
+      <w:lvlJc w:val="left"/>
+      <w:pPr>
+        <w:ind w:left="3600" w:hanging="360"/>
+      </w:pPr>
+    </w:lvl>
+    <w:lvl w:ilvl="5" w:tplc="0409001B" w:tentative="1">
+      <w:start w:val="1"/>
+      <w:numFmt w:val="lowerRoman"/>
+      <w:lvlText w:val="%6."/>
+      <w:lvlJc w:val="right"/>
+      <w:pPr>
+        <w:ind w:left="4320" w:hanging="180"/>
+      </w:pPr>
+    </w:lvl>
+    <w:lvl w:ilvl="6" w:tplc="0409000F" w:tentative="1">
+      <w:start w:val="1"/>
+      <w:numFmt w:val="decimal"/>
+      <w:lvlText w:val="%7."/>
+      <w:lvlJc w:val="left"/>
+      <w:pPr>
+        <w:ind w:left="5040" w:hanging="360"/>
+      </w:pPr>
+    </w:lvl>
+    <w:lvl w:ilvl="7" w:tplc="04090019" w:tentative="1">
+      <w:start w:val="1"/>
+      <w:numFmt w:val="lowerLetter"/>
+      <w:lvlText w:val="%8."/>
+      <w:lvlJc w:val="left"/>
+      <w:pPr>
+        <w:ind w:left="5760" w:hanging="360"/>
+      </w:pPr>
+    </w:lvl>
+    <w:lvl w:ilvl="8" w:tplc="0409001B" w:tentative="1">
+      <w:start w:val="1"/>
+      <w:numFmt w:val="lowerRoman"/>
+      <w:lvlText w:val="%9."/>
+      <w:lvlJc w:val="right"/>
+      <w:pPr>
+        <w:ind w:left="6480" w:hanging="180"/>
+      </w:pPr>
+    </w:lvl>
+  </w:abstractNum>
+  <w:abstractNum w:abstractNumId="13" w15:restartNumberingAfterBreak="0">
+    <w:nsid w:val="5A5B27B8"/>
+    <w:multiLevelType w:val="hybridMultilevel"/>
+    <w:tmpl w:val="E9FE47C0"/>
+    <w:lvl w:ilvl="0" w:tplc="04090001">
+      <w:start w:val="1"/>
+      <w:numFmt w:val="bullet"/>
+      <w:lvlText w:val=""/>
+      <w:lvlJc w:val="left"/>
+      <w:pPr>
+        <w:ind w:left="720" w:hanging="360"/>
+      </w:pPr>
+      <w:rPr>
+        <w:rFonts w:ascii="Symbol" w:hAnsi="Symbol" w:hint="default"/>
+      </w:rPr>
+    </w:lvl>
+    <w:lvl w:ilvl="1" w:tplc="04090003" w:tentative="1">
+      <w:start w:val="1"/>
+      <w:numFmt w:val="bullet"/>
+      <w:lvlText w:val="o"/>
+      <w:lvlJc w:val="left"/>
+      <w:pPr>
+        <w:ind w:left="1440" w:hanging="360"/>
+      </w:pPr>
+      <w:rPr>
+        <w:rFonts w:ascii="Courier New" w:hAnsi="Courier New" w:cs="Courier New" w:hint="default"/>
+      </w:rPr>
+    </w:lvl>
+    <w:lvl w:ilvl="2" w:tplc="04090005" w:tentative="1">
+      <w:start w:val="1"/>
+      <w:numFmt w:val="bullet"/>
+      <w:lvlText w:val=""/>
+      <w:lvlJc w:val="left"/>
+      <w:pPr>
+        <w:ind w:left="2160" w:hanging="360"/>
+      </w:pPr>
+      <w:rPr>
+        <w:rFonts w:ascii="Wingdings" w:hAnsi="Wingdings" w:hint="default"/>
+      </w:rPr>
+    </w:lvl>
+    <w:lvl w:ilvl="3" w:tplc="04090001" w:tentative="1">
+      <w:start w:val="1"/>
+      <w:numFmt w:val="bullet"/>
+      <w:lvlText w:val=""/>
+      <w:lvlJc w:val="left"/>
+      <w:pPr>
+        <w:ind w:left="2880" w:hanging="360"/>
+      </w:pPr>
+      <w:rPr>
+        <w:rFonts w:ascii="Symbol" w:hAnsi="Symbol" w:hint="default"/>
+      </w:rPr>
+    </w:lvl>
+    <w:lvl w:ilvl="4" w:tplc="04090003" w:tentative="1">
+      <w:start w:val="1"/>
+      <w:numFmt w:val="bullet"/>
+      <w:lvlText w:val="o"/>
+      <w:lvlJc w:val="left"/>
+      <w:pPr>
+        <w:ind w:left="3600" w:hanging="360"/>
+      </w:pPr>
+      <w:rPr>
+        <w:rFonts w:ascii="Courier New" w:hAnsi="Courier New" w:cs="Courier New" w:hint="default"/>
+      </w:rPr>
+    </w:lvl>
+    <w:lvl w:ilvl="5" w:tplc="04090005" w:tentative="1">
+      <w:start w:val="1"/>
+      <w:numFmt w:val="bullet"/>
+      <w:lvlText w:val=""/>
+      <w:lvlJc w:val="left"/>
+      <w:pPr>
+        <w:ind w:left="4320" w:hanging="360"/>
+      </w:pPr>
+      <w:rPr>
+        <w:rFonts w:ascii="Wingdings" w:hAnsi="Wingdings" w:hint="default"/>
+      </w:rPr>
+    </w:lvl>
+    <w:lvl w:ilvl="6" w:tplc="04090001" w:tentative="1">
+      <w:start w:val="1"/>
+      <w:numFmt w:val="bullet"/>
+      <w:lvlText w:val=""/>
+      <w:lvlJc w:val="left"/>
+      <w:pPr>
+        <w:ind w:left="5040" w:hanging="360"/>
+      </w:pPr>
+      <w:rPr>
+        <w:rFonts w:ascii="Symbol" w:hAnsi="Symbol" w:hint="default"/>
+      </w:rPr>
+    </w:lvl>
+    <w:lvl w:ilvl="7" w:tplc="04090003" w:tentative="1">
+      <w:start w:val="1"/>
+      <w:numFmt w:val="bullet"/>
+      <w:lvlText w:val="o"/>
+      <w:lvlJc w:val="left"/>
+      <w:pPr>
+        <w:ind w:left="5760" w:hanging="360"/>
+      </w:pPr>
+      <w:rPr>
+        <w:rFonts w:ascii="Courier New" w:hAnsi="Courier New" w:cs="Courier New" w:hint="default"/>
+      </w:rPr>
+    </w:lvl>
+    <w:lvl w:ilvl="8" w:tplc="04090005" w:tentative="1">
+      <w:start w:val="1"/>
+      <w:numFmt w:val="bullet"/>
+      <w:lvlText w:val=""/>
+      <w:lvlJc w:val="left"/>
+      <w:pPr>
+        <w:ind w:left="6480" w:hanging="360"/>
+      </w:pPr>
+      <w:rPr>
+        <w:rFonts w:ascii="Wingdings" w:hAnsi="Wingdings" w:hint="default"/>
+      </w:rPr>
+    </w:lvl>
+  </w:abstractNum>
+  <w:abstractNum w:abstractNumId="14" w15:restartNumberingAfterBreak="0">
+    <w:nsid w:val="5D537A3C"/>
+    <w:multiLevelType w:val="hybridMultilevel"/>
+    <w:tmpl w:val="31201CA4"/>
+    <w:lvl w:ilvl="0" w:tplc="04090001">
+      <w:start w:val="1"/>
+      <w:numFmt w:val="bullet"/>
+      <w:lvlText w:val=""/>
+      <w:lvlJc w:val="left"/>
+      <w:pPr>
+        <w:ind w:left="720" w:hanging="360"/>
+      </w:pPr>
+      <w:rPr>
+        <w:rFonts w:ascii="Symbol" w:hAnsi="Symbol" w:hint="default"/>
+      </w:rPr>
+    </w:lvl>
+    <w:lvl w:ilvl="1" w:tplc="04090003" w:tentative="1">
+      <w:start w:val="1"/>
+      <w:numFmt w:val="bullet"/>
+      <w:lvlText w:val="o"/>
+      <w:lvlJc w:val="left"/>
+      <w:pPr>
+        <w:ind w:left="1440" w:hanging="360"/>
+      </w:pPr>
+      <w:rPr>
+        <w:rFonts w:ascii="Courier New" w:hAnsi="Courier New" w:cs="Courier New" w:hint="default"/>
+      </w:rPr>
+    </w:lvl>
+    <w:lvl w:ilvl="2" w:tplc="04090005" w:tentative="1">
+      <w:start w:val="1"/>
+      <w:numFmt w:val="bullet"/>
+      <w:lvlText w:val=""/>
+      <w:lvlJc w:val="left"/>
+      <w:pPr>
+        <w:ind w:left="2160" w:hanging="360"/>
+      </w:pPr>
+      <w:rPr>
+        <w:rFonts w:ascii="Wingdings" w:hAnsi="Wingdings" w:hint="default"/>
+      </w:rPr>
+    </w:lvl>
+    <w:lvl w:ilvl="3" w:tplc="04090001" w:tentative="1">
+      <w:start w:val="1"/>
+      <w:numFmt w:val="bullet"/>
+      <w:lvlText w:val=""/>
+      <w:lvlJc w:val="left"/>
+      <w:pPr>
+        <w:ind w:left="2880" w:hanging="360"/>
+      </w:pPr>
+      <w:rPr>
+        <w:rFonts w:ascii="Symbol" w:hAnsi="Symbol" w:hint="default"/>
+      </w:rPr>
+    </w:lvl>
+    <w:lvl w:ilvl="4" w:tplc="04090003" w:tentative="1">
+      <w:start w:val="1"/>
+      <w:numFmt w:val="bullet"/>
+      <w:lvlText w:val="o"/>
+      <w:lvlJc w:val="left"/>
+      <w:pPr>
+        <w:ind w:left="3600" w:hanging="360"/>
+      </w:pPr>
+      <w:rPr>
+        <w:rFonts w:ascii="Courier New" w:hAnsi="Courier New" w:cs="Courier New" w:hint="default"/>
+      </w:rPr>
+    </w:lvl>
+    <w:lvl w:ilvl="5" w:tplc="04090005" w:tentative="1">
+      <w:start w:val="1"/>
+      <w:numFmt w:val="bullet"/>
+      <w:lvlText w:val=""/>
+      <w:lvlJc w:val="left"/>
+      <w:pPr>
+        <w:ind w:left="4320" w:hanging="360"/>
+      </w:pPr>
+      <w:rPr>
+        <w:rFonts w:ascii="Wingdings" w:hAnsi="Wingdings" w:hint="default"/>
+      </w:rPr>
+    </w:lvl>
+    <w:lvl w:ilvl="6" w:tplc="04090001" w:tentative="1">
+      <w:start w:val="1"/>
+      <w:numFmt w:val="bullet"/>
+      <w:lvlText w:val=""/>
+      <w:lvlJc w:val="left"/>
+      <w:pPr>
+        <w:ind w:left="5040" w:hanging="360"/>
+      </w:pPr>
+      <w:rPr>
+        <w:rFonts w:ascii="Symbol" w:hAnsi="Symbol" w:hint="default"/>
+      </w:rPr>
+    </w:lvl>
+    <w:lvl w:ilvl="7" w:tplc="04090003" w:tentative="1">
+      <w:start w:val="1"/>
+      <w:numFmt w:val="bullet"/>
+      <w:lvlText w:val="o"/>
+      <w:lvlJc w:val="left"/>
+      <w:pPr>
+        <w:ind w:left="5760" w:hanging="360"/>
+      </w:pPr>
+      <w:rPr>
+        <w:rFonts w:ascii="Courier New" w:hAnsi="Courier New" w:cs="Courier New" w:hint="default"/>
+      </w:rPr>
+    </w:lvl>
+    <w:lvl w:ilvl="8" w:tplc="04090005" w:tentative="1">
+      <w:start w:val="1"/>
+      <w:numFmt w:val="bullet"/>
+      <w:lvlText w:val=""/>
+      <w:lvlJc w:val="left"/>
+      <w:pPr>
+        <w:ind w:left="6480" w:hanging="360"/>
+      </w:pPr>
+      <w:rPr>
+        <w:rFonts w:ascii="Wingdings" w:hAnsi="Wingdings" w:hint="default"/>
+      </w:rPr>
+    </w:lvl>
+  </w:abstractNum>
+  <w:abstractNum w:abstractNumId="15" w15:restartNumberingAfterBreak="0">
+    <w:nsid w:val="67224707"/>
+    <w:multiLevelType w:val="hybridMultilevel"/>
+    <w:tmpl w:val="3AC4E776"/>
+    <w:lvl w:ilvl="0" w:tplc="04090001">
+      <w:start w:val="1"/>
+      <w:numFmt w:val="bullet"/>
+      <w:lvlText w:val=""/>
+      <w:lvlJc w:val="left"/>
+      <w:pPr>
+        <w:ind w:left="720" w:hanging="360"/>
+      </w:pPr>
+      <w:rPr>
+        <w:rFonts w:ascii="Symbol" w:hAnsi="Symbol" w:hint="default"/>
+      </w:rPr>
+    </w:lvl>
+    <w:lvl w:ilvl="1" w:tplc="04090003" w:tentative="1">
+      <w:start w:val="1"/>
+      <w:numFmt w:val="bullet"/>
+      <w:lvlText w:val="o"/>
+      <w:lvlJc w:val="left"/>
+      <w:pPr>
+        <w:ind w:left="1440" w:hanging="360"/>
+      </w:pPr>
+      <w:rPr>
+        <w:rFonts w:ascii="Courier New" w:hAnsi="Courier New" w:cs="Courier New" w:hint="default"/>
+      </w:rPr>
+    </w:lvl>
+    <w:lvl w:ilvl="2" w:tplc="04090005" w:tentative="1">
+      <w:start w:val="1"/>
+      <w:numFmt w:val="bullet"/>
+      <w:lvlText w:val=""/>
+      <w:lvlJc w:val="left"/>
+      <w:pPr>
+        <w:ind w:left="2160" w:hanging="360"/>
+      </w:pPr>
+      <w:rPr>
+        <w:rFonts w:ascii="Wingdings" w:hAnsi="Wingdings" w:hint="default"/>
+      </w:rPr>
+    </w:lvl>
+    <w:lvl w:ilvl="3" w:tplc="04090001" w:tentative="1">
+      <w:start w:val="1"/>
+      <w:numFmt w:val="bullet"/>
+      <w:lvlText w:val=""/>
+      <w:lvlJc w:val="left"/>
+      <w:pPr>
+        <w:ind w:left="2880" w:hanging="360"/>
+      </w:pPr>
+      <w:rPr>
+        <w:rFonts w:ascii="Symbol" w:hAnsi="Symbol" w:hint="default"/>
+      </w:rPr>
+    </w:lvl>
+    <w:lvl w:ilvl="4" w:tplc="04090003" w:tentative="1">
+      <w:start w:val="1"/>
+      <w:numFmt w:val="bullet"/>
+      <w:lvlText w:val="o"/>
+      <w:lvlJc w:val="left"/>
+      <w:pPr>
+        <w:ind w:left="3600" w:hanging="360"/>
+      </w:pPr>
+      <w:rPr>
+        <w:rFonts w:ascii="Courier New" w:hAnsi="Courier New" w:cs="Courier New" w:hint="default"/>
+      </w:rPr>
+    </w:lvl>
+    <w:lvl w:ilvl="5" w:tplc="04090005" w:tentative="1">
+      <w:start w:val="1"/>
+      <w:numFmt w:val="bullet"/>
+      <w:lvlText w:val=""/>
+      <w:lvlJc w:val="left"/>
+      <w:pPr>
+        <w:ind w:left="4320" w:hanging="360"/>
+      </w:pPr>
+      <w:rPr>
+        <w:rFonts w:ascii="Wingdings" w:hAnsi="Wingdings" w:hint="default"/>
+      </w:rPr>
+    </w:lvl>
+    <w:lvl w:ilvl="6" w:tplc="04090001" w:tentative="1">
+      <w:start w:val="1"/>
+      <w:numFmt w:val="bullet"/>
+      <w:lvlText w:val=""/>
+      <w:lvlJc w:val="left"/>
+      <w:pPr>
+        <w:ind w:left="5040" w:hanging="360"/>
+      </w:pPr>
+      <w:rPr>
+        <w:rFonts w:ascii="Symbol" w:hAnsi="Symbol" w:hint="default"/>
+      </w:rPr>
+    </w:lvl>
+    <w:lvl w:ilvl="7" w:tplc="04090003" w:tentative="1">
+      <w:start w:val="1"/>
+      <w:numFmt w:val="bullet"/>
+      <w:lvlText w:val="o"/>
+      <w:lvlJc w:val="left"/>
+      <w:pPr>
+        <w:ind w:left="5760" w:hanging="360"/>
+      </w:pPr>
+      <w:rPr>
+        <w:rFonts w:ascii="Courier New" w:hAnsi="Courier New" w:cs="Courier New" w:hint="default"/>
+      </w:rPr>
+    </w:lvl>
+    <w:lvl w:ilvl="8" w:tplc="04090005" w:tentative="1">
+      <w:start w:val="1"/>
+      <w:numFmt w:val="bullet"/>
+      <w:lvlText w:val=""/>
+      <w:lvlJc w:val="left"/>
+      <w:pPr>
+        <w:ind w:left="6480" w:hanging="360"/>
+      </w:pPr>
+      <w:rPr>
+        <w:rFonts w:ascii="Wingdings" w:hAnsi="Wingdings" w:hint="default"/>
+      </w:rPr>
+    </w:lvl>
+  </w:abstractNum>
+  <w:abstractNum w:abstractNumId="16" w15:restartNumberingAfterBreak="0">
+    <w:nsid w:val="73111AC5"/>
+    <w:multiLevelType w:val="hybridMultilevel"/>
+    <w:tmpl w:val="57F4BD9C"/>
+    <w:lvl w:ilvl="0" w:tplc="04090001">
+      <w:start w:val="1"/>
+      <w:numFmt w:val="bullet"/>
+      <w:lvlText w:val=""/>
+      <w:lvlJc w:val="left"/>
+      <w:pPr>
+        <w:ind w:left="720" w:hanging="360"/>
+      </w:pPr>
+      <w:rPr>
+        <w:rFonts w:ascii="Symbol" w:hAnsi="Symbol" w:hint="default"/>
+      </w:rPr>
+    </w:lvl>
+    <w:lvl w:ilvl="1" w:tplc="04090003" w:tentative="1">
+      <w:start w:val="1"/>
+      <w:numFmt w:val="bullet"/>
+      <w:lvlText w:val="o"/>
+      <w:lvlJc w:val="left"/>
+      <w:pPr>
+        <w:ind w:left="1440" w:hanging="360"/>
+      </w:pPr>
+      <w:rPr>
+        <w:rFonts w:ascii="Courier New" w:hAnsi="Courier New" w:cs="Courier New" w:hint="default"/>
+      </w:rPr>
+    </w:lvl>
+    <w:lvl w:ilvl="2" w:tplc="04090005" w:tentative="1">
+      <w:start w:val="1"/>
+      <w:numFmt w:val="bullet"/>
+      <w:lvlText w:val=""/>
+      <w:lvlJc w:val="left"/>
+      <w:pPr>
+        <w:ind w:left="2160" w:hanging="360"/>
+      </w:pPr>
+      <w:rPr>
+        <w:rFonts w:ascii="Wingdings" w:hAnsi="Wingdings" w:hint="default"/>
+      </w:rPr>
+    </w:lvl>
+    <w:lvl w:ilvl="3" w:tplc="04090001" w:tentative="1">
+      <w:start w:val="1"/>
+      <w:numFmt w:val="bullet"/>
+      <w:lvlText w:val=""/>
+      <w:lvlJc w:val="left"/>
+      <w:pPr>
+        <w:ind w:left="2880" w:hanging="360"/>
+      </w:pPr>
+      <w:rPr>
+        <w:rFonts w:ascii="Symbol" w:hAnsi="Symbol" w:hint="default"/>
+      </w:rPr>
+    </w:lvl>
+    <w:lvl w:ilvl="4" w:tplc="04090003" w:tentative="1">
+      <w:start w:val="1"/>
+      <w:numFmt w:val="bullet"/>
+      <w:lvlText w:val="o"/>
+      <w:lvlJc w:val="left"/>
+      <w:pPr>
+        <w:ind w:left="3600" w:hanging="360"/>
+      </w:pPr>
+      <w:rPr>
+        <w:rFonts w:ascii="Courier New" w:hAnsi="Courier New" w:cs="Courier New" w:hint="default"/>
+      </w:rPr>
+    </w:lvl>
+    <w:lvl w:ilvl="5" w:tplc="04090005" w:tentative="1">
+      <w:start w:val="1"/>
+      <w:numFmt w:val="bullet"/>
+      <w:lvlText w:val=""/>
+      <w:lvlJc w:val="left"/>
+      <w:pPr>
+        <w:ind w:left="4320" w:hanging="360"/>
+      </w:pPr>
+      <w:rPr>
+        <w:rFonts w:ascii="Wingdings" w:hAnsi="Wingdings" w:hint="default"/>
+      </w:rPr>
+    </w:lvl>
+    <w:lvl w:ilvl="6" w:tplc="04090001" w:tentative="1">
+      <w:start w:val="1"/>
+      <w:numFmt w:val="bullet"/>
+      <w:lvlText w:val=""/>
+      <w:lvlJc w:val="left"/>
+      <w:pPr>
+        <w:ind w:left="5040" w:hanging="360"/>
+      </w:pPr>
+      <w:rPr>
+        <w:rFonts w:ascii="Symbol" w:hAnsi="Symbol" w:hint="default"/>
+      </w:rPr>
+    </w:lvl>
+    <w:lvl w:ilvl="7" w:tplc="04090003" w:tentative="1">
+      <w:start w:val="1"/>
+      <w:numFmt w:val="bullet"/>
+      <w:lvlText w:val="o"/>
+      <w:lvlJc w:val="left"/>
+      <w:pPr>
+        <w:ind w:left="5760" w:hanging="360"/>
+      </w:pPr>
+      <w:rPr>
+        <w:rFonts w:ascii="Courier New" w:hAnsi="Courier New" w:cs="Courier New" w:hint="default"/>
+      </w:rPr>
+    </w:lvl>
+    <w:lvl w:ilvl="8" w:tplc="04090005" w:tentative="1">
+      <w:start w:val="1"/>
+      <w:numFmt w:val="bullet"/>
+      <w:lvlText w:val=""/>
+      <w:lvlJc w:val="left"/>
+      <w:pPr>
+        <w:ind w:left="6480" w:hanging="360"/>
+      </w:pPr>
+      <w:rPr>
+        <w:rFonts w:ascii="Wingdings" w:hAnsi="Wingdings" w:hint="default"/>
+      </w:rPr>
+    </w:lvl>
+  </w:abstractNum>
+  <w:abstractNum w:abstractNumId="17" w15:restartNumberingAfterBreak="0">
+    <w:nsid w:val="76F609BF"/>
+    <w:multiLevelType w:val="hybridMultilevel"/>
+    <w:tmpl w:val="CDCA42B8"/>
+    <w:lvl w:ilvl="0" w:tplc="04090001">
+      <w:start w:val="1"/>
+      <w:numFmt w:val="bullet"/>
+      <w:lvlText w:val=""/>
+      <w:lvlJc w:val="left"/>
+      <w:pPr>
+        <w:ind w:left="720" w:hanging="360"/>
+      </w:pPr>
+      <w:rPr>
+        <w:rFonts w:ascii="Symbol" w:hAnsi="Symbol" w:hint="default"/>
+      </w:rPr>
+    </w:lvl>
+    <w:lvl w:ilvl="1" w:tplc="04090003" w:tentative="1">
+      <w:start w:val="1"/>
+      <w:numFmt w:val="bullet"/>
+      <w:lvlText w:val="o"/>
+      <w:lvlJc w:val="left"/>
+      <w:pPr>
+        <w:ind w:left="1440" w:hanging="360"/>
+      </w:pPr>
+      <w:rPr>
+        <w:rFonts w:ascii="Courier New" w:hAnsi="Courier New" w:cs="Courier New" w:hint="default"/>
+      </w:rPr>
+    </w:lvl>
+    <w:lvl w:ilvl="2" w:tplc="04090005" w:tentative="1">
+      <w:start w:val="1"/>
+      <w:numFmt w:val="bullet"/>
+      <w:lvlText w:val=""/>
+      <w:lvlJc w:val="left"/>
+      <w:pPr>
+        <w:ind w:left="2160" w:hanging="360"/>
+      </w:pPr>
+      <w:rPr>
+        <w:rFonts w:ascii="Wingdings" w:hAnsi="Wingdings" w:hint="default"/>
+      </w:rPr>
+    </w:lvl>
+    <w:lvl w:ilvl="3" w:tplc="04090001" w:tentative="1">
+      <w:start w:val="1"/>
+      <w:numFmt w:val="bullet"/>
+      <w:lvlText w:val=""/>
+      <w:lvlJc w:val="left"/>
+      <w:pPr>
+        <w:ind w:left="2880" w:hanging="360"/>
+      </w:pPr>
+      <w:rPr>
+        <w:rFonts w:ascii="Symbol" w:hAnsi="Symbol" w:hint="default"/>
+      </w:rPr>
+    </w:lvl>
+    <w:lvl w:ilvl="4" w:tplc="04090003" w:tentative="1">
+      <w:start w:val="1"/>
+      <w:numFmt w:val="bullet"/>
+      <w:lvlText w:val="o"/>
+      <w:lvlJc w:val="left"/>
+      <w:pPr>
+        <w:ind w:left="3600" w:hanging="360"/>
+      </w:pPr>
+      <w:rPr>
+        <w:rFonts w:ascii="Courier New" w:hAnsi="Courier New" w:cs="Courier New" w:hint="default"/>
+      </w:rPr>
+    </w:lvl>
+    <w:lvl w:ilvl="5" w:tplc="04090005" w:tentative="1">
+      <w:start w:val="1"/>
+      <w:numFmt w:val="bullet"/>
+      <w:lvlText w:val=""/>
+      <w:lvlJc w:val="left"/>
+      <w:pPr>
+        <w:ind w:left="4320" w:hanging="360"/>
+      </w:pPr>
+      <w:rPr>
+        <w:rFonts w:ascii="Wingdings" w:hAnsi="Wingdings" w:hint="default"/>
+      </w:rPr>
+    </w:lvl>
+    <w:lvl w:ilvl="6" w:tplc="04090001" w:tentative="1">
+      <w:start w:val="1"/>
+      <w:numFmt w:val="bullet"/>
+      <w:lvlText w:val=""/>
+      <w:lvlJc w:val="left"/>
+      <w:pPr>
+        <w:ind w:left="5040" w:hanging="360"/>
+      </w:pPr>
+      <w:rPr>
+        <w:rFonts w:ascii="Symbol" w:hAnsi="Symbol" w:hint="default"/>
+      </w:rPr>
+    </w:lvl>
+    <w:lvl w:ilvl="7" w:tplc="04090003" w:tentative="1">
+      <w:start w:val="1"/>
+      <w:numFmt w:val="bullet"/>
+      <w:lvlText w:val="o"/>
+      <w:lvlJc w:val="left"/>
+      <w:pPr>
+        <w:ind w:left="5760" w:hanging="360"/>
+      </w:pPr>
+      <w:rPr>
+        <w:rFonts w:ascii="Courier New" w:hAnsi="Courier New" w:cs="Courier New" w:hint="default"/>
+      </w:rPr>
+    </w:lvl>
+    <w:lvl w:ilvl="8" w:tplc="04090005" w:tentative="1">
+      <w:start w:val="1"/>
+      <w:numFmt w:val="bullet"/>
+      <w:lvlText w:val=""/>
+      <w:lvlJc w:val="left"/>
+      <w:pPr>
+        <w:ind w:left="6480" w:hanging="360"/>
+      </w:pPr>
+      <w:rPr>
+        <w:rFonts w:ascii="Wingdings" w:hAnsi="Wingdings" w:hint="default"/>
+      </w:rPr>
+    </w:lvl>
+  </w:abstractNum>
+  <w:abstractNum w:abstractNumId="18" w15:restartNumberingAfterBreak="0">
+    <w:nsid w:val="7739207B"/>
+    <w:multiLevelType w:val="hybridMultilevel"/>
+    <w:tmpl w:val="99A4C800"/>
+    <w:lvl w:ilvl="0" w:tplc="04090001">
+      <w:start w:val="1"/>
+      <w:numFmt w:val="bullet"/>
+      <w:lvlText w:val=""/>
+      <w:lvlJc w:val="left"/>
+      <w:pPr>
+        <w:ind w:left="720" w:hanging="360"/>
+      </w:pPr>
+      <w:rPr>
+        <w:rFonts w:ascii="Symbol" w:hAnsi="Symbol" w:hint="default"/>
+      </w:rPr>
+    </w:lvl>
+    <w:lvl w:ilvl="1" w:tplc="04090003" w:tentative="1">
+      <w:start w:val="1"/>
+      <w:numFmt w:val="bullet"/>
+      <w:lvlText w:val="o"/>
+      <w:lvlJc w:val="left"/>
+      <w:pPr>
+        <w:ind w:left="1440" w:hanging="360"/>
+      </w:pPr>
+      <w:rPr>
+        <w:rFonts w:ascii="Courier New" w:hAnsi="Courier New" w:cs="Courier New" w:hint="default"/>
+      </w:rPr>
+    </w:lvl>
+    <w:lvl w:ilvl="2" w:tplc="04090005" w:tentative="1">
+      <w:start w:val="1"/>
+      <w:numFmt w:val="bullet"/>
+      <w:lvlText w:val=""/>
+      <w:lvlJc w:val="left"/>
+      <w:pPr>
+        <w:ind w:left="2160" w:hanging="360"/>
+      </w:pPr>
+      <w:rPr>
+        <w:rFonts w:ascii="Wingdings" w:hAnsi="Wingdings" w:hint="default"/>
+      </w:rPr>
+    </w:lvl>
+    <w:lvl w:ilvl="3" w:tplc="04090001" w:tentative="1">
+      <w:start w:val="1"/>
+      <w:numFmt w:val="bullet"/>
+      <w:lvlText w:val=""/>
+      <w:lvlJc w:val="left"/>
+      <w:pPr>
+        <w:ind w:left="2880" w:hanging="360"/>
+      </w:pPr>
+      <w:rPr>
+        <w:rFonts w:ascii="Symbol" w:hAnsi="Symbol" w:hint="default"/>
+      </w:rPr>
+    </w:lvl>
+    <w:lvl w:ilvl="4" w:tplc="04090003" w:tentative="1">
+      <w:start w:val="1"/>
+      <w:numFmt w:val="bullet"/>
+      <w:lvlText w:val="o"/>
+      <w:lvlJc w:val="left"/>
+      <w:pPr>
+        <w:ind w:left="3600" w:hanging="360"/>
+      </w:pPr>
+      <w:rPr>
+        <w:rFonts w:ascii="Courier New" w:hAnsi="Courier New" w:cs="Courier New" w:hint="default"/>
+      </w:rPr>
+    </w:lvl>
+    <w:lvl w:ilvl="5" w:tplc="04090005" w:tentative="1">
+      <w:start w:val="1"/>
+      <w:numFmt w:val="bullet"/>
+      <w:lvlText w:val=""/>
+      <w:lvlJc w:val="left"/>
+      <w:pPr>
+        <w:ind w:left="4320" w:hanging="360"/>
+      </w:pPr>
+      <w:rPr>
+        <w:rFonts w:ascii="Wingdings" w:hAnsi="Wingdings" w:hint="default"/>
+      </w:rPr>
+    </w:lvl>
+    <w:lvl w:ilvl="6" w:tplc="04090001" w:tentative="1">
+      <w:start w:val="1"/>
+      <w:numFmt w:val="bullet"/>
+      <w:lvlText w:val=""/>
+      <w:lvlJc w:val="left"/>
+      <w:pPr>
+        <w:ind w:left="5040" w:hanging="360"/>
+      </w:pPr>
+      <w:rPr>
+        <w:rFonts w:ascii="Symbol" w:hAnsi="Symbol" w:hint="default"/>
+      </w:rPr>
+    </w:lvl>
+    <w:lvl w:ilvl="7" w:tplc="04090003" w:tentative="1">
+      <w:start w:val="1"/>
+      <w:numFmt w:val="bullet"/>
+      <w:lvlText w:val="o"/>
+      <w:lvlJc w:val="left"/>
+      <w:pPr>
+        <w:ind w:left="5760" w:hanging="360"/>
+      </w:pPr>
+      <w:rPr>
+        <w:rFonts w:ascii="Courier New" w:hAnsi="Courier New" w:cs="Courier New" w:hint="default"/>
+      </w:rPr>
+    </w:lvl>
+    <w:lvl w:ilvl="8" w:tplc="04090005" w:tentative="1">
+      <w:start w:val="1"/>
+      <w:numFmt w:val="bullet"/>
+      <w:lvlText w:val=""/>
+      <w:lvlJc w:val="left"/>
+      <w:pPr>
+        <w:ind w:left="6480" w:hanging="360"/>
+      </w:pPr>
+      <w:rPr>
+        <w:rFonts w:ascii="Wingdings" w:hAnsi="Wingdings" w:hint="default"/>
+      </w:rPr>
+    </w:lvl>
+  </w:abstractNum>
   <w:num w:numId="1" w16cid:durableId="653870819">
+    <w:abstractNumId w:val="4"/>
+  </w:num>
+  <w:num w:numId="2" w16cid:durableId="1842037635">
+    <w:abstractNumId w:val="9"/>
+  </w:num>
+  <w:num w:numId="3" w16cid:durableId="1041435997">
+    <w:abstractNumId w:val="11"/>
+  </w:num>
+  <w:num w:numId="4" w16cid:durableId="1652831045">
+    <w:abstractNumId w:val="3"/>
+  </w:num>
+  <w:num w:numId="5" w16cid:durableId="1562208664">
+    <w:abstractNumId w:val="6"/>
+  </w:num>
+  <w:num w:numId="6" w16cid:durableId="504981926">
+    <w:abstractNumId w:val="14"/>
+  </w:num>
+  <w:num w:numId="7" w16cid:durableId="1920476353">
+    <w:abstractNumId w:val="10"/>
+  </w:num>
+  <w:num w:numId="8" w16cid:durableId="689454225">
+    <w:abstractNumId w:val="12"/>
+  </w:num>
+  <w:num w:numId="9" w16cid:durableId="1880779493">
+    <w:abstractNumId w:val="2"/>
+  </w:num>
+  <w:num w:numId="10" w16cid:durableId="1159690037">
+    <w:abstractNumId w:val="17"/>
+  </w:num>
+  <w:num w:numId="11" w16cid:durableId="1118720613">
+    <w:abstractNumId w:val="8"/>
+  </w:num>
+  <w:num w:numId="12" w16cid:durableId="163860031">
     <w:abstractNumId w:val="1"/>
   </w:num>
-  <w:num w:numId="2" w16cid:durableId="1842037635">
-    <w:abstractNumId w:val="3"/>
+  <w:num w:numId="13" w16cid:durableId="1197886824">
+    <w:abstractNumId w:val="15"/>
   </w:num>
-  <w:num w:numId="3" w16cid:durableId="1041435997">
-    <w:abstractNumId w:val="4"/>
-  </w:num>
-  <w:num w:numId="4" w16cid:durableId="1652831045">
+  <w:num w:numId="14" w16cid:durableId="413942287">
     <w:abstractNumId w:val="0"/>
   </w:num>
-  <w:num w:numId="5" w16cid:durableId="1562208664">
-    <w:abstractNumId w:val="2"/>
+  <w:num w:numId="15" w16cid:durableId="603265441">
+    <w:abstractNumId w:val="16"/>
+  </w:num>
+  <w:num w:numId="16" w16cid:durableId="1597136049">
+    <w:abstractNumId w:val="7"/>
+  </w:num>
+  <w:num w:numId="17" w16cid:durableId="967467761">
+    <w:abstractNumId w:val="18"/>
+  </w:num>
+  <w:num w:numId="18" w16cid:durableId="820195351">
+    <w:abstractNumId w:val="5"/>
+  </w:num>
+  <w:num w:numId="19" w16cid:durableId="1696685494">
+    <w:abstractNumId w:val="13"/>
   </w:num>
 </w:numbering>
 </file>
@@ -3523,7 +7526,6 @@
   <w:style w:type="character" w:default="1" w:styleId="DefaultParagraphFont">
     <w:name w:val="Default Paragraph Font"/>
     <w:uiPriority w:val="1"/>
-    <w:semiHidden/>
     <w:unhideWhenUsed/>
   </w:style>
   <w:style w:type="table" w:default="1" w:styleId="TableNormal">
@@ -4102,6 +8104,160 @@
       <w:ind w:left="220"/>
     </w:pPr>
   </w:style>
+  <w:style w:type="character" w:styleId="UnresolvedMention">
+    <w:name w:val="Unresolved Mention"/>
+    <w:basedOn w:val="DefaultParagraphFont"/>
+    <w:uiPriority w:val="99"/>
+    <w:semiHidden/>
+    <w:unhideWhenUsed/>
+    <w:rsid w:val="00602938"/>
+    <w:rPr>
+      <w:color w:val="605E5C"/>
+      <w:shd w:val="clear" w:color="auto" w:fill="E1DFDD"/>
+    </w:rPr>
+  </w:style>
+  <w:style w:type="character" w:styleId="FollowedHyperlink">
+    <w:name w:val="FollowedHyperlink"/>
+    <w:basedOn w:val="DefaultParagraphFont"/>
+    <w:uiPriority w:val="99"/>
+    <w:semiHidden/>
+    <w:unhideWhenUsed/>
+    <w:rsid w:val="00602938"/>
+    <w:rPr>
+      <w:color w:val="96607D" w:themeColor="followedHyperlink"/>
+      <w:u w:val="single"/>
+    </w:rPr>
+  </w:style>
+  <w:style w:type="paragraph" w:styleId="FootnoteText">
+    <w:name w:val="footnote text"/>
+    <w:basedOn w:val="Normal"/>
+    <w:link w:val="FootnoteTextChar"/>
+    <w:uiPriority w:val="99"/>
+    <w:semiHidden/>
+    <w:unhideWhenUsed/>
+    <w:rsid w:val="00602938"/>
+    <w:pPr>
+      <w:spacing w:after="0" w:line="240" w:lineRule="auto"/>
+    </w:pPr>
+    <w:rPr>
+      <w:sz w:val="20"/>
+      <w:szCs w:val="20"/>
+    </w:rPr>
+  </w:style>
+  <w:style w:type="character" w:customStyle="1" w:styleId="FootnoteTextChar">
+    <w:name w:val="Footnote Text Char"/>
+    <w:basedOn w:val="DefaultParagraphFont"/>
+    <w:link w:val="FootnoteText"/>
+    <w:uiPriority w:val="99"/>
+    <w:semiHidden/>
+    <w:rsid w:val="00602938"/>
+    <w:rPr>
+      <w:rFonts w:asciiTheme="minorHAnsi" w:hAnsiTheme="minorHAnsi"/>
+      <w:sz w:val="20"/>
+      <w:szCs w:val="20"/>
+      <w:lang w:val="en-CA"/>
+    </w:rPr>
+  </w:style>
+  <w:style w:type="character" w:styleId="FootnoteReference">
+    <w:name w:val="footnote reference"/>
+    <w:basedOn w:val="DefaultParagraphFont"/>
+    <w:uiPriority w:val="99"/>
+    <w:semiHidden/>
+    <w:unhideWhenUsed/>
+    <w:rsid w:val="00602938"/>
+    <w:rPr>
+      <w:vertAlign w:val="superscript"/>
+    </w:rPr>
+  </w:style>
+  <w:style w:type="paragraph" w:styleId="TOC3">
+    <w:name w:val="toc 3"/>
+    <w:basedOn w:val="Normal"/>
+    <w:next w:val="Normal"/>
+    <w:autoRedefine/>
+    <w:uiPriority w:val="39"/>
+    <w:unhideWhenUsed/>
+    <w:rsid w:val="00970730"/>
+    <w:pPr>
+      <w:spacing w:after="100"/>
+      <w:ind w:left="440"/>
+    </w:pPr>
+  </w:style>
+  <w:style w:type="table" w:styleId="GridTable4-Accent6">
+    <w:name w:val="Grid Table 4 Accent 6"/>
+    <w:basedOn w:val="TableNormal"/>
+    <w:uiPriority w:val="49"/>
+    <w:rsid w:val="007E752D"/>
+    <w:pPr>
+      <w:spacing w:after="0" w:line="240" w:lineRule="auto"/>
+    </w:pPr>
+    <w:tblPr>
+      <w:tblStyleRowBandSize w:val="1"/>
+      <w:tblStyleColBandSize w:val="1"/>
+      <w:tblBorders>
+        <w:top w:val="single" w:sz="4" w:space="0" w:color="8DD873" w:themeColor="accent6" w:themeTint="99"/>
+        <w:left w:val="single" w:sz="4" w:space="0" w:color="8DD873" w:themeColor="accent6" w:themeTint="99"/>
+        <w:bottom w:val="single" w:sz="4" w:space="0" w:color="8DD873" w:themeColor="accent6" w:themeTint="99"/>
+        <w:right w:val="single" w:sz="4" w:space="0" w:color="8DD873" w:themeColor="accent6" w:themeTint="99"/>
+        <w:insideH w:val="single" w:sz="4" w:space="0" w:color="8DD873" w:themeColor="accent6" w:themeTint="99"/>
+        <w:insideV w:val="single" w:sz="4" w:space="0" w:color="8DD873" w:themeColor="accent6" w:themeTint="99"/>
+      </w:tblBorders>
+    </w:tblPr>
+    <w:tblStylePr w:type="firstRow">
+      <w:rPr>
+        <w:b/>
+        <w:bCs/>
+        <w:color w:val="FFFFFF" w:themeColor="background1"/>
+      </w:rPr>
+      <w:tblPr/>
+      <w:tcPr>
+        <w:tcBorders>
+          <w:top w:val="single" w:sz="4" w:space="0" w:color="4EA72E" w:themeColor="accent6"/>
+          <w:left w:val="single" w:sz="4" w:space="0" w:color="4EA72E" w:themeColor="accent6"/>
+          <w:bottom w:val="single" w:sz="4" w:space="0" w:color="4EA72E" w:themeColor="accent6"/>
+          <w:right w:val="single" w:sz="4" w:space="0" w:color="4EA72E" w:themeColor="accent6"/>
+          <w:insideH w:val="nil"/>
+          <w:insideV w:val="nil"/>
+        </w:tcBorders>
+        <w:shd w:val="clear" w:color="auto" w:fill="4EA72E" w:themeFill="accent6"/>
+      </w:tcPr>
+    </w:tblStylePr>
+    <w:tblStylePr w:type="lastRow">
+      <w:rPr>
+        <w:b/>
+        <w:bCs/>
+      </w:rPr>
+      <w:tblPr/>
+      <w:tcPr>
+        <w:tcBorders>
+          <w:top w:val="double" w:sz="4" w:space="0" w:color="4EA72E" w:themeColor="accent6"/>
+        </w:tcBorders>
+      </w:tcPr>
+    </w:tblStylePr>
+    <w:tblStylePr w:type="firstCol">
+      <w:rPr>
+        <w:b/>
+        <w:bCs/>
+      </w:rPr>
+    </w:tblStylePr>
+    <w:tblStylePr w:type="lastCol">
+      <w:rPr>
+        <w:b/>
+        <w:bCs/>
+      </w:rPr>
+    </w:tblStylePr>
+    <w:tblStylePr w:type="band1Vert">
+      <w:tblPr/>
+      <w:tcPr>
+        <w:shd w:val="clear" w:color="auto" w:fill="D9F2D0" w:themeFill="accent6" w:themeFillTint="33"/>
+      </w:tcPr>
+    </w:tblStylePr>
+    <w:tblStylePr w:type="band1Horz">
+      <w:tblPr/>
+      <w:tcPr>
+        <w:shd w:val="clear" w:color="auto" w:fill="D9F2D0" w:themeFill="accent6" w:themeFillTint="33"/>
+      </w:tcPr>
+    </w:tblStylePr>
+  </w:style>
 </w:styles>
 </file>
 
